--- a/uploads/ven.docx
+++ b/uploads/ven.docx
@@ -70,7 +70,7 @@
                               <w:rPr>
                                 <w:rFonts w:ascii="TH SarabunPSK" w:hAnsi="TH SarabunPSK" w:cs="TH SarabunPSK"/>
                               </w:rPr>
-                              <w:t>CH1686277969</w:t>
+                              <w:t>CH1686589020</w:t>
                             </w:r>
                           </w:p>
                         </w:txbxContent>
@@ -110,7 +110,7 @@
                         <w:rPr>
                           <w:rFonts w:ascii="TH SarabunPSK" w:hAnsi="TH SarabunPSK" w:cs="TH SarabunPSK"/>
                         </w:rPr>
-                        <w:t>CH1686277969</w:t>
+                        <w:t>CH1686589020</w:t>
                       </w:r>
                     </w:p>
                   </w:txbxContent>
@@ -338,7 +338,7 @@
           <w:sz w:val="34"/>
           <w:szCs w:val="34"/>
         </w:rPr>
-        <w:t>9 มิถุนายน 2566</w:t>
+        <w:t>12 มิถุนายน 2566</w:t>
       </w:r>
     </w:p>
     <w:p>
@@ -896,7 +896,7 @@
           <w:sz w:val="34"/>
           <w:szCs w:val="34"/>
         </w:rPr>
-        <w:t xml:space="preserve">user1  </w:t>
+        <w:t xml:space="preserve">นายประยุทธ แก้วภักดี </w:t>
       </w:r>
       <w:r>
         <w:rPr>
@@ -913,7 +913,7 @@
           <w:sz w:val="34"/>
           <w:szCs w:val="34"/>
         </w:rPr>
-        <w:t>dddd</w:t>
+        <w:t>ผู้พิพากษา</w:t>
       </w:r>
       <w:r>
         <w:rPr>
@@ -966,7 +966,7 @@
           <w:sz w:val="34"/>
           <w:szCs w:val="34"/>
         </w:rPr>
-        <w:t> และข้าพเจ้าจะมาปฎิบัติหน้าที่แทน user1  ในวันที่ 18 มิถุนายน 2566 ตั้งแต่เวลา 08.30 – 16.30 นาฬิกา</w:t>
+        <w:t> ในวันที่ 17 มิถุนายน 2566 ตั้งแต่เวลา 08.30 – 16.30 นาฬิกา</w:t>
       </w:r>
       <w:r>
         <w:rPr>
@@ -1207,7 +1207,7 @@
           <w:sz w:val="34"/>
           <w:szCs w:val="34"/>
         </w:rPr>
-        <w:t>user1 </w:t>
+        <w:t>นายประยุทธ แก้วภักดี</w:t>
       </w:r>
       <w:r>
         <w:rPr>
@@ -1235,7 +1235,7 @@
           <w:sz w:val="34"/>
           <w:szCs w:val="34"/>
         </w:rPr>
-        <w:t>dddd</w:t>
+        <w:t>ผู้พิพากษา</w:t>
       </w:r>
     </w:p>
     <w:p>

--- a/uploads/ven.docx
+++ b/uploads/ven.docx
@@ -70,7 +70,7 @@
                               <w:rPr>
                                 <w:rFonts w:ascii="TH SarabunPSK" w:hAnsi="TH SarabunPSK" w:cs="TH SarabunPSK"/>
                               </w:rPr>
-                              <w:t>CH1686589020</w:t>
+                              <w:t>CH1686929332</w:t>
                             </w:r>
                           </w:p>
                         </w:txbxContent>
@@ -110,7 +110,7 @@
                         <w:rPr>
                           <w:rFonts w:ascii="TH SarabunPSK" w:hAnsi="TH SarabunPSK" w:cs="TH SarabunPSK"/>
                         </w:rPr>
-                        <w:t>CH1686589020</w:t>
+                        <w:t>CH1686929332</w:t>
                       </w:r>
                     </w:p>
                   </w:txbxContent>
@@ -338,7 +338,7 @@
           <w:sz w:val="34"/>
           <w:szCs w:val="34"/>
         </w:rPr>
-        <w:t>12 มิถุนายน 2566</w:t>
+        <w:t>16 มิถุนายน 2566</w:t>
       </w:r>
     </w:p>
     <w:p>
@@ -549,7 +549,7 @@
           <w:sz w:val="34"/>
           <w:szCs w:val="34"/>
         </w:rPr>
-        <w:t>333</w:t>
+        <w:t>999</w:t>
       </w:r>
       <w:r>
         <w:rPr>
@@ -566,7 +566,7 @@
           <w:sz w:val="34"/>
           <w:szCs w:val="34"/>
         </w:rPr>
-        <w:t>29 พฤษภาคม 2566</w:t>
+        <w:t>15 มิถุนายน 2566</w:t>
       </w:r>
       <w:r>
         <w:rPr>
@@ -717,7 +717,7 @@
           <w:sz w:val="34"/>
           <w:szCs w:val="34"/>
         </w:rPr>
-        <w:t>มิถุนายน 2566</w:t>
+        <w:t>กรกฎาคม 2566</w:t>
       </w:r>
       <w:r>
         <w:rPr>
@@ -770,7 +770,7 @@
           <w:sz w:val="34"/>
           <w:szCs w:val="34"/>
         </w:rPr>
-        <w:t>พเยาว์ สนพลาย </w:t>
+        <w:t>นายพเยาว์ สนพลาย</w:t>
       </w:r>
       <w:r>
         <w:rPr>
@@ -796,7 +796,7 @@
           <w:sz w:val="34"/>
           <w:szCs w:val="34"/>
         </w:rPr>
-        <w:t>เจ้าหน้าที่สารบรรณ</w:t>
+        <w:t>พนักงานคอมพิวเตอร์</w:t>
       </w:r>
       <w:r>
         <w:rPr>
@@ -831,7 +831,7 @@
           <w:sz w:val="34"/>
           <w:szCs w:val="34"/>
         </w:rPr>
-        <w:t>17 มิถุนายน 2566 ตั้งแต่เวลา 08.30 – 16.30 นาฬิกา</w:t>
+        <w:t>1 กรกฎาคม 2566 ตั้งแต่เวลา 08.30 – 16.30 นาฬิกา</w:t>
       </w:r>
       <w:r>
         <w:rPr>
@@ -896,7 +896,7 @@
           <w:sz w:val="34"/>
           <w:szCs w:val="34"/>
         </w:rPr>
-        <w:t xml:space="preserve">นายประยุทธ แก้วภักดี </w:t>
+        <w:t xml:space="preserve">นายชาญเดช งามทรัพย์ </w:t>
       </w:r>
       <w:r>
         <w:rPr>
@@ -913,7 +913,7 @@
           <w:sz w:val="34"/>
           <w:szCs w:val="34"/>
         </w:rPr>
-        <w:t>ผู้พิพากษา</w:t>
+        <w:t>นิติกรชำนาญการพิเศษ</w:t>
       </w:r>
       <w:r>
         <w:rPr>
@@ -966,7 +966,7 @@
           <w:sz w:val="34"/>
           <w:szCs w:val="34"/>
         </w:rPr>
-        <w:t> ในวันที่ 17 มิถุนายน 2566 ตั้งแต่เวลา 08.30 – 16.30 นาฬิกา</w:t>
+        <w:t> และข้าพเจ้าจะมาปฎิบัติหน้าที่แทน นายชาญเดช งามทรัพย์ ในวันที่ 2 กรกฎาคม 2566 ตั้งแต่เวลา 08.30 – 16.30 นาฬิกา</w:t>
       </w:r>
       <w:r>
         <w:rPr>
@@ -1109,7 +1109,7 @@
           <w:sz w:val="34"/>
           <w:szCs w:val="34"/>
         </w:rPr>
-        <w:t>พเยาว์ สนพลาย </w:t>
+        <w:t>นายพเยาว์ สนพลาย</w:t>
       </w:r>
       <w:r>
         <w:rPr>
@@ -1142,7 +1142,7 @@
           <w:sz w:val="34"/>
           <w:szCs w:val="34"/>
         </w:rPr>
-        <w:t>เจ้าหน้าที่สารบรรณ</w:t>
+        <w:t>พนักงานคอมพิวเตอร์</w:t>
       </w:r>
     </w:p>
     <w:p>
@@ -1207,7 +1207,7 @@
           <w:sz w:val="34"/>
           <w:szCs w:val="34"/>
         </w:rPr>
-        <w:t>นายประยุทธ แก้วภักดี</w:t>
+        <w:t>นายชาญเดช งามทรัพย์</w:t>
       </w:r>
       <w:r>
         <w:rPr>
@@ -1235,7 +1235,7 @@
           <w:sz w:val="34"/>
           <w:szCs w:val="34"/>
         </w:rPr>
-        <w:t>ผู้พิพากษา</w:t>
+        <w:t>นิติกรชำนาญการพิเศษ</w:t>
       </w:r>
     </w:p>
     <w:p>

--- a/uploads/ven.docx
+++ b/uploads/ven.docx
@@ -70,7 +70,7 @@
                               <w:rPr>
                                 <w:rFonts w:ascii="TH SarabunPSK" w:hAnsi="TH SarabunPSK" w:cs="TH SarabunPSK"/>
                               </w:rPr>
-                              <w:t>CH1686929332</w:t>
+                              <w:t>CH1687104265</w:t>
                             </w:r>
                           </w:p>
                         </w:txbxContent>
@@ -110,7 +110,7 @@
                         <w:rPr>
                           <w:rFonts w:ascii="TH SarabunPSK" w:hAnsi="TH SarabunPSK" w:cs="TH SarabunPSK"/>
                         </w:rPr>
-                        <w:t>CH1686929332</w:t>
+                        <w:t>CH1687104265</w:t>
                       </w:r>
                     </w:p>
                   </w:txbxContent>
@@ -212,6 +212,7 @@
           <w:rFonts w:ascii="TH SarabunIT๙" w:hAnsi="TH SarabunIT๙" w:cs="TH SarabunIT๙"/>
           <w:sz w:val="34"/>
           <w:szCs w:val="34"/>
+          <w:cs/>
         </w:rPr>
       </w:pPr>
       <w:r>
@@ -259,7 +260,7 @@
           <w:szCs w:val="34"/>
           <w:cs/>
         </w:rPr>
-        <w:t>สุราษฎร์ธานี</w:t>
+        <w:t>จังหวัดสุราษฎร์ธานี</w:t>
       </w:r>
     </w:p>
     <w:p>
@@ -300,7 +301,7 @@
           <w:rFonts w:ascii="TH SarabunIT๙" w:hAnsi="TH SarabunIT๙" w:cs="TH SarabunIT๙"/>
           <w:cs/>
         </w:rPr>
-        <w:t xml:space="preserve">                         </w:t>
+        <w:t xml:space="preserve">                          </w:t>
       </w:r>
       <w:r>
         <w:rPr>
@@ -338,7 +339,7 @@
           <w:sz w:val="34"/>
           <w:szCs w:val="34"/>
         </w:rPr>
-        <w:t>16 มิถุนายน 2566</w:t>
+        <w:t>18 มิถุนายน 2566</w:t>
       </w:r>
     </w:p>
     <w:p>
@@ -366,24 +367,27 @@
       <w:r>
         <w:rPr>
           <w:rFonts w:ascii="TH SarabunIT๙" w:hAnsi="TH SarabunIT๙" w:cs="TH SarabunIT๙"/>
-          <w:sz w:val="34"/>
-          <w:szCs w:val="34"/>
-          <w:cs/>
-        </w:rPr>
-        <w:t>ขอ</w:t>
+          <w:spacing w:val="-10"/>
+          <w:sz w:val="34"/>
+          <w:szCs w:val="34"/>
+          <w:cs/>
+        </w:rPr>
+        <w:t>ขอเปลี่ยนเวร</w:t>
       </w:r>
       <w:r>
         <w:rPr>
           <w:rFonts w:ascii="TH SarabunIT๙" w:hAnsi="TH SarabunIT๙" w:cs="TH SarabunIT๙" w:hint="cs"/>
-          <w:sz w:val="34"/>
-          <w:szCs w:val="34"/>
-          <w:cs/>
-        </w:rPr>
-        <w:t>เปลี่ยนเวร</w:t>
-      </w:r>
-      <w:r>
-        <w:rPr>
-          <w:rFonts w:ascii="TH SarabunIT๙" w:hAnsi="TH SarabunIT๙" w:cs="TH SarabunIT๙"/>
+          <w:spacing w:val="-10"/>
+          <w:sz w:val="34"/>
+          <w:szCs w:val="34"/>
+          <w:cs/>
+        </w:rPr>
+        <w:t>การ</w:t>
+      </w:r>
+      <w:r>
+        <w:rPr>
+          <w:rFonts w:ascii="TH SarabunIT๙" w:hAnsi="TH SarabunIT๙" w:cs="TH SarabunIT๙"/>
+          <w:spacing w:val="-10"/>
           <w:sz w:val="34"/>
           <w:szCs w:val="34"/>
           <w:cs/>
@@ -393,11 +397,12 @@
       <w:r>
         <w:rPr>
           <w:rFonts w:ascii="TH SarabunIT๙" w:hAnsi="TH SarabunIT๙" w:cs="TH SarabunIT๙" w:hint="cs"/>
-          <w:sz w:val="34"/>
-          <w:szCs w:val="34"/>
-          <w:cs/>
-        </w:rPr>
-        <w:t>หน้าที่ในวันหยุด</w:t>
+          <w:spacing w:val="-10"/>
+          <w:sz w:val="34"/>
+          <w:szCs w:val="34"/>
+          <w:cs/>
+        </w:rPr>
+        <w:t>งานนอกเวลาราชการปกติเพื่อปฏิบัติหน้าที่การออกหมายจับและหมายค้น</w:t>
       </w:r>
       <w:r>
         <w:rPr>
@@ -448,7 +453,7 @@
       </w:r>
       <w:r>
         <w:rPr>
-          <w:rFonts w:ascii="TH SarabunIT๙" w:hAnsi="TH SarabunIT๙" w:cs="TH SarabunIT๙" w:hint="cs"/>
+          <w:rFonts w:ascii="TH SarabunIT๙" w:hAnsi="TH SarabunIT๙" w:cs="TH SarabunIT๙"/>
           <w:sz w:val="34"/>
           <w:szCs w:val="34"/>
           <w:cs/>
@@ -487,52 +492,52 @@
       </w:r>
       <w:r>
         <w:rPr>
-          <w:rFonts w:ascii="TH SarabunIT๙" w:hAnsi="TH SarabunIT๙" w:cs="TH SarabunIT๙"/>
-          <w:sz w:val="34"/>
-          <w:szCs w:val="34"/>
-          <w:cs/>
-        </w:rPr>
-        <w:t>คำสั่ง</w:t>
-      </w:r>
-      <w:r>
-        <w:rPr>
-          <w:rFonts w:ascii="TH SarabunIT๙" w:hAnsi="TH SarabunIT๙" w:cs="TH SarabunIT๙"/>
-          <w:sz w:val="34"/>
-          <w:szCs w:val="34"/>
-          <w:cs/>
-        </w:rPr>
-        <w:t>ศาล</w:t>
-      </w:r>
-      <w:r>
-        <w:rPr>
           <w:rFonts w:ascii="TH SarabunIT๙" w:hAnsi="TH SarabunIT๙" w:cs="TH SarabunIT๙" w:hint="cs"/>
           <w:sz w:val="34"/>
           <w:szCs w:val="34"/>
           <w:cs/>
         </w:rPr>
+        <w:t>คำสั่งศ</w:t>
+      </w:r>
+      <w:r>
+        <w:rPr>
+          <w:rFonts w:ascii="TH SarabunIT๙" w:hAnsi="TH SarabunIT๙" w:cs="TH SarabunIT๙"/>
+          <w:sz w:val="34"/>
+          <w:szCs w:val="34"/>
+          <w:cs/>
+        </w:rPr>
+        <w:t>าล</w:t>
+      </w:r>
+      <w:r>
+        <w:rPr>
+          <w:rFonts w:ascii="TH SarabunIT๙" w:hAnsi="TH SarabunIT๙" w:cs="TH SarabunIT๙" w:hint="cs"/>
+          <w:sz w:val="34"/>
+          <w:szCs w:val="34"/>
+          <w:cs/>
+        </w:rPr>
         <w:t>เยาวชนและครอบครัวจังหวัด</w:t>
       </w:r>
       <w:r>
         <w:rPr>
+          <w:rFonts w:ascii="TH SarabunIT๙" w:hAnsi="TH SarabunIT๙" w:cs="TH SarabunIT๙"/>
+          <w:sz w:val="34"/>
+          <w:szCs w:val="34"/>
+          <w:cs/>
+        </w:rPr>
+        <w:t>สุราษฎร์ธานี</w:t>
+      </w:r>
+      <w:r>
+        <w:rPr>
           <w:rFonts w:ascii="TH SarabunIT๙" w:hAnsi="TH SarabunIT๙" w:cs="TH SarabunIT๙" w:hint="cs"/>
           <w:sz w:val="34"/>
           <w:szCs w:val="34"/>
           <w:cs/>
         </w:rPr>
-        <w:t xml:space="preserve">สุราษฎร์ธานี </w:t>
-      </w:r>
-      <w:r>
-        <w:rPr>
-          <w:rFonts w:ascii="TH SarabunIT๙" w:hAnsi="TH SarabunIT๙" w:cs="TH SarabunIT๙"/>
-          <w:sz w:val="34"/>
-          <w:szCs w:val="34"/>
-          <w:cs/>
-        </w:rPr>
-        <w:t>ที่</w:t>
-      </w:r>
-      <w:r>
-        <w:rPr>
-          <w:rFonts w:ascii="TH SarabunIT๙" w:hAnsi="TH SarabunIT๙" w:cs="TH SarabunIT๙"/>
+        <w:t xml:space="preserve"> ที่</w:t>
+      </w:r>
+      <w:r>
+        <w:rPr>
+          <w:rFonts w:ascii="TH SarabunIT๙" w:hAnsi="TH SarabunIT๙" w:cs="TH SarabunIT๙" w:hint="cs"/>
           <w:b/>
           <w:bCs/>
           <w:sz w:val="34"/>
@@ -549,24 +554,7 @@
           <w:sz w:val="34"/>
           <w:szCs w:val="34"/>
         </w:rPr>
-        <w:t>999</w:t>
-      </w:r>
-      <w:r>
-        <w:rPr>
-          <w:rFonts w:ascii="TH SarabunIT๙" w:hAnsi="TH SarabunIT๙" w:cs="TH SarabunIT๙"/>
-          <w:sz w:val="34"/>
-          <w:szCs w:val="34"/>
-          <w:cs/>
-        </w:rPr>
-        <w:t xml:space="preserve"> ลงวันที่ </w:t>
-      </w:r>
-      <w:r>
-        <w:rPr>
-          <w:rFonts w:ascii="TH SarabunIT๙" w:hAnsi="TH SarabunIT๙" w:cs="TH SarabunIT๙"/>
-          <w:sz w:val="34"/>
-          <w:szCs w:val="34"/>
-        </w:rPr>
-        <w:t>15 มิถุนายน 2566</w:t>
+        <w:t>48/66</w:t>
       </w:r>
       <w:r>
         <w:rPr>
@@ -582,11 +570,90 @@
           <w:rFonts w:ascii="TH SarabunIT๙" w:hAnsi="TH SarabunIT๙" w:cs="TH SarabunIT๙"/>
           <w:sz w:val="34"/>
           <w:szCs w:val="34"/>
+          <w:cs/>
+        </w:rPr>
+        <w:t>ลงวันที่</w:t>
+      </w:r>
+      <w:r>
+        <w:rPr>
+          <w:rFonts w:ascii="TH SarabunIT๙" w:hAnsi="TH SarabunIT๙" w:cs="TH SarabunIT๙"/>
+          <w:sz w:val="34"/>
+          <w:szCs w:val="34"/>
+          <w:cs/>
+        </w:rPr>
+        <w:t xml:space="preserve"> </w:t>
+      </w:r>
+      <w:r>
+        <w:rPr>
+          <w:rFonts w:ascii="TH SarabunIT๙" w:hAnsi="TH SarabunIT๙" w:cs="TH SarabunIT๙"/>
+          <w:sz w:val="34"/>
+          <w:szCs w:val="34"/>
+        </w:rPr>
+        <w:t>14 มิถุนายน 2566</w:t>
+      </w:r>
+      <w:r>
+        <w:rPr>
+          <w:rFonts w:ascii="TH SarabunIT๙" w:hAnsi="TH SarabunIT๙" w:cs="TH SarabunIT๙"/>
+          <w:sz w:val="34"/>
+          <w:szCs w:val="34"/>
+          <w:cs/>
+        </w:rPr>
+        <w:t xml:space="preserve"> </w:t>
+      </w:r>
+      <w:r>
+        <w:rPr>
+          <w:rFonts w:ascii="TH SarabunIT๙" w:hAnsi="TH SarabunIT๙" w:cs="TH SarabunIT๙"/>
+          <w:sz w:val="34"/>
+          <w:szCs w:val="34"/>
         </w:rPr>
         <w:t/>
       </w:r>
       <w:r>
         <w:rPr>
+          <w:rFonts w:ascii="TH SarabunIT๙" w:hAnsi="TH SarabunIT๙" w:cs="TH SarabunIT๙" w:hint="cs"/>
+          <w:sz w:val="34"/>
+          <w:szCs w:val="34"/>
+          <w:cs/>
+        </w:rPr>
+        <w:t xml:space="preserve"> เรื่อง ให้ข้าราชการตุลาการ ข้าราชการศาลยุติธรรม พนักงานราชการ และลูกจ้างอยู่เวรหมายจับและหมายค้น ประจำเดือน </w:t>
+      </w:r>
+      <w:r>
+        <w:rPr>
+          <w:rFonts w:ascii="TH SarabunIT๙" w:hAnsi="TH SarabunIT๙" w:cs="TH SarabunIT๙"/>
+          <w:sz w:val="34"/>
+          <w:szCs w:val="34"/>
+        </w:rPr>
+        <w:t>กรกฎาคม 2566 </w:t>
+      </w:r>
+      <w:r>
+        <w:rPr>
+          <w:rFonts w:ascii="TH SarabunIT๙" w:hAnsi="TH SarabunIT๙" w:cs="TH SarabunIT๙"/>
+          <w:sz w:val="34"/>
+          <w:szCs w:val="34"/>
+          <w:cs/>
+        </w:rPr>
+        <w:t>มี</w:t>
+      </w:r>
+      <w:r>
+        <w:rPr>
+          <w:rFonts w:ascii="TH SarabunIT๙" w:hAnsi="TH SarabunIT๙" w:cs="TH SarabunIT๙" w:hint="cs"/>
+          <w:sz w:val="34"/>
+          <w:szCs w:val="34"/>
+          <w:cs/>
+        </w:rPr>
+        <w:t>คำสั่งให้</w:t>
+      </w:r>
+      <w:r>
+        <w:rPr>
+          <w:rFonts w:ascii="TH SarabunIT๙" w:hAnsi="TH SarabunIT๙" w:cs="TH SarabunIT๙"/>
+          <w:sz w:val="34"/>
+          <w:szCs w:val="34"/>
+          <w:cs/>
+        </w:rPr>
+        <w:t>ข้าพเจ้า</w:t>
+      </w:r>
+      <w:r>
+        <w:rPr>
           <w:rFonts w:ascii="TH SarabunIT๙" w:hAnsi="TH SarabunIT๙" w:cs="TH SarabunIT๙"/>
           <w:sz w:val="34"/>
           <w:szCs w:val="34"/>
@@ -596,30 +663,55 @@
       </w:r>
       <w:r>
         <w:rPr>
+          <w:rFonts w:ascii="TH SarabunIT๙" w:hAnsi="TH SarabunIT๙" w:cs="TH SarabunIT๙"/>
+          <w:sz w:val="34"/>
+          <w:szCs w:val="34"/>
+        </w:rPr>
+        <w:t>นายพเยาว์ สนพลาย</w:t>
+      </w:r>
+      <w:r>
+        <w:rPr>
+          <w:rFonts w:ascii="TH SarabunIT๙" w:hAnsi="TH SarabunIT๙" w:cs="TH SarabunIT๙"/>
+          <w:sz w:val="34"/>
+          <w:szCs w:val="34"/>
+          <w:cs/>
+        </w:rPr>
+        <w:t xml:space="preserve"> ตำแหน่ง</w:t>
+      </w:r>
+      <w:r>
+        <w:rPr>
+          <w:rFonts w:ascii="TH SarabunIT๙" w:hAnsi="TH SarabunIT๙" w:cs="TH SarabunIT๙"/>
+          <w:sz w:val="34"/>
+          <w:szCs w:val="34"/>
+          <w:cs/>
+        </w:rPr>
+        <w:t xml:space="preserve"> </w:t>
+      </w:r>
+      <w:r>
+        <w:rPr>
+          <w:rFonts w:ascii="TH SarabunIT๙" w:hAnsi="TH SarabunIT๙" w:cs="TH SarabunIT๙"/>
+          <w:sz w:val="34"/>
+          <w:szCs w:val="34"/>
+        </w:rPr>
+        <w:t>พนักงานคอมพิวเตอร์</w:t>
+      </w:r>
+      <w:r>
+        <w:rPr>
+          <w:rFonts w:ascii="TH SarabunIT๙" w:hAnsi="TH SarabunIT๙" w:cs="TH SarabunIT๙"/>
+          <w:sz w:val="34"/>
+          <w:szCs w:val="34"/>
+          <w:cs/>
+        </w:rPr>
+        <w:t xml:space="preserve"> </w:t>
+      </w:r>
+      <w:r>
+        <w:rPr>
           <w:rFonts w:ascii="TH SarabunIT๙" w:hAnsi="TH SarabunIT๙" w:cs="TH SarabunIT๙" w:hint="cs"/>
           <w:sz w:val="34"/>
           <w:szCs w:val="34"/>
           <w:cs/>
         </w:rPr>
-        <w:t xml:space="preserve">เรื่อง </w:t>
-      </w:r>
-      <w:r>
-        <w:rPr>
-          <w:rFonts w:ascii="TH SarabunIT๙" w:hAnsi="TH SarabunIT๙" w:cs="TH SarabunIT๙"/>
-          <w:sz w:val="34"/>
-          <w:szCs w:val="34"/>
-          <w:cs/>
-        </w:rPr>
-        <w:t>ให้</w:t>
-      </w:r>
-      <w:r>
-        <w:rPr>
-          <w:rFonts w:ascii="TH SarabunIT๙" w:hAnsi="TH SarabunIT๙" w:cs="TH SarabunIT๙"/>
-          <w:sz w:val="34"/>
-          <w:szCs w:val="34"/>
-          <w:cs/>
-        </w:rPr>
-        <w:t>ข้าราชการ</w:t>
+        <w:t>อยู</w:t>
       </w:r>
       <w:r>
         <w:rPr>
@@ -628,25 +720,7 @@
           <w:szCs w:val="34"/>
           <w:cs/>
         </w:rPr>
-        <w:t>ฝ่าย</w:t>
-      </w:r>
-      <w:r>
-        <w:rPr>
-          <w:rFonts w:ascii="TH SarabunIT๙" w:hAnsi="TH SarabunIT๙" w:cs="TH SarabunIT๙"/>
-          <w:sz w:val="34"/>
-          <w:szCs w:val="34"/>
-          <w:cs/>
-        </w:rPr>
-        <w:t>ตุลาการ</w:t>
-      </w:r>
-      <w:r>
-        <w:rPr>
-          <w:rFonts w:ascii="TH SarabunIT๙" w:hAnsi="TH SarabunIT๙" w:cs="TH SarabunIT๙"/>
-          <w:sz w:val="34"/>
-          <w:szCs w:val="34"/>
-          <w:cs/>
-        </w:rPr>
-        <w:t>ศาลยุติธรรม</w:t>
+        <w:t>่</w:t>
       </w:r>
       <w:r>
         <w:rPr>
@@ -655,16 +729,33 @@
           <w:szCs w:val="34"/>
           <w:cs/>
         </w:rPr>
-        <w:t>และลูกจ้างมาปฏิบัติ</w:t>
-      </w:r>
-      <w:r>
-        <w:rPr>
-          <w:rFonts w:ascii="TH SarabunIT๙" w:hAnsi="TH SarabunIT๙" w:cs="TH SarabunIT๙"/>
-          <w:sz w:val="34"/>
-          <w:szCs w:val="34"/>
-          <w:cs/>
-        </w:rPr>
-        <w:t>ราชการ</w:t>
+        <w:t>ปฏิบัติหน้าที่เวรรักษาการณ์และเวรหมายจับหมายค้น ใน</w:t>
+      </w:r>
+      <w:r>
+        <w:rPr>
+          <w:rFonts w:ascii="TH SarabunIT๙" w:hAnsi="TH SarabunIT๙" w:cs="TH SarabunIT๙"/>
+          <w:sz w:val="34"/>
+          <w:szCs w:val="34"/>
+          <w:cs/>
+        </w:rPr>
+        <w:t xml:space="preserve">วันที่ </w:t>
+      </w:r>
+      <w:r>
+        <w:rPr>
+          <w:rFonts w:ascii="TH SarabunIT๙" w:hAnsi="TH SarabunIT๙" w:cs="TH SarabunIT๙"/>
+          <w:sz w:val="34"/>
+          <w:szCs w:val="34"/>
+        </w:rPr>
+        <w:t>1 กรกฎาคม 2566 ตั้งแต่เวลา 16.30 – 08.30  นาฬิกา</w:t>
+      </w:r>
+      <w:r>
+        <w:rPr>
+          <w:rFonts w:ascii="TH SarabunIT๙" w:hAnsi="TH SarabunIT๙" w:cs="TH SarabunIT๙"/>
+          <w:sz w:val="34"/>
+          <w:szCs w:val="34"/>
+          <w:cs/>
+        </w:rPr>
+        <w:t xml:space="preserve"> </w:t>
       </w:r>
       <w:r>
         <w:rPr>
@@ -673,174 +764,7 @@
           <w:szCs w:val="34"/>
           <w:cs/>
         </w:rPr>
-        <w:t>ใน</w:t>
-      </w:r>
-      <w:r>
-        <w:rPr>
-          <w:rFonts w:ascii="TH SarabunIT๙" w:hAnsi="TH SarabunIT๙" w:cs="TH SarabunIT๙"/>
-          <w:sz w:val="34"/>
-          <w:szCs w:val="34"/>
-          <w:cs/>
-        </w:rPr>
-        <w:t>วัน</w:t>
-      </w:r>
-      <w:r>
-        <w:rPr>
-          <w:rFonts w:ascii="TH SarabunIT๙" w:hAnsi="TH SarabunIT๙" w:cs="TH SarabunIT๙" w:hint="cs"/>
-          <w:sz w:val="34"/>
-          <w:szCs w:val="34"/>
-          <w:cs/>
-        </w:rPr>
-        <w:t>หยุดรา</w:t>
-      </w:r>
-      <w:r>
-        <w:rPr>
-          <w:rFonts w:ascii="TH SarabunIT๙" w:hAnsi="TH SarabunIT๙" w:cs="TH SarabunIT๙"/>
-          <w:sz w:val="34"/>
-          <w:szCs w:val="34"/>
-          <w:cs/>
-        </w:rPr>
-        <w:t>ชการ</w:t>
-      </w:r>
-      <w:r>
-        <w:rPr>
-          <w:rFonts w:ascii="TH SarabunIT๙" w:hAnsi="TH SarabunIT๙" w:cs="TH SarabunIT๙" w:hint="cs"/>
-          <w:sz w:val="34"/>
-          <w:szCs w:val="34"/>
-          <w:cs/>
-        </w:rPr>
-        <w:t xml:space="preserve">ตามพระราชบัญญัติศาลเยาวชนและครอบครัวและพิธีพิจารณาคดีเยาวชนและครอบครัว พ.ศ.๒๕๕๓ ประจำเดือน </w:t>
-      </w:r>
-      <w:r>
-        <w:rPr>
-          <w:rFonts w:ascii="TH SarabunIT๙" w:hAnsi="TH SarabunIT๙" w:cs="TH SarabunIT๙"/>
-          <w:sz w:val="34"/>
-          <w:szCs w:val="34"/>
-        </w:rPr>
-        <w:t>กรกฎาคม 2566</w:t>
-      </w:r>
-      <w:r>
-        <w:rPr>
-          <w:rFonts w:ascii="TH SarabunIT๙" w:hAnsi="TH SarabunIT๙" w:cs="TH SarabunIT๙" w:hint="cs"/>
-          <w:sz w:val="34"/>
-          <w:szCs w:val="34"/>
-          <w:cs/>
-        </w:rPr>
-        <w:t xml:space="preserve"> </w:t>
-      </w:r>
-      <w:r>
-        <w:rPr>
-          <w:rFonts w:ascii="TH SarabunIT๙" w:hAnsi="TH SarabunIT๙" w:cs="TH SarabunIT๙"/>
-          <w:sz w:val="34"/>
-          <w:szCs w:val="34"/>
-          <w:cs/>
-        </w:rPr>
-        <w:t>มี</w:t>
-      </w:r>
-      <w:r>
-        <w:rPr>
-          <w:rFonts w:ascii="TH SarabunIT๙" w:hAnsi="TH SarabunIT๙" w:cs="TH SarabunIT๙" w:hint="cs"/>
-          <w:sz w:val="34"/>
-          <w:szCs w:val="34"/>
-          <w:cs/>
-        </w:rPr>
-        <w:t>คำสั่งให้</w:t>
-      </w:r>
-      <w:r>
-        <w:rPr>
-          <w:rFonts w:ascii="TH SarabunIT๙" w:hAnsi="TH SarabunIT๙" w:cs="TH SarabunIT๙"/>
-          <w:sz w:val="34"/>
-          <w:szCs w:val="34"/>
-          <w:cs/>
-        </w:rPr>
-        <w:t>ข้าพเจ้า</w:t>
-      </w:r>
-      <w:r>
-        <w:rPr>
-          <w:rFonts w:ascii="TH SarabunIT๙" w:hAnsi="TH SarabunIT๙" w:cs="TH SarabunIT๙"/>
-          <w:sz w:val="34"/>
-          <w:szCs w:val="34"/>
-          <w:cs/>
-        </w:rPr>
-        <w:t xml:space="preserve"> </w:t>
-      </w:r>
-      <w:r>
-        <w:rPr>
-          <w:rFonts w:ascii="TH SarabunIT๙" w:hAnsi="TH SarabunIT๙" w:cs="TH SarabunIT๙"/>
-          <w:sz w:val="34"/>
-          <w:szCs w:val="34"/>
-        </w:rPr>
-        <w:t>นายพเยาว์ สนพลาย</w:t>
-      </w:r>
-      <w:r>
-        <w:rPr>
-          <w:rFonts w:ascii="TH SarabunIT๙" w:hAnsi="TH SarabunIT๙" w:cs="TH SarabunIT๙"/>
-          <w:sz w:val="34"/>
-          <w:szCs w:val="34"/>
-          <w:cs/>
-        </w:rPr>
-        <w:t xml:space="preserve"> ตำแหน่ง</w:t>
-      </w:r>
-      <w:r>
-        <w:rPr>
-          <w:rFonts w:ascii="TH SarabunIT๙" w:hAnsi="TH SarabunIT๙" w:cs="TH SarabunIT๙"/>
-          <w:sz w:val="34"/>
-          <w:szCs w:val="34"/>
-          <w:cs/>
-        </w:rPr>
-        <w:t xml:space="preserve"> </w:t>
-      </w:r>
-      <w:r>
-        <w:rPr>
-          <w:rFonts w:ascii="TH SarabunIT๙" w:hAnsi="TH SarabunIT๙" w:cs="TH SarabunIT๙"/>
-          <w:sz w:val="34"/>
-          <w:szCs w:val="34"/>
-        </w:rPr>
-        <w:t>พนักงานคอมพิวเตอร์</w:t>
-      </w:r>
-      <w:r>
-        <w:rPr>
-          <w:rFonts w:ascii="TH SarabunIT๙" w:hAnsi="TH SarabunIT๙" w:cs="TH SarabunIT๙"/>
-          <w:sz w:val="34"/>
-          <w:szCs w:val="34"/>
-          <w:cs/>
-        </w:rPr>
-        <w:t xml:space="preserve"> </w:t>
-      </w:r>
-      <w:r>
-        <w:rPr>
-          <w:rFonts w:ascii="TH SarabunIT๙" w:hAnsi="TH SarabunIT๙" w:cs="TH SarabunIT๙" w:hint="cs"/>
-          <w:sz w:val="34"/>
-          <w:szCs w:val="34"/>
-          <w:cs/>
-        </w:rPr>
-        <w:t>อยู่เวรปฏิบัติหน้าที่ตามพระราชบัญญัติศาลเยาวชนและครอบครัวและพิธีพิจารณาคดีเยาวชนและครอบครัว พ.ศ.๒๕๕๓</w:t>
-      </w:r>
-      <w:r>
-        <w:rPr>
-          <w:rFonts w:ascii="TH SarabunIT๙" w:hAnsi="TH SarabunIT๙" w:cs="TH SarabunIT๙"/>
-          <w:sz w:val="34"/>
-          <w:szCs w:val="34"/>
-          <w:cs/>
-        </w:rPr>
-        <w:t xml:space="preserve"> ในวันที่ </w:t>
-      </w:r>
-      <w:r>
-        <w:rPr>
-          <w:rFonts w:ascii="TH SarabunIT๙" w:hAnsi="TH SarabunIT๙" w:cs="TH SarabunIT๙"/>
-          <w:sz w:val="34"/>
-          <w:szCs w:val="34"/>
-        </w:rPr>
-        <w:t>1 กรกฎาคม 2566 ตั้งแต่เวลา 08.30 – 16.30 นาฬิกา</w:t>
-      </w:r>
-      <w:r>
-        <w:rPr>
-          <w:rFonts w:ascii="TH SarabunIT๙" w:hAnsi="TH SarabunIT๙" w:cs="TH SarabunIT๙"/>
-          <w:sz w:val="34"/>
-          <w:szCs w:val="34"/>
-          <w:cs/>
-        </w:rPr>
-        <w:t xml:space="preserve"> </w:t>
+        <w:t xml:space="preserve">ของวันรุ่งขึ้น </w:t>
       </w:r>
       <w:r>
         <w:rPr>
@@ -874,12 +798,29 @@
       </w:pPr>
       <w:r>
         <w:rPr>
+          <w:rFonts w:ascii="TH SarabunIT๙" w:hAnsi="TH SarabunIT๙" w:cs="TH SarabunIT๙"/>
+          <w:sz w:val="34"/>
+          <w:szCs w:val="34"/>
+        </w:rPr>
+        <w:tab/>
+      </w:r>
+      <w:r>
+        <w:rPr>
           <w:rFonts w:ascii="TH SarabunIT๙" w:hAnsi="TH SarabunIT๙" w:cs="TH SarabunIT๙" w:hint="cs"/>
           <w:sz w:val="34"/>
           <w:szCs w:val="34"/>
           <w:cs/>
         </w:rPr>
-        <w:t>ขอเรียนว่า ในวันเวลาดังกล่าว ข้าพเจ้ามีธุระจำเป็นไม่สามา</w:t>
+        <w:t xml:space="preserve">ขอเรียนว่า ในวันเวลาดังกล่าว ข้าพเจ้ามีกิจธุระจำเป็นไม่สามารถ </w:t>
+      </w:r>
+      <w:r>
+        <w:rPr>
+          <w:rFonts w:ascii="TH SarabunIT๙" w:hAnsi="TH SarabunIT๙" w:cs="TH SarabunIT๙"/>
+          <w:sz w:val="34"/>
+          <w:szCs w:val="34"/>
+          <w:cs/>
+        </w:rPr>
+        <w:t>เนื่องจาก</w:t>
       </w:r>
       <w:r>
         <w:rPr>
@@ -888,15 +829,15 @@
           <w:szCs w:val="34"/>
           <w:cs/>
         </w:rPr>
-        <w:t xml:space="preserve">รถมาปฏิบัติราชการได้เนื่องจาก ติภารกิจส่วนตัว จึงขออนุญาตให้ </w:t>
-      </w:r>
-      <w:r>
-        <w:rPr>
-          <w:rFonts w:ascii="TH SarabunIT๙" w:hAnsi="TH SarabunIT๙" w:cs="TH SarabunIT๙"/>
-          <w:sz w:val="34"/>
-          <w:szCs w:val="34"/>
-        </w:rPr>
-        <w:t xml:space="preserve">นายชาญเดช งามทรัพย์ </w:t>
+        <w:t xml:space="preserve"> ติดภาระกิจส่วนตัว จังขออนุญาตให้ </w:t>
+      </w:r>
+      <w:r>
+        <w:rPr>
+          <w:rFonts w:ascii="TH SarabunIT๙" w:hAnsi="TH SarabunIT๙" w:cs="TH SarabunIT๙"/>
+          <w:sz w:val="34"/>
+          <w:szCs w:val="34"/>
+        </w:rPr>
+        <w:t xml:space="preserve">นายเอกชวัทธน์  สาระเกตุ </w:t>
       </w:r>
       <w:r>
         <w:rPr>
@@ -913,7 +854,7 @@
           <w:sz w:val="34"/>
           <w:szCs w:val="34"/>
         </w:rPr>
-        <w:t>นิติกรชำนาญการพิเศษ</w:t>
+        <w:t>เจ้าพนักงานศาลยุติธรรมชำนาญการ</w:t>
       </w:r>
       <w:r>
         <w:rPr>
@@ -931,25 +872,15 @@
           <w:szCs w:val="34"/>
           <w:cs/>
         </w:rPr>
-        <w:t>เป็นผู้ป</w:t>
-      </w:r>
-      <w:r>
-        <w:rPr>
-          <w:rFonts w:ascii="TH SarabunIT๙" w:hAnsi="TH SarabunIT๙" w:cs="TH SarabunIT๙"/>
-          <w:sz w:val="34"/>
-          <w:szCs w:val="34"/>
-          <w:cs/>
-        </w:rPr>
-        <w:t>ฏิบัติ</w:t>
-      </w:r>
-      <w:r>
-        <w:rPr>
-          <w:rFonts w:ascii="TH SarabunIT๙" w:hAnsi="TH SarabunIT๙" w:cs="TH SarabunIT๙" w:hint="cs"/>
-          <w:sz w:val="34"/>
-          <w:szCs w:val="34"/>
-          <w:cs/>
-        </w:rPr>
-        <w:t>หน้าที่ราชการในวันดังกลาวแทน</w:t>
+        <w:t xml:space="preserve">เป็นผู้ปฏิบัติหน้าที่ราชการในวันดังกล่าวแทน </w:t>
+      </w:r>
+      <w:r>
+        <w:rPr>
+          <w:rFonts w:ascii="TH SarabunIT๙" w:hAnsi="TH SarabunIT๙" w:cs="TH SarabunIT๙"/>
+          <w:sz w:val="34"/>
+          <w:szCs w:val="34"/>
+        </w:rPr>
+        <w:t> และข้าพเจ้าจะมาปฎิบัติหน้าที่แทน นายเอกชวัทธน์  สาระเกตุ ในวันที่ 2 กรกฎาคม 2566 ตั้งแต่เวลา 16.30 – 08.30  นาฬิกา</w:t>
       </w:r>
       <w:r>
         <w:rPr>
@@ -960,25 +891,6 @@
         </w:rPr>
         <w:t xml:space="preserve"> </w:t>
       </w:r>
-      <w:r>
-        <w:rPr>
-          <w:rFonts w:ascii="TH SarabunIT๙" w:hAnsi="TH SarabunIT๙" w:cs="TH SarabunIT๙"/>
-          <w:sz w:val="34"/>
-          <w:szCs w:val="34"/>
-        </w:rPr>
-        <w:t> และข้าพเจ้าจะมาปฎิบัติหน้าที่แทน นายชาญเดช งามทรัพย์ ในวันที่ 2 กรกฎาคม 2566 ตั้งแต่เวลา 08.30 – 16.30 นาฬิกา</w:t>
-      </w:r>
-      <w:r>
-        <w:rPr>
-          <w:rFonts w:ascii="TH SarabunIT๙" w:hAnsi="TH SarabunIT๙" w:cs="TH SarabunIT๙"/>
-          <w:sz w:val="34"/>
-          <w:szCs w:val="34"/>
-          <w:cs/>
-        </w:rPr>
-        <w:t xml:space="preserve"> </w:t>
-      </w:r>
-      <w:bookmarkStart w:id="0" w:name="_GoBack"/>
-      <w:bookmarkEnd w:id="0"/>
     </w:p>
     <w:p>
       <w:pPr>
@@ -1060,7 +972,26 @@
           <w:szCs w:val="34"/>
           <w:cs/>
         </w:rPr>
-        <w:t>ลงชื่อ                                             ผู้</w:t>
+        <w:t xml:space="preserve">ลงชื่อ </w:t>
+      </w:r>
+      <w:r>
+        <w:rPr>
+          <w:rFonts w:ascii="TH SarabunIT๙" w:hAnsi="TH SarabunIT๙" w:cs="TH SarabunIT๙"/>
+          <w:sz w:val="34"/>
+          <w:szCs w:val="34"/>
+          <w:u w:val="dotted"/>
+          <w:cs/>
+        </w:rPr>
+        <w:t xml:space="preserve">                                           </w:t>
+      </w:r>
+      <w:r>
+        <w:rPr>
+          <w:rFonts w:ascii="TH SarabunIT๙" w:hAnsi="TH SarabunIT๙" w:cs="TH SarabunIT๙"/>
+          <w:sz w:val="34"/>
+          <w:szCs w:val="34"/>
+          <w:cs/>
+        </w:rPr>
+        <w:t xml:space="preserve"> ผู้</w:t>
       </w:r>
       <w:r>
         <w:rPr>
@@ -1167,16 +1098,36 @@
           <w:cs/>
         </w:rPr>
         <w:tab/>
-        <w:t>ลงชื่อ                                             ผู้</w:t>
-      </w:r>
-      <w:r>
-        <w:rPr>
-          <w:rFonts w:ascii="TH SarabunIT๙" w:hAnsi="TH SarabunIT๙" w:cs="TH SarabunIT๙" w:hint="cs"/>
-          <w:sz w:val="34"/>
-          <w:szCs w:val="34"/>
-          <w:cs/>
-        </w:rPr>
-        <w:t>ยินยอมรับเปลี่ยนเวร</w:t>
+        <w:t>ลงชื่อ</w:t>
+      </w:r>
+      <w:r>
+        <w:rPr>
+          <w:rFonts w:ascii="TH SarabunIT๙" w:hAnsi="TH SarabunIT๙" w:cs="TH SarabunIT๙"/>
+          <w:sz w:val="34"/>
+          <w:szCs w:val="34"/>
+          <w:u w:val="dotted"/>
+          <w:cs/>
+        </w:rPr>
+        <w:t xml:space="preserve">                  </w:t>
+      </w:r>
+      <w:r>
+        <w:rPr>
+          <w:rFonts w:ascii="TH SarabunIT๙" w:hAnsi="TH SarabunIT๙" w:cs="TH SarabunIT๙"/>
+          <w:sz w:val="34"/>
+          <w:szCs w:val="34"/>
+          <w:u w:val="dotted"/>
+          <w:cs/>
+        </w:rPr>
+        <w:t xml:space="preserve">                           </w:t>
+      </w:r>
+      <w:r>
+        <w:rPr>
+          <w:rFonts w:ascii="TH SarabunIT๙" w:hAnsi="TH SarabunIT๙" w:cs="TH SarabunIT๙"/>
+          <w:sz w:val="34"/>
+          <w:szCs w:val="34"/>
+          <w:cs/>
+        </w:rPr>
+        <w:t>ผู้ยินยอมรับเปลี่ยนเวร</w:t>
       </w:r>
     </w:p>
     <w:p>
@@ -1207,7 +1158,7 @@
           <w:sz w:val="34"/>
           <w:szCs w:val="34"/>
         </w:rPr>
-        <w:t>นายชาญเดช งามทรัพย์</w:t>
+        <w:t>นายเอกชวัทธน์  สาระเกตุ</w:t>
       </w:r>
       <w:r>
         <w:rPr>
@@ -1223,27 +1174,6 @@
       <w:pPr>
         <w:ind w:left="1701" w:right="735"/>
         <w:jc w:val="center"/>
-        <w:rPr>
-          <w:rFonts w:ascii="TH SarabunIT๙" w:hAnsi="TH SarabunIT๙" w:cs="TH SarabunIT๙"/>
-          <w:sz w:val="34"/>
-          <w:szCs w:val="34"/>
-        </w:rPr>
-      </w:pPr>
-      <w:r>
-        <w:rPr>
-          <w:rFonts w:ascii="TH SarabunIT๙" w:hAnsi="TH SarabunIT๙" w:cs="TH SarabunIT๙"/>
-          <w:sz w:val="34"/>
-          <w:szCs w:val="34"/>
-        </w:rPr>
-        <w:t>นิติกรชำนาญการพิเศษ</w:t>
-      </w:r>
-    </w:p>
-    <w:p>
-      <w:pPr>
-        <w:tabs>
-          <w:tab w:val="left" w:pos="2835"/>
-        </w:tabs>
-        <w:jc w:val="thaiDistribute"/>
         <w:rPr>
           <w:rFonts w:ascii="TH SarabunIT๙" w:hAnsi="TH SarabunIT๙" w:cs="TH SarabunIT๙"/>
           <w:sz w:val="34"/>
@@ -1264,13 +1194,13 @@
               <wp:anchor distT="0" distB="0" distL="114300" distR="114300" simplePos="0" relativeHeight="251657216" behindDoc="0" locked="0" layoutInCell="1" allowOverlap="1">
                 <wp:simplePos x="0" y="0"/>
                 <wp:positionH relativeFrom="column">
-                  <wp:posOffset>-591038</wp:posOffset>
+                  <wp:posOffset>-963177</wp:posOffset>
                 </wp:positionH>
                 <wp:positionV relativeFrom="paragraph">
-                  <wp:posOffset>295999</wp:posOffset>
+                  <wp:posOffset>273316</wp:posOffset>
                 </wp:positionV>
-                <wp:extent cx="3221665" cy="2171700"/>
-                <wp:effectExtent l="0" t="0" r="0" b="0"/>
+                <wp:extent cx="3731895" cy="1871330"/>
+                <wp:effectExtent l="0" t="0" r="1905" b="0"/>
                 <wp:wrapNone/>
                 <wp:docPr id="2" name="Text Box 2"/>
                 <wp:cNvGraphicFramePr>
@@ -1285,7 +1215,7 @@
                       <wps:spPr bwMode="auto">
                         <a:xfrm>
                           <a:off x="0" y="0"/>
-                          <a:ext cx="3221665" cy="2171700"/>
+                          <a:ext cx="3731895" cy="1871330"/>
                         </a:xfrm>
                         <a:prstGeom prst="rect">
                           <a:avLst/>
@@ -1313,7 +1243,6 @@
                         <w:txbxContent>
                           <w:p>
                             <w:pPr>
-                              <w:jc w:val="center"/>
                               <w:rPr>
                                 <w:rFonts w:ascii="TH SarabunIT๙" w:hAnsi="TH SarabunIT๙" w:cs="TH SarabunIT๙"/>
                                 <w:b/>
@@ -1322,6 +1251,33 @@
                                 <w:szCs w:val="34"/>
                               </w:rPr>
                             </w:pPr>
+                            <w:r>
+                              <w:rPr>
+                                <w:rFonts w:ascii="TH SarabunIT๙" w:hAnsi="TH SarabunIT๙" w:cs="TH SarabunIT๙"/>
+                                <w:sz w:val="34"/>
+                                <w:szCs w:val="34"/>
+                                <w:cs/>
+                              </w:rPr>
+                              <w:tab/>
+                            </w:r>
+                            <w:r>
+                              <w:rPr>
+                                <w:rFonts w:ascii="TH SarabunIT๙" w:hAnsi="TH SarabunIT๙" w:cs="TH SarabunIT๙"/>
+                                <w:sz w:val="34"/>
+                                <w:szCs w:val="34"/>
+                                <w:cs/>
+                              </w:rPr>
+                              <w:tab/>
+                            </w:r>
+                            <w:r>
+                              <w:rPr>
+                                <w:rFonts w:ascii="TH SarabunIT๙" w:hAnsi="TH SarabunIT๙" w:cs="TH SarabunIT๙"/>
+                                <w:sz w:val="34"/>
+                                <w:szCs w:val="34"/>
+                                <w:cs/>
+                              </w:rPr>
+                              <w:tab/>
+                            </w:r>
                             <w:r>
                               <w:rPr>
                                 <w:rFonts w:ascii="TH SarabunIT๙" w:hAnsi="TH SarabunIT๙" w:cs="TH SarabunIT๙" w:hint="cs"/>
@@ -1368,16 +1324,7 @@
                                 <w:szCs w:val="34"/>
                                 <w:cs/>
                               </w:rPr>
-                              <w:t>(ลงชื่อ)</w:t>
-                            </w:r>
-                            <w:r>
-                              <w:rPr>
-                                <w:rFonts w:ascii="TH SarabunIT๙" w:hAnsi="TH SarabunIT๙" w:cs="TH SarabunIT๙"/>
-                                <w:sz w:val="34"/>
-                                <w:szCs w:val="34"/>
-                                <w:cs/>
-                              </w:rPr>
-                              <w:t>……………………………………………</w:t>
+                              <w:t>ลงชื่อ............................................................</w:t>
                             </w:r>
                           </w:p>
                           <w:p>
@@ -1414,16 +1361,7 @@
                                 <w:szCs w:val="34"/>
                                 <w:cs/>
                               </w:rPr>
-                              <w:t>ชมภูนุช สุจริตกุล เชาวลิต</w:t>
-                            </w:r>
-                            <w:r>
-                              <w:rPr>
-                                <w:rFonts w:ascii="TH SarabunIT๙" w:hAnsi="TH SarabunIT๙" w:cs="TH SarabunIT๙" w:hint="cs"/>
-                                <w:sz w:val="34"/>
-                                <w:szCs w:val="34"/>
-                                <w:cs/>
-                              </w:rPr>
-                              <w:t>)</w:t>
+                              <w:t>ชมภูนุช สุจริตกุล เชาวลิต)</w:t>
                             </w:r>
                           </w:p>
                           <w:p>
@@ -1443,7 +1381,16 @@
                                 <w:szCs w:val="34"/>
                                 <w:cs/>
                               </w:rPr>
-                              <w:t>ผู้พิพากษาหัวหน้าหัวหน้า</w:t>
+                              <w:t>ผู้</w:t>
+                            </w:r>
+                            <w:r>
+                              <w:rPr>
+                                <w:rFonts w:ascii="TH SarabunIT๙" w:hAnsi="TH SarabunIT๙" w:cs="TH SarabunIT๙" w:hint="cs"/>
+                                <w:sz w:val="34"/>
+                                <w:szCs w:val="34"/>
+                                <w:cs/>
+                              </w:rPr>
+                              <w:t>พิพากษาหัวหน้า</w:t>
                             </w:r>
                             <w:r>
                               <w:rPr>
@@ -1461,34 +1408,66 @@
                                 <w:szCs w:val="34"/>
                                 <w:cs/>
                               </w:rPr>
-                              <w:t>เยาวชนและครอบครัว</w:t>
-                            </w:r>
-                            <w:r>
-                              <w:rPr>
-                                <w:rFonts w:ascii="TH SarabunIT๙" w:hAnsi="TH SarabunIT๙" w:cs="TH SarabunIT๙"/>
-                                <w:sz w:val="34"/>
-                                <w:szCs w:val="34"/>
-                                <w:cs/>
-                              </w:rPr>
-                              <w:br/>
+                              <w:t>เยาวชนและครอบครัวงหวัด</w:t>
+                            </w:r>
+                            <w:r>
+                              <w:rPr>
+                                <w:rFonts w:ascii="TH SarabunIT๙" w:hAnsi="TH SarabunIT๙" w:cs="TH SarabunIT๙"/>
+                                <w:sz w:val="34"/>
+                                <w:szCs w:val="34"/>
+                                <w:cs/>
+                              </w:rPr>
+                              <w:t>สุราษฎร์ธานี</w:t>
+                            </w:r>
+                          </w:p>
+                          <w:p>
+                            <w:pPr>
+                              <w:jc w:val="center"/>
+                              <w:rPr>
+                                <w:rFonts w:ascii="TH SarabunIT๙" w:hAnsi="TH SarabunIT๙" w:cs="TH SarabunIT๙"/>
+                              </w:rPr>
+                            </w:pPr>
+                            <w:r>
+                              <w:rPr>
+                                <w:rFonts w:ascii="TH SarabunIT๙" w:hAnsi="TH SarabunIT๙" w:cs="TH SarabunIT๙"/>
+                                <w:cs/>
+                              </w:rPr>
+                              <w:t xml:space="preserve">วันที่ </w:t>
                             </w:r>
                             <w:r>
                               <w:rPr>
                                 <w:rFonts w:ascii="TH SarabunIT๙" w:hAnsi="TH SarabunIT๙" w:cs="TH SarabunIT๙" w:hint="cs"/>
-                                <w:sz w:val="34"/>
-                                <w:szCs w:val="34"/>
-                                <w:cs/>
-                              </w:rPr>
-                              <w:t>จังหวัด</w:t>
-                            </w:r>
-                            <w:r>
-                              <w:rPr>
-                                <w:rFonts w:ascii="TH SarabunIT๙" w:hAnsi="TH SarabunIT๙" w:cs="TH SarabunIT๙"/>
-                                <w:sz w:val="34"/>
-                                <w:szCs w:val="34"/>
-                                <w:cs/>
-                              </w:rPr>
-                              <w:t>สุราษฎร์ธานี</w:t>
+                                <w:u w:val="dotted"/>
+                                <w:cs/>
+                              </w:rPr>
+                              <w:t xml:space="preserve">     </w:t>
+                            </w:r>
+                            <w:r>
+                              <w:rPr>
+                                <w:rFonts w:ascii="TH SarabunIT๙" w:hAnsi="TH SarabunIT๙" w:cs="TH SarabunIT๙"/>
+                                <w:sz w:val="34"/>
+                                <w:szCs w:val="34"/>
+                                <w:u w:val="dotted"/>
+                              </w:rPr>
+                              <w:t>18 มิถุนายน 2566</w:t>
+                            </w:r>
+                            <w:r>
+                              <w:rPr>
+                                <w:rFonts w:ascii="TH SarabunIT๙" w:hAnsi="TH SarabunIT๙" w:cs="TH SarabunIT๙"/>
+                                <w:sz w:val="34"/>
+                                <w:szCs w:val="34"/>
+                                <w:u w:val="dotted"/>
+                                <w:cs/>
+                              </w:rPr>
+                              <w:t xml:space="preserve">       </w:t>
+                            </w:r>
+                            <w:r>
+                              <w:rPr>
+                                <w:rFonts w:ascii="TH SarabunIT๙" w:hAnsi="TH SarabunIT๙" w:cs="TH SarabunIT๙"/>
+                                <w:u w:val="dotted"/>
+                                <w:cs/>
+                              </w:rPr>
+                              <w:t>.</w:t>
                             </w:r>
                           </w:p>
                           <w:p>
@@ -1521,12 +1500,11 @@
           </mc:Choice>
           <mc:Fallback>
             <w:pict>
-              <v:shape id="Text Box 2" o:spid="_x0000_s1027" type="#_x0000_t202" style="position:absolute;left:0;text-align:left;margin-left:-46.55pt;margin-top:23.3pt;width:253.65pt;height:171pt;z-index:251657216;visibility:visible;mso-wrap-style:square;mso-width-percent:0;mso-height-percent:0;mso-wrap-distance-left:9pt;mso-wrap-distance-top:0;mso-wrap-distance-right:9pt;mso-wrap-distance-bottom:0;mso-position-horizontal:absolute;mso-position-horizontal-relative:text;mso-position-vertical:absolute;mso-position-vertical-relative:text;mso-width-percent:0;mso-height-percent:0;mso-width-relative:page;mso-height-relative:page;v-text-anchor:top" o:gfxdata="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" stroked="f">
+              <v:shape id="Text Box 2" o:spid="_x0000_s1027" type="#_x0000_t202" style="position:absolute;left:0;text-align:left;margin-left:-75.85pt;margin-top:21.5pt;width:293.85pt;height:147.35pt;z-index:251657216;visibility:visible;mso-wrap-style:square;mso-width-percent:0;mso-height-percent:0;mso-wrap-distance-left:9pt;mso-wrap-distance-top:0;mso-wrap-distance-right:9pt;mso-wrap-distance-bottom:0;mso-position-horizontal:absolute;mso-position-horizontal-relative:text;mso-position-vertical:absolute;mso-position-vertical-relative:text;mso-width-percent:0;mso-height-percent:0;mso-width-relative:page;mso-height-relative:page;v-text-anchor:top" o:gfxdata="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" stroked="f">
                 <v:textbox>
                   <w:txbxContent>
                     <w:p>
                       <w:pPr>
-                        <w:jc w:val="center"/>
                         <w:rPr>
                           <w:rFonts w:ascii="TH SarabunIT๙" w:hAnsi="TH SarabunIT๙" w:cs="TH SarabunIT๙"/>
                           <w:b/>
@@ -1535,6 +1513,33 @@
                           <w:szCs w:val="34"/>
                         </w:rPr>
                       </w:pPr>
+                      <w:r>
+                        <w:rPr>
+                          <w:rFonts w:ascii="TH SarabunIT๙" w:hAnsi="TH SarabunIT๙" w:cs="TH SarabunIT๙"/>
+                          <w:sz w:val="34"/>
+                          <w:szCs w:val="34"/>
+                          <w:cs/>
+                        </w:rPr>
+                        <w:tab/>
+                      </w:r>
+                      <w:r>
+                        <w:rPr>
+                          <w:rFonts w:ascii="TH SarabunIT๙" w:hAnsi="TH SarabunIT๙" w:cs="TH SarabunIT๙"/>
+                          <w:sz w:val="34"/>
+                          <w:szCs w:val="34"/>
+                          <w:cs/>
+                        </w:rPr>
+                        <w:tab/>
+                      </w:r>
+                      <w:r>
+                        <w:rPr>
+                          <w:rFonts w:ascii="TH SarabunIT๙" w:hAnsi="TH SarabunIT๙" w:cs="TH SarabunIT๙"/>
+                          <w:sz w:val="34"/>
+                          <w:szCs w:val="34"/>
+                          <w:cs/>
+                        </w:rPr>
+                        <w:tab/>
+                      </w:r>
                       <w:r>
                         <w:rPr>
                           <w:rFonts w:ascii="TH SarabunIT๙" w:hAnsi="TH SarabunIT๙" w:cs="TH SarabunIT๙" w:hint="cs"/>
@@ -1569,7 +1574,7 @@
                       <w:pPr>
                         <w:jc w:val="center"/>
                         <w:rPr>
-                          <w:rFonts w:ascii="TH SarabunIT๙" w:hAnsi="TH SarabunIT๙" w:cs="TH SarabunIT๙"/>
+                          <w:rFonts w:ascii="TH SarabunIT๙" w:hAnsi="TH SarabunIT๙" w:cs="TH SarabunIT๙" w:hint="cs"/>
                           <w:sz w:val="34"/>
                           <w:szCs w:val="34"/>
                         </w:rPr>
@@ -1581,15 +1586,7 @@
                           <w:szCs w:val="34"/>
                           <w:cs/>
                         </w:rPr>
-                        <w:t>(ลงชื่อ)</w:t>
-                      </w:r>
-                      <w:r>
-                        <w:rPr>
-                          <w:rFonts w:ascii="TH SarabunIT๙" w:hAnsi="TH SarabunIT๙" w:cs="TH SarabunIT๙"/>
-                          <w:sz w:val="34"/>
-                          <w:szCs w:val="34"/>
-                        </w:rPr>
-                        <w:t>……………………………………………</w:t>
+                        <w:t>ลงชื่อ............................................................</w:t>
                       </w:r>
                     </w:p>
                     <w:p>
@@ -1642,7 +1639,7 @@
                       <w:pPr>
                         <w:jc w:val="center"/>
                         <w:rPr>
-                          <w:rFonts w:ascii="TH SarabunIT๙" w:hAnsi="TH SarabunIT๙" w:cs="TH SarabunIT๙"/>
+                          <w:rFonts w:ascii="TH SarabunIT๙" w:hAnsi="TH SarabunIT๙" w:cs="TH SarabunIT๙" w:hint="cs"/>
                           <w:sz w:val="34"/>
                           <w:szCs w:val="34"/>
                           <w:cs/>
@@ -1655,7 +1652,16 @@
                           <w:szCs w:val="34"/>
                           <w:cs/>
                         </w:rPr>
-                        <w:t>ผู้พิพากษาหัวหน้าหัวหน้า</w:t>
+                        <w:t>ผู้</w:t>
+                      </w:r>
+                      <w:r>
+                        <w:rPr>
+                          <w:rFonts w:ascii="TH SarabunIT๙" w:hAnsi="TH SarabunIT๙" w:cs="TH SarabunIT๙" w:hint="cs"/>
+                          <w:sz w:val="34"/>
+                          <w:szCs w:val="34"/>
+                          <w:cs/>
+                        </w:rPr>
+                        <w:t>พิพากษาหัวหน้า</w:t>
                       </w:r>
                       <w:r>
                         <w:rPr>
@@ -1673,25 +1679,7 @@
                           <w:szCs w:val="34"/>
                           <w:cs/>
                         </w:rPr>
-                        <w:t>เยาวชนและครอบครัว</w:t>
-                      </w:r>
-                      <w:r>
-                        <w:rPr>
-                          <w:rFonts w:ascii="TH SarabunIT๙" w:hAnsi="TH SarabunIT๙" w:cs="TH SarabunIT๙"/>
-                          <w:sz w:val="34"/>
-                          <w:szCs w:val="34"/>
-                          <w:cs/>
-                        </w:rPr>
-                        <w:br/>
-                      </w:r>
-                      <w:r>
-                        <w:rPr>
-                          <w:rFonts w:ascii="TH SarabunIT๙" w:hAnsi="TH SarabunIT๙" w:cs="TH SarabunIT๙" w:hint="cs"/>
-                          <w:sz w:val="34"/>
-                          <w:szCs w:val="34"/>
-                          <w:cs/>
-                        </w:rPr>
-                        <w:t>จังหวัด</w:t>
+                        <w:t>เยาวชนและครอบครัวงหวัด</w:t>
                       </w:r>
                       <w:r>
                         <w:rPr>
@@ -1708,13 +1696,59 @@
                         <w:jc w:val="center"/>
                         <w:rPr>
                           <w:rFonts w:ascii="TH SarabunIT๙" w:hAnsi="TH SarabunIT๙" w:cs="TH SarabunIT๙"/>
-                          <w:sz w:val="34"/>
-                          <w:szCs w:val="34"/>
-                          <w:cs/>
                         </w:rPr>
                       </w:pPr>
-                      <w:bookmarkStart w:id="1" w:name="_GoBack"/>
-                      <w:bookmarkEnd w:id="1"/>
+                      <w:r>
+                        <w:rPr>
+                          <w:rFonts w:ascii="TH SarabunIT๙" w:hAnsi="TH SarabunIT๙" w:cs="TH SarabunIT๙"/>
+                          <w:cs/>
+                        </w:rPr>
+                        <w:t xml:space="preserve">วันที่ </w:t>
+                      </w:r>
+                      <w:r>
+                        <w:rPr>
+                          <w:rFonts w:ascii="TH SarabunIT๙" w:hAnsi="TH SarabunIT๙" w:cs="TH SarabunIT๙" w:hint="cs"/>
+                          <w:u w:val="dotted"/>
+                          <w:cs/>
+                        </w:rPr>
+                        <w:t xml:space="preserve">     </w:t>
+                      </w:r>
+                      <w:r>
+                        <w:rPr>
+                          <w:rFonts w:ascii="TH SarabunIT๙" w:hAnsi="TH SarabunIT๙" w:cs="TH SarabunIT๙"/>
+                          <w:sz w:val="34"/>
+                          <w:szCs w:val="34"/>
+                          <w:u w:val="dotted"/>
+                        </w:rPr>
+                        <w:t>18 มิถุนายน 2566</w:t>
+                      </w:r>
+                      <w:r>
+                        <w:rPr>
+                          <w:rFonts w:ascii="TH SarabunIT๙" w:hAnsi="TH SarabunIT๙" w:cs="TH SarabunIT๙"/>
+                          <w:sz w:val="34"/>
+                          <w:szCs w:val="34"/>
+                          <w:u w:val="dotted"/>
+                        </w:rPr>
+                        <w:t xml:space="preserve">       </w:t>
+                      </w:r>
+                      <w:r>
+                        <w:rPr>
+                          <w:rFonts w:ascii="TH SarabunIT๙" w:hAnsi="TH SarabunIT๙" w:cs="TH SarabunIT๙"/>
+                          <w:u w:val="dotted"/>
+                        </w:rPr>
+                        <w:t>.</w:t>
+                      </w:r>
+                    </w:p>
+                    <w:p>
+                      <w:pPr>
+                        <w:jc w:val="center"/>
+                        <w:rPr>
+                          <w:rFonts w:ascii="TH SarabunIT๙" w:hAnsi="TH SarabunIT๙" w:cs="TH SarabunIT๙"/>
+                          <w:sz w:val="34"/>
+                          <w:szCs w:val="34"/>
+                          <w:cs/>
+                        </w:rPr>
+                      </w:pPr>
                     </w:p>
                   </w:txbxContent>
                 </v:textbox>
@@ -1726,6 +1760,27 @@
       <w:r>
         <w:rPr>
           <w:rFonts w:ascii="TH SarabunIT๙" w:hAnsi="TH SarabunIT๙" w:cs="TH SarabunIT๙"/>
+          <w:sz w:val="34"/>
+          <w:szCs w:val="34"/>
+        </w:rPr>
+        <w:t>เจ้าพนักงานศาลยุติธรรมชำนาญการ</w:t>
+      </w:r>
+    </w:p>
+    <w:p>
+      <w:pPr>
+        <w:tabs>
+          <w:tab w:val="left" w:pos="2835"/>
+        </w:tabs>
+        <w:jc w:val="thaiDistribute"/>
+        <w:rPr>
+          <w:rFonts w:ascii="TH SarabunIT๙" w:hAnsi="TH SarabunIT๙" w:cs="TH SarabunIT๙"/>
+          <w:sz w:val="34"/>
+          <w:szCs w:val="34"/>
+        </w:rPr>
+      </w:pPr>
+      <w:r>
+        <w:rPr>
+          <w:rFonts w:ascii="TH SarabunIT๙" w:hAnsi="TH SarabunIT๙" w:cs="TH SarabunIT๙"/>
           <w:noProof/>
           <w:sz w:val="34"/>
           <w:szCs w:val="34"/>
@@ -1734,15 +1789,15 @@
         <mc:AlternateContent>
           <mc:Choice Requires="wps">
             <w:drawing>
-              <wp:anchor distT="0" distB="0" distL="114300" distR="114300" simplePos="0" relativeHeight="251659264" behindDoc="0" locked="0" layoutInCell="1" allowOverlap="1">
+              <wp:anchor distT="0" distB="0" distL="114300" distR="114300" simplePos="0" relativeHeight="251659264" behindDoc="1" locked="0" layoutInCell="1" allowOverlap="1">
                 <wp:simplePos x="0" y="0"/>
                 <wp:positionH relativeFrom="column">
-                  <wp:posOffset>2386965</wp:posOffset>
+                  <wp:posOffset>1863858</wp:posOffset>
                 </wp:positionH>
                 <wp:positionV relativeFrom="paragraph">
-                  <wp:posOffset>90805</wp:posOffset>
+                  <wp:posOffset>804545</wp:posOffset>
                 </wp:positionV>
-                <wp:extent cx="3733800" cy="2463165"/>
+                <wp:extent cx="4424474" cy="2463165"/>
                 <wp:effectExtent l="0" t="0" r="0" b="0"/>
                 <wp:wrapNone/>
                 <wp:docPr id="3" name="Text Box 3"/>
@@ -1758,7 +1813,7 @@
                       <wps:spPr bwMode="auto">
                         <a:xfrm>
                           <a:off x="0" y="0"/>
-                          <a:ext cx="3733800" cy="2463165"/>
+                          <a:ext cx="4424474" cy="2463165"/>
                         </a:xfrm>
                         <a:prstGeom prst="rect">
                           <a:avLst/>
@@ -1818,17 +1873,6 @@
                             </w:r>
                             <w:r>
                               <w:rPr>
-                                <w:rFonts w:ascii="TH SarabunIT๙" w:hAnsi="TH SarabunIT๙" w:cs="TH SarabunIT๙"/>
-                                <w:b/>
-                                <w:bCs/>
-                                <w:sz w:val="34"/>
-                                <w:szCs w:val="34"/>
-                                <w:cs/>
-                              </w:rPr>
-                              <w:tab/>
-                            </w:r>
-                            <w:r>
-                              <w:rPr>
                                 <w:rFonts w:ascii="TH SarabunIT๙" w:hAnsi="TH SarabunIT๙" w:cs="TH SarabunIT๙" w:hint="cs"/>
                                 <w:b/>
                                 <w:bCs/>
@@ -1853,7 +1897,7 @@
                           <w:p>
                             <w:pPr>
                               <w:tabs>
-                                <w:tab w:val="left" w:pos="1800"/>
+                                <w:tab w:val="left" w:pos="585"/>
                               </w:tabs>
                               <w:ind w:left="585"/>
                               <w:rPr>
@@ -1885,6 +1929,7 @@
                                 <w:cs/>
                               </w:rPr>
                               <w:tab/>
+                              <w:t xml:space="preserve">- </w:t>
                             </w:r>
                             <w:r>
                               <w:rPr>
@@ -1895,7 +1940,76 @@
                                 <w:szCs w:val="34"/>
                                 <w:cs/>
                               </w:rPr>
-                              <w:t>- นำเรียนผู้พิพากษาหัวหน้าศาล</w:t>
+                              <w:t>ให้</w:t>
+                            </w:r>
+                            <w:r>
+                              <w:rPr>
+                                <w:rFonts w:ascii="TH SarabunIT๙" w:hAnsi="TH SarabunIT๙" w:cs="TH SarabunIT๙"/>
+                                <w:b/>
+                                <w:bCs/>
+                                <w:sz w:val="34"/>
+                                <w:szCs w:val="34"/>
+                                <w:cs/>
+                              </w:rPr>
+                              <w:t>เจ้าหน้าที่การเงินทราบ</w:t>
+                            </w:r>
+                          </w:p>
+                          <w:p>
+                            <w:pPr>
+                              <w:tabs>
+                                <w:tab w:val="left" w:pos="585"/>
+                              </w:tabs>
+                              <w:ind w:left="585"/>
+                              <w:rPr>
+                                <w:rFonts w:ascii="TH SarabunIT๙" w:hAnsi="TH SarabunIT๙" w:cs="TH SarabunIT๙"/>
+                                <w:b/>
+                                <w:bCs/>
+                                <w:sz w:val="34"/>
+                                <w:szCs w:val="34"/>
+                                <w:cs/>
+                              </w:rPr>
+                            </w:pPr>
+                            <w:r>
+                              <w:rPr>
+                                <w:rFonts w:ascii="TH SarabunIT๙" w:hAnsi="TH SarabunIT๙" w:cs="TH SarabunIT๙"/>
+                                <w:b/>
+                                <w:bCs/>
+                                <w:sz w:val="34"/>
+                                <w:szCs w:val="34"/>
+                              </w:rPr>
+                              <w:tab/>
+                            </w:r>
+                            <w:r>
+                              <w:rPr>
+                                <w:rFonts w:ascii="TH SarabunIT๙" w:hAnsi="TH SarabunIT๙" w:cs="TH SarabunIT๙"/>
+                                <w:b/>
+                                <w:bCs/>
+                                <w:sz w:val="34"/>
+                                <w:szCs w:val="34"/>
+                              </w:rPr>
+                              <w:tab/>
+                            </w:r>
+                            <w:r>
+                              <w:rPr>
+                                <w:rFonts w:ascii="TH SarabunIT๙" w:hAnsi="TH SarabunIT๙" w:cs="TH SarabunIT๙"/>
+                                <w:b/>
+                                <w:bCs/>
+                                <w:sz w:val="34"/>
+                                <w:szCs w:val="34"/>
+                                <w:cs/>
+                              </w:rPr>
+                              <w:t xml:space="preserve">  </w:t>
+                            </w:r>
+                            <w:r>
+                              <w:rPr>
+                                <w:rFonts w:ascii="TH SarabunIT๙" w:hAnsi="TH SarabunIT๙" w:cs="TH SarabunIT๙" w:hint="cs"/>
+                                <w:b/>
+                                <w:bCs/>
+                                <w:sz w:val="34"/>
+                                <w:szCs w:val="34"/>
+                                <w:cs/>
+                              </w:rPr>
+                              <w:t>เพื่อโปรดทราบ</w:t>
                             </w:r>
                           </w:p>
                           <w:p>
@@ -1912,52 +2026,16 @@
                                 <w:szCs w:val="34"/>
                               </w:rPr>
                             </w:pPr>
-                            <w:r>
-                              <w:rPr>
-                                <w:rFonts w:ascii="TH SarabunIT๙" w:hAnsi="TH SarabunIT๙" w:cs="TH SarabunIT๙"/>
-                                <w:b/>
-                                <w:bCs/>
-                                <w:sz w:val="34"/>
-                                <w:szCs w:val="34"/>
-                                <w:cs/>
-                              </w:rPr>
-                              <w:tab/>
-                            </w:r>
-                            <w:r>
-                              <w:rPr>
-                                <w:rFonts w:ascii="TH SarabunIT๙" w:hAnsi="TH SarabunIT๙" w:cs="TH SarabunIT๙"/>
-                                <w:b/>
-                                <w:bCs/>
-                                <w:sz w:val="34"/>
-                                <w:szCs w:val="34"/>
-                                <w:cs/>
-                              </w:rPr>
-                              <w:tab/>
-                            </w:r>
-                            <w:r>
-                              <w:rPr>
-                                <w:rFonts w:ascii="TH SarabunIT๙" w:hAnsi="TH SarabunIT๙" w:cs="TH SarabunIT๙" w:hint="cs"/>
-                                <w:b/>
-                                <w:bCs/>
-                                <w:sz w:val="34"/>
-                                <w:szCs w:val="34"/>
-                                <w:cs/>
-                              </w:rPr>
-                              <w:t xml:space="preserve">  เพื่อโปรดทราบ</w:t>
-                            </w:r>
                           </w:p>
                           <w:p>
                             <w:pPr>
-                              <w:tabs>
-                                <w:tab w:val="left" w:pos="1800"/>
-                              </w:tabs>
-                              <w:ind w:left="945"/>
+                              <w:jc w:val="center"/>
                               <w:rPr>
                                 <w:rFonts w:ascii="TH SarabunIT๙" w:hAnsi="TH SarabunIT๙" w:cs="TH SarabunIT๙"/>
                                 <w:b/>
                                 <w:bCs/>
-                                <w:sz w:val="34"/>
-                                <w:szCs w:val="34"/>
+                                <w:sz w:val="16"/>
+                                <w:szCs w:val="16"/>
                               </w:rPr>
                             </w:pPr>
                           </w:p>
@@ -1978,12 +2056,19 @@
                               <w:jc w:val="center"/>
                               <w:rPr>
                                 <w:rFonts w:ascii="TH SarabunIT๙" w:hAnsi="TH SarabunIT๙" w:cs="TH SarabunIT๙"/>
-                                <w:b/>
-                                <w:bCs/>
-                                <w:sz w:val="16"/>
-                                <w:szCs w:val="16"/>
+                                <w:sz w:val="34"/>
+                                <w:szCs w:val="34"/>
                               </w:rPr>
                             </w:pPr>
+                            <w:r>
+                              <w:rPr>
+                                <w:rFonts w:ascii="TH SarabunIT๙" w:hAnsi="TH SarabunIT๙" w:cs="TH SarabunIT๙" w:hint="cs"/>
+                                <w:sz w:val="34"/>
+                                <w:szCs w:val="34"/>
+                                <w:cs/>
+                              </w:rPr>
+                              <w:t>(ลงชื่อ)...................................................................</w:t>
+                            </w:r>
                           </w:p>
                           <w:p>
                             <w:pPr>
@@ -1992,25 +2077,44 @@
                                 <w:rFonts w:ascii="TH SarabunIT๙" w:hAnsi="TH SarabunIT๙" w:cs="TH SarabunIT๙"/>
                                 <w:sz w:val="34"/>
                                 <w:szCs w:val="34"/>
+                                <w:cs/>
                               </w:rPr>
                             </w:pPr>
                             <w:r>
                               <w:rPr>
-                                <w:rFonts w:ascii="TH SarabunIT๙" w:hAnsi="TH SarabunIT๙" w:cs="TH SarabunIT๙" w:hint="cs"/>
-                                <w:sz w:val="34"/>
-                                <w:szCs w:val="34"/>
-                                <w:cs/>
-                              </w:rPr>
-                              <w:t>(ลงชื่อ)</w:t>
-                            </w:r>
-                            <w:r>
-                              <w:rPr>
-                                <w:rFonts w:ascii="TH SarabunIT๙" w:hAnsi="TH SarabunIT๙" w:cs="TH SarabunIT๙"/>
-                                <w:sz w:val="34"/>
-                                <w:szCs w:val="34"/>
-                                <w:cs/>
-                              </w:rPr>
-                              <w:t>…………………………………………………………</w:t>
+                                <w:rFonts w:ascii="TH SarabunIT๙" w:hAnsi="TH SarabunIT๙" w:cs="TH SarabunIT๙"/>
+                                <w:sz w:val="34"/>
+                                <w:szCs w:val="34"/>
+                                <w:cs/>
+                              </w:rPr>
+                              <w:t>(</w:t>
+                            </w:r>
+                            <w:r>
+                              <w:rPr>
+                                <w:rFonts w:ascii="TH SarabunIT๙" w:hAnsi="TH SarabunIT๙" w:cs="TH SarabunIT๙"/>
+                                <w:sz w:val="34"/>
+                                <w:szCs w:val="34"/>
+                                <w:cs/>
+                              </w:rPr>
+                              <w:t>นาง</w:t>
+                            </w:r>
+                            <w:r>
+                              <w:rPr>
+                                <w:rFonts w:ascii="TH SarabunIT๙" w:hAnsi="TH SarabunIT๙" w:cs="TH SarabunIT๙"/>
+                                <w:sz w:val="34"/>
+                                <w:szCs w:val="34"/>
+                                <w:cs/>
+                              </w:rPr>
+                              <w:t>ปุญญิตา รัตนนิธี</w:t>
+                            </w:r>
+                            <w:r>
+                              <w:rPr>
+                                <w:rFonts w:ascii="TH SarabunIT๙" w:hAnsi="TH SarabunIT๙" w:cs="TH SarabunIT๙"/>
+                                <w:sz w:val="34"/>
+                                <w:szCs w:val="34"/>
+                                <w:cs/>
+                              </w:rPr>
+                              <w:t>)</w:t>
                             </w:r>
                           </w:p>
                           <w:p>
@@ -2030,103 +2134,84 @@
                                 <w:szCs w:val="34"/>
                                 <w:cs/>
                               </w:rPr>
-                              <w:t>(</w:t>
-                            </w:r>
-                            <w:r>
-                              <w:rPr>
-                                <w:rFonts w:ascii="TH SarabunIT๙" w:hAnsi="TH SarabunIT๙" w:cs="TH SarabunIT๙"/>
-                                <w:sz w:val="34"/>
-                                <w:szCs w:val="34"/>
-                                <w:cs/>
-                              </w:rPr>
-                              <w:t>นาง</w:t>
-                            </w:r>
-                            <w:proofErr w:type="spellStart"/>
-                            <w:r>
-                              <w:rPr>
-                                <w:rFonts w:ascii="TH SarabunIT๙" w:hAnsi="TH SarabunIT๙" w:cs="TH SarabunIT๙" w:hint="cs"/>
-                                <w:sz w:val="34"/>
-                                <w:szCs w:val="34"/>
-                                <w:cs/>
-                              </w:rPr>
-                              <w:t>ปุญญิ</w:t>
-                            </w:r>
-                            <w:proofErr w:type="spellEnd"/>
-                            <w:r>
-                              <w:rPr>
-                                <w:rFonts w:ascii="TH SarabunIT๙" w:hAnsi="TH SarabunIT๙" w:cs="TH SarabunIT๙" w:hint="cs"/>
-                                <w:sz w:val="34"/>
-                                <w:szCs w:val="34"/>
-                                <w:cs/>
-                              </w:rPr>
-                              <w:t>ตา รัตน</w:t>
-                            </w:r>
-                            <w:proofErr w:type="spellStart"/>
-                            <w:r>
-                              <w:rPr>
-                                <w:rFonts w:ascii="TH SarabunIT๙" w:hAnsi="TH SarabunIT๙" w:cs="TH SarabunIT๙" w:hint="cs"/>
-                                <w:sz w:val="34"/>
-                                <w:szCs w:val="34"/>
-                                <w:cs/>
-                              </w:rPr>
-                              <w:t>นิธี</w:t>
-                            </w:r>
-                            <w:proofErr w:type="spellEnd"/>
-                            <w:r>
-                              <w:rPr>
-                                <w:rFonts w:ascii="TH SarabunIT๙" w:hAnsi="TH SarabunIT๙" w:cs="TH SarabunIT๙" w:hint="cs"/>
-                                <w:sz w:val="34"/>
-                                <w:szCs w:val="34"/>
-                                <w:cs/>
-                              </w:rPr>
-                              <w:t>)</w:t>
+                              <w:t>ผู้</w:t>
+                            </w:r>
+                            <w:r>
+                              <w:rPr>
+                                <w:rFonts w:ascii="TH SarabunIT๙" w:hAnsi="TH SarabunIT๙" w:cs="TH SarabunIT๙"/>
+                                <w:sz w:val="34"/>
+                                <w:szCs w:val="34"/>
+                                <w:cs/>
+                              </w:rPr>
+                              <w:t>อำนวยการสำนักงานประจำศาล</w:t>
+                            </w:r>
+                            <w:r>
+                              <w:rPr>
+                                <w:rFonts w:ascii="TH SarabunIT๙" w:hAnsi="TH SarabunIT๙" w:cs="TH SarabunIT๙"/>
+                                <w:sz w:val="34"/>
+                                <w:szCs w:val="34"/>
+                                <w:cs/>
+                              </w:rPr>
+                              <w:t>เยาวชนและครอบครัวจังหวัด</w:t>
+                            </w:r>
+                            <w:r>
+                              <w:rPr>
+                                <w:rFonts w:ascii="TH SarabunIT๙" w:hAnsi="TH SarabunIT๙" w:cs="TH SarabunIT๙"/>
+                                <w:sz w:val="34"/>
+                                <w:szCs w:val="34"/>
+                                <w:cs/>
+                              </w:rPr>
+                              <w:t>สุราษฎร์ธานี</w:t>
                             </w:r>
                           </w:p>
                           <w:p>
                             <w:pPr>
                               <w:jc w:val="center"/>
+                              <w:rPr>
+                                <w:rFonts w:ascii="TH SarabunIT๙" w:hAnsi="TH SarabunIT๙" w:cs="TH SarabunIT๙"/>
+                              </w:rPr>
                             </w:pPr>
                             <w:r>
                               <w:rPr>
+                                <w:rFonts w:ascii="TH SarabunIT๙" w:hAnsi="TH SarabunIT๙" w:cs="TH SarabunIT๙"/>
+                                <w:cs/>
+                              </w:rPr>
+                              <w:t xml:space="preserve">วันที่ </w:t>
+                            </w:r>
+                            <w:r>
+                              <w:rPr>
                                 <w:rFonts w:ascii="TH SarabunIT๙" w:hAnsi="TH SarabunIT๙" w:cs="TH SarabunIT๙" w:hint="cs"/>
-                                <w:sz w:val="34"/>
-                                <w:szCs w:val="34"/>
-                                <w:cs/>
-                              </w:rPr>
-                              <w:t>ผู้อำนวยการสำนักงานประจำ</w:t>
-                            </w:r>
-                            <w:r>
-                              <w:rPr>
-                                <w:rFonts w:ascii="TH SarabunIT๙" w:hAnsi="TH SarabunIT๙" w:cs="TH SarabunIT๙"/>
-                                <w:sz w:val="34"/>
-                                <w:szCs w:val="34"/>
-                                <w:cs/>
-                              </w:rPr>
-                              <w:t>ศาล</w:t>
-                            </w:r>
-                            <w:r>
-                              <w:rPr>
-                                <w:rFonts w:ascii="TH SarabunIT๙" w:hAnsi="TH SarabunIT๙" w:cs="TH SarabunIT๙" w:hint="cs"/>
-                                <w:sz w:val="34"/>
-                                <w:szCs w:val="34"/>
-                                <w:cs/>
-                              </w:rPr>
-                              <w:t>เยาวชนและครอบครัวจังหวัด</w:t>
-                            </w:r>
-                            <w:r>
-                              <w:rPr>
-                                <w:rFonts w:ascii="TH SarabunIT๙" w:hAnsi="TH SarabunIT๙" w:cs="TH SarabunIT๙"/>
-                                <w:sz w:val="34"/>
-                                <w:szCs w:val="34"/>
-                                <w:cs/>
-                              </w:rPr>
-                              <w:t>สุราษฎร์ธานี</w:t>
-                            </w:r>
-                            <w:r>
-                              <w:rPr>
-                                <w:cs/>
-                              </w:rPr>
-                              <w:t xml:space="preserve"> </w:t>
+                                <w:u w:val="dotted"/>
+                                <w:cs/>
+                              </w:rPr>
+                              <w:t xml:space="preserve">     </w:t>
+                            </w:r>
+                            <w:r>
+                              <w:rPr>
+                                <w:rFonts w:ascii="TH SarabunIT๙" w:hAnsi="TH SarabunIT๙" w:cs="TH SarabunIT๙"/>
+                                <w:sz w:val="34"/>
+                                <w:szCs w:val="34"/>
+                                <w:u w:val="dotted"/>
+                              </w:rPr>
+                              <w:t>18 มิถุนายน 2566</w:t>
+                            </w:r>
+                            <w:r>
+                              <w:rPr>
+                                <w:rFonts w:ascii="TH SarabunIT๙" w:hAnsi="TH SarabunIT๙" w:cs="TH SarabunIT๙"/>
+                                <w:sz w:val="34"/>
+                                <w:szCs w:val="34"/>
+                                <w:u w:val="dotted"/>
+                                <w:cs/>
+                              </w:rPr>
+                              <w:t xml:space="preserve">       </w:t>
+                            </w:r>
+                            <w:r>
+                              <w:rPr>
+                                <w:rFonts w:ascii="TH SarabunIT๙" w:hAnsi="TH SarabunIT๙" w:cs="TH SarabunIT๙"/>
+                                <w:u w:val="dotted"/>
+                                <w:cs/>
+                              </w:rPr>
+                              <w:t>.</w:t>
                             </w:r>
                           </w:p>
                         </w:txbxContent>
@@ -2148,7 +2233,7 @@
           </mc:Choice>
           <mc:Fallback>
             <w:pict>
-              <v:shape id="Text Box 3" o:spid="_x0000_s1028" type="#_x0000_t202" style="position:absolute;left:0;text-align:left;margin-left:187.95pt;margin-top:7.15pt;width:294pt;height:193.95pt;z-index:251659264;visibility:visible;mso-wrap-style:square;mso-width-percent:0;mso-height-percent:0;mso-wrap-distance-left:9pt;mso-wrap-distance-top:0;mso-wrap-distance-right:9pt;mso-wrap-distance-bottom:0;mso-position-horizontal:absolute;mso-position-horizontal-relative:text;mso-position-vertical:absolute;mso-position-vertical-relative:text;mso-width-percent:0;mso-height-percent:0;mso-width-relative:page;mso-height-relative:page;v-text-anchor:top" o:gfxdata="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" stroked="f">
+              <v:shape id="Text Box 3" o:spid="_x0000_s1028" type="#_x0000_t202" style="position:absolute;left:0;text-align:left;margin-left:146.75pt;margin-top:63.35pt;width:348.4pt;height:193.95pt;z-index:-251657216;visibility:visible;mso-wrap-style:square;mso-width-percent:0;mso-height-percent:0;mso-wrap-distance-left:9pt;mso-wrap-distance-top:0;mso-wrap-distance-right:9pt;mso-wrap-distance-bottom:0;mso-position-horizontal:absolute;mso-position-horizontal-relative:text;mso-position-vertical:absolute;mso-position-vertical-relative:text;mso-width-percent:0;mso-height-percent:0;mso-width-relative:page;mso-height-relative:page;v-text-anchor:top" o:gfxdata="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" stroked="f">
                 <v:textbox>
                   <w:txbxContent>
                     <w:p>
@@ -2185,17 +2270,6 @@
                       </w:r>
                       <w:r>
                         <w:rPr>
-                          <w:rFonts w:ascii="TH SarabunIT๙" w:hAnsi="TH SarabunIT๙" w:cs="TH SarabunIT๙"/>
-                          <w:b/>
-                          <w:bCs/>
-                          <w:sz w:val="34"/>
-                          <w:szCs w:val="34"/>
-                          <w:cs/>
-                        </w:rPr>
-                        <w:tab/>
-                      </w:r>
-                      <w:r>
-                        <w:rPr>
                           <w:rFonts w:ascii="TH SarabunIT๙" w:hAnsi="TH SarabunIT๙" w:cs="TH SarabunIT๙" w:hint="cs"/>
                           <w:b/>
                           <w:bCs/>
@@ -2220,7 +2294,7 @@
                     <w:p>
                       <w:pPr>
                         <w:tabs>
-                          <w:tab w:val="left" w:pos="1800"/>
+                          <w:tab w:val="left" w:pos="585"/>
                         </w:tabs>
                         <w:ind w:left="585"/>
                         <w:rPr>
@@ -2252,6 +2326,7 @@
                           <w:cs/>
                         </w:rPr>
                         <w:tab/>
+                        <w:t xml:space="preserve">- </w:t>
                       </w:r>
                       <w:r>
                         <w:rPr>
@@ -2262,7 +2337,66 @@
                           <w:szCs w:val="34"/>
                           <w:cs/>
                         </w:rPr>
-                        <w:t>- นำเรียนผู้พิพากษาหัวหน้าศาล</w:t>
+                        <w:t>ให้</w:t>
+                      </w:r>
+                      <w:r>
+                        <w:rPr>
+                          <w:rFonts w:ascii="TH SarabunIT๙" w:hAnsi="TH SarabunIT๙" w:cs="TH SarabunIT๙"/>
+                          <w:b/>
+                          <w:bCs/>
+                          <w:sz w:val="34"/>
+                          <w:szCs w:val="34"/>
+                          <w:cs/>
+                        </w:rPr>
+                        <w:t>เจ้าหน้าที่การเงินทราบ</w:t>
+                      </w:r>
+                    </w:p>
+                    <w:p>
+                      <w:pPr>
+                        <w:tabs>
+                          <w:tab w:val="left" w:pos="585"/>
+                        </w:tabs>
+                        <w:ind w:left="585"/>
+                        <w:rPr>
+                          <w:rFonts w:ascii="TH SarabunIT๙" w:hAnsi="TH SarabunIT๙" w:cs="TH SarabunIT๙" w:hint="cs"/>
+                          <w:b/>
+                          <w:bCs/>
+                          <w:sz w:val="34"/>
+                          <w:szCs w:val="34"/>
+                          <w:cs/>
+                        </w:rPr>
+                      </w:pPr>
+                      <w:r>
+                        <w:rPr>
+                          <w:rFonts w:ascii="TH SarabunIT๙" w:hAnsi="TH SarabunIT๙" w:cs="TH SarabunIT๙"/>
+                          <w:b/>
+                          <w:bCs/>
+                          <w:sz w:val="34"/>
+                          <w:szCs w:val="34"/>
+                        </w:rPr>
+                        <w:tab/>
+                      </w:r>
+                      <w:r>
+                        <w:rPr>
+                          <w:rFonts w:ascii="TH SarabunIT๙" w:hAnsi="TH SarabunIT๙" w:cs="TH SarabunIT๙"/>
+                          <w:b/>
+                          <w:bCs/>
+                          <w:sz w:val="34"/>
+                          <w:szCs w:val="34"/>
+                        </w:rPr>
+                        <w:tab/>
+                        <w:t xml:space="preserve">  </w:t>
+                      </w:r>
+                      <w:r>
+                        <w:rPr>
+                          <w:rFonts w:ascii="TH SarabunIT๙" w:hAnsi="TH SarabunIT๙" w:cs="TH SarabunIT๙" w:hint="cs"/>
+                          <w:b/>
+                          <w:bCs/>
+                          <w:sz w:val="34"/>
+                          <w:szCs w:val="34"/>
+                          <w:cs/>
+                        </w:rPr>
+                        <w:t>เพื่อโปรดทราบ</w:t>
                       </w:r>
                     </w:p>
                     <w:p>
@@ -2279,52 +2413,16 @@
                           <w:szCs w:val="34"/>
                         </w:rPr>
                       </w:pPr>
-                      <w:r>
-                        <w:rPr>
-                          <w:rFonts w:ascii="TH SarabunIT๙" w:hAnsi="TH SarabunIT๙" w:cs="TH SarabunIT๙"/>
-                          <w:b/>
-                          <w:bCs/>
-                          <w:sz w:val="34"/>
-                          <w:szCs w:val="34"/>
-                          <w:cs/>
-                        </w:rPr>
-                        <w:tab/>
-                      </w:r>
-                      <w:r>
-                        <w:rPr>
-                          <w:rFonts w:ascii="TH SarabunIT๙" w:hAnsi="TH SarabunIT๙" w:cs="TH SarabunIT๙"/>
-                          <w:b/>
-                          <w:bCs/>
-                          <w:sz w:val="34"/>
-                          <w:szCs w:val="34"/>
-                          <w:cs/>
-                        </w:rPr>
-                        <w:tab/>
-                      </w:r>
-                      <w:r>
-                        <w:rPr>
-                          <w:rFonts w:ascii="TH SarabunIT๙" w:hAnsi="TH SarabunIT๙" w:cs="TH SarabunIT๙" w:hint="cs"/>
-                          <w:b/>
-                          <w:bCs/>
-                          <w:sz w:val="34"/>
-                          <w:szCs w:val="34"/>
-                          <w:cs/>
-                        </w:rPr>
-                        <w:t xml:space="preserve">  เพื่อโปรดทราบ</w:t>
-                      </w:r>
                     </w:p>
                     <w:p>
                       <w:pPr>
-                        <w:tabs>
-                          <w:tab w:val="left" w:pos="1800"/>
-                        </w:tabs>
-                        <w:ind w:left="945"/>
-                        <w:rPr>
-                          <w:rFonts w:ascii="TH SarabunIT๙" w:hAnsi="TH SarabunIT๙" w:cs="TH SarabunIT๙" w:hint="cs"/>
+                        <w:jc w:val="center"/>
+                        <w:rPr>
+                          <w:rFonts w:ascii="TH SarabunIT๙" w:hAnsi="TH SarabunIT๙" w:cs="TH SarabunIT๙"/>
                           <w:b/>
                           <w:bCs/>
-                          <w:sz w:val="34"/>
-                          <w:szCs w:val="34"/>
+                          <w:sz w:val="16"/>
+                          <w:szCs w:val="16"/>
                         </w:rPr>
                       </w:pPr>
                     </w:p>
@@ -2345,12 +2443,19 @@
                         <w:jc w:val="center"/>
                         <w:rPr>
                           <w:rFonts w:ascii="TH SarabunIT๙" w:hAnsi="TH SarabunIT๙" w:cs="TH SarabunIT๙"/>
-                          <w:b/>
-                          <w:bCs/>
-                          <w:sz w:val="16"/>
-                          <w:szCs w:val="16"/>
+                          <w:sz w:val="34"/>
+                          <w:szCs w:val="34"/>
                         </w:rPr>
                       </w:pPr>
+                      <w:r>
+                        <w:rPr>
+                          <w:rFonts w:ascii="TH SarabunIT๙" w:hAnsi="TH SarabunIT๙" w:cs="TH SarabunIT๙" w:hint="cs"/>
+                          <w:sz w:val="34"/>
+                          <w:szCs w:val="34"/>
+                          <w:cs/>
+                        </w:rPr>
+                        <w:t>(ลงชื่อ)...................................................................</w:t>
+                      </w:r>
                     </w:p>
                     <w:p>
                       <w:pPr>
@@ -2359,24 +2464,66 @@
                           <w:rFonts w:ascii="TH SarabunIT๙" w:hAnsi="TH SarabunIT๙" w:cs="TH SarabunIT๙"/>
                           <w:sz w:val="34"/>
                           <w:szCs w:val="34"/>
+                          <w:cs/>
                         </w:rPr>
                       </w:pPr>
                       <w:r>
                         <w:rPr>
-                          <w:rFonts w:ascii="TH SarabunIT๙" w:hAnsi="TH SarabunIT๙" w:cs="TH SarabunIT๙" w:hint="cs"/>
-                          <w:sz w:val="34"/>
-                          <w:szCs w:val="34"/>
-                          <w:cs/>
-                        </w:rPr>
-                        <w:t>(ลงชื่อ)</w:t>
-                      </w:r>
-                      <w:r>
-                        <w:rPr>
-                          <w:rFonts w:ascii="TH SarabunIT๙" w:hAnsi="TH SarabunIT๙" w:cs="TH SarabunIT๙"/>
-                          <w:sz w:val="34"/>
-                          <w:szCs w:val="34"/>
-                        </w:rPr>
-                        <w:t>…………………………………………………………</w:t>
+                          <w:rFonts w:ascii="TH SarabunIT๙" w:hAnsi="TH SarabunIT๙" w:cs="TH SarabunIT๙"/>
+                          <w:sz w:val="34"/>
+                          <w:szCs w:val="34"/>
+                          <w:cs/>
+                        </w:rPr>
+                        <w:t>(</w:t>
+                      </w:r>
+                      <w:r>
+                        <w:rPr>
+                          <w:rFonts w:ascii="TH SarabunIT๙" w:hAnsi="TH SarabunIT๙" w:cs="TH SarabunIT๙"/>
+                          <w:sz w:val="34"/>
+                          <w:szCs w:val="34"/>
+                          <w:cs/>
+                        </w:rPr>
+                        <w:t>นาง</w:t>
+                      </w:r>
+                      <w:proofErr w:type="spellStart"/>
+                      <w:r>
+                        <w:rPr>
+                          <w:rFonts w:ascii="TH SarabunIT๙" w:hAnsi="TH SarabunIT๙" w:cs="TH SarabunIT๙"/>
+                          <w:sz w:val="34"/>
+                          <w:szCs w:val="34"/>
+                          <w:cs/>
+                        </w:rPr>
+                        <w:t>ปุญญิ</w:t>
+                      </w:r>
+                      <w:proofErr w:type="spellEnd"/>
+                      <w:r>
+                        <w:rPr>
+                          <w:rFonts w:ascii="TH SarabunIT๙" w:hAnsi="TH SarabunIT๙" w:cs="TH SarabunIT๙"/>
+                          <w:sz w:val="34"/>
+                          <w:szCs w:val="34"/>
+                          <w:cs/>
+                        </w:rPr>
+                        <w:t>ตา รัตน</w:t>
+                      </w:r>
+                      <w:proofErr w:type="spellStart"/>
+                      <w:r>
+                        <w:rPr>
+                          <w:rFonts w:ascii="TH SarabunIT๙" w:hAnsi="TH SarabunIT๙" w:cs="TH SarabunIT๙"/>
+                          <w:sz w:val="34"/>
+                          <w:szCs w:val="34"/>
+                          <w:cs/>
+                        </w:rPr>
+                        <w:t>นิธี</w:t>
+                      </w:r>
+                      <w:proofErr w:type="spellEnd"/>
+                      <w:r>
+                        <w:rPr>
+                          <w:rFonts w:ascii="TH SarabunIT๙" w:hAnsi="TH SarabunIT๙" w:cs="TH SarabunIT๙"/>
+                          <w:sz w:val="34"/>
+                          <w:szCs w:val="34"/>
+                          <w:cs/>
+                        </w:rPr>
+                        <w:t>)</w:t>
                       </w:r>
                     </w:p>
                     <w:p>
@@ -2396,100 +2543,82 @@
                           <w:szCs w:val="34"/>
                           <w:cs/>
                         </w:rPr>
-                        <w:t>(</w:t>
-                      </w:r>
-                      <w:r>
-                        <w:rPr>
-                          <w:rFonts w:ascii="TH SarabunIT๙" w:hAnsi="TH SarabunIT๙" w:cs="TH SarabunIT๙"/>
-                          <w:sz w:val="34"/>
-                          <w:szCs w:val="34"/>
-                          <w:cs/>
-                        </w:rPr>
-                        <w:t>นาง</w:t>
-                      </w:r>
-                      <w:proofErr w:type="spellStart"/>
-                      <w:r>
-                        <w:rPr>
-                          <w:rFonts w:ascii="TH SarabunIT๙" w:hAnsi="TH SarabunIT๙" w:cs="TH SarabunIT๙" w:hint="cs"/>
-                          <w:sz w:val="34"/>
-                          <w:szCs w:val="34"/>
-                          <w:cs/>
-                        </w:rPr>
-                        <w:t>ปุญญิ</w:t>
-                      </w:r>
-                      <w:proofErr w:type="spellEnd"/>
-                      <w:r>
-                        <w:rPr>
-                          <w:rFonts w:ascii="TH SarabunIT๙" w:hAnsi="TH SarabunIT๙" w:cs="TH SarabunIT๙" w:hint="cs"/>
-                          <w:sz w:val="34"/>
-                          <w:szCs w:val="34"/>
-                          <w:cs/>
-                        </w:rPr>
-                        <w:t>ตา รัตน</w:t>
-                      </w:r>
-                      <w:proofErr w:type="spellStart"/>
-                      <w:r>
-                        <w:rPr>
-                          <w:rFonts w:ascii="TH SarabunIT๙" w:hAnsi="TH SarabunIT๙" w:cs="TH SarabunIT๙" w:hint="cs"/>
-                          <w:sz w:val="34"/>
-                          <w:szCs w:val="34"/>
-                          <w:cs/>
-                        </w:rPr>
-                        <w:t>นิธี</w:t>
-                      </w:r>
-                      <w:proofErr w:type="spellEnd"/>
-                      <w:r>
-                        <w:rPr>
-                          <w:rFonts w:ascii="TH SarabunIT๙" w:hAnsi="TH SarabunIT๙" w:cs="TH SarabunIT๙" w:hint="cs"/>
-                          <w:sz w:val="34"/>
-                          <w:szCs w:val="34"/>
-                          <w:cs/>
-                        </w:rPr>
-                        <w:t>)</w:t>
+                        <w:t>ผู้</w:t>
+                      </w:r>
+                      <w:r>
+                        <w:rPr>
+                          <w:rFonts w:ascii="TH SarabunIT๙" w:hAnsi="TH SarabunIT๙" w:cs="TH SarabunIT๙"/>
+                          <w:sz w:val="34"/>
+                          <w:szCs w:val="34"/>
+                          <w:cs/>
+                        </w:rPr>
+                        <w:t>อำนวยการสำนักงานประจำศาล</w:t>
+                      </w:r>
+                      <w:r>
+                        <w:rPr>
+                          <w:rFonts w:ascii="TH SarabunIT๙" w:hAnsi="TH SarabunIT๙" w:cs="TH SarabunIT๙"/>
+                          <w:sz w:val="34"/>
+                          <w:szCs w:val="34"/>
+                          <w:cs/>
+                        </w:rPr>
+                        <w:t>เยาวชนและครอบครัวจังหวัด</w:t>
+                      </w:r>
+                      <w:r>
+                        <w:rPr>
+                          <w:rFonts w:ascii="TH SarabunIT๙" w:hAnsi="TH SarabunIT๙" w:cs="TH SarabunIT๙"/>
+                          <w:sz w:val="34"/>
+                          <w:szCs w:val="34"/>
+                          <w:cs/>
+                        </w:rPr>
+                        <w:t>สุราษฎร์ธานี</w:t>
                       </w:r>
                     </w:p>
                     <w:p>
                       <w:pPr>
                         <w:jc w:val="center"/>
+                        <w:rPr>
+                          <w:rFonts w:ascii="TH SarabunIT๙" w:hAnsi="TH SarabunIT๙" w:cs="TH SarabunIT๙"/>
+                        </w:rPr>
                       </w:pPr>
                       <w:r>
                         <w:rPr>
+                          <w:rFonts w:ascii="TH SarabunIT๙" w:hAnsi="TH SarabunIT๙" w:cs="TH SarabunIT๙"/>
+                          <w:cs/>
+                        </w:rPr>
+                        <w:t xml:space="preserve">วันที่ </w:t>
+                      </w:r>
+                      <w:r>
+                        <w:rPr>
                           <w:rFonts w:ascii="TH SarabunIT๙" w:hAnsi="TH SarabunIT๙" w:cs="TH SarabunIT๙" w:hint="cs"/>
-                          <w:sz w:val="34"/>
-                          <w:szCs w:val="34"/>
-                          <w:cs/>
-                        </w:rPr>
-                        <w:t>ผู้อำนวยการสำนักงานประจำ</w:t>
-                      </w:r>
-                      <w:r>
-                        <w:rPr>
-                          <w:rFonts w:ascii="TH SarabunIT๙" w:hAnsi="TH SarabunIT๙" w:cs="TH SarabunIT๙"/>
-                          <w:sz w:val="34"/>
-                          <w:szCs w:val="34"/>
-                          <w:cs/>
-                        </w:rPr>
-                        <w:t>ศาล</w:t>
-                      </w:r>
-                      <w:r>
-                        <w:rPr>
-                          <w:rFonts w:ascii="TH SarabunIT๙" w:hAnsi="TH SarabunIT๙" w:cs="TH SarabunIT๙" w:hint="cs"/>
-                          <w:sz w:val="34"/>
-                          <w:szCs w:val="34"/>
-                          <w:cs/>
-                        </w:rPr>
-                        <w:t>เยาวชนและครอบครัวจังหวัด</w:t>
-                      </w:r>
-                      <w:r>
-                        <w:rPr>
-                          <w:rFonts w:ascii="TH SarabunIT๙" w:hAnsi="TH SarabunIT๙" w:cs="TH SarabunIT๙"/>
-                          <w:sz w:val="34"/>
-                          <w:szCs w:val="34"/>
-                          <w:cs/>
-                        </w:rPr>
-                        <w:t>สุราษฎร์ธานี</w:t>
-                      </w:r>
-                      <w:r>
-                        <w:t xml:space="preserve"> </w:t>
+                          <w:u w:val="dotted"/>
+                          <w:cs/>
+                        </w:rPr>
+                        <w:t xml:space="preserve">     </w:t>
+                      </w:r>
+                      <w:r>
+                        <w:rPr>
+                          <w:rFonts w:ascii="TH SarabunIT๙" w:hAnsi="TH SarabunIT๙" w:cs="TH SarabunIT๙"/>
+                          <w:sz w:val="34"/>
+                          <w:szCs w:val="34"/>
+                          <w:u w:val="dotted"/>
+                        </w:rPr>
+                        <w:t>18 มิถุนายน 2566</w:t>
+                      </w:r>
+                      <w:r>
+                        <w:rPr>
+                          <w:rFonts w:ascii="TH SarabunIT๙" w:hAnsi="TH SarabunIT๙" w:cs="TH SarabunIT๙"/>
+                          <w:sz w:val="34"/>
+                          <w:szCs w:val="34"/>
+                          <w:u w:val="dotted"/>
+                        </w:rPr>
+                        <w:t xml:space="preserve">       </w:t>
+                      </w:r>
+                      <w:r>
+                        <w:rPr>
+                          <w:rFonts w:ascii="TH SarabunIT๙" w:hAnsi="TH SarabunIT๙" w:cs="TH SarabunIT๙"/>
+                          <w:u w:val="dotted"/>
+                        </w:rPr>
+                        <w:t>.</w:t>
                       </w:r>
                     </w:p>
                   </w:txbxContent>
@@ -3051,6 +3180,29 @@
       <w:szCs w:val="36"/>
     </w:rPr>
   </w:style>
+  <w:style w:type="paragraph" w:styleId="3">
+    <w:name w:val="heading 3"/>
+    <w:basedOn w:val="a"/>
+    <w:next w:val="a"/>
+    <w:link w:val="30"/>
+    <w:uiPriority w:val="9"/>
+    <w:semiHidden/>
+    <w:unhideWhenUsed/>
+    <w:qFormat/>
+    <w:rsid w:val="008D50B0"/>
+    <w:pPr>
+      <w:keepNext/>
+      <w:keepLines/>
+      <w:spacing w:before="40"/>
+      <w:outlineLvl w:val="2"/>
+    </w:pPr>
+    <w:rPr>
+      <w:rFonts w:asciiTheme="majorHAnsi" w:eastAsiaTheme="majorEastAsia" w:hAnsiTheme="majorHAnsi" w:cstheme="majorBidi"/>
+      <w:color w:val="243F60" w:themeColor="accent1" w:themeShade="7F"/>
+      <w:sz w:val="24"/>
+      <w:szCs w:val="30"/>
+    </w:rPr>
+  </w:style>
   <w:style w:type="character" w:default="1" w:styleId="a0">
     <w:name w:val="Default Paragraph Font"/>
     <w:uiPriority w:val="1"/>
@@ -3114,6 +3266,20 @@
       <w:rFonts w:ascii="Tahoma" w:eastAsia="Cordia New" w:hAnsi="Tahoma" w:cs="Angsana New"/>
       <w:sz w:val="16"/>
       <w:szCs w:val="20"/>
+    </w:rPr>
+  </w:style>
+  <w:style w:type="character" w:customStyle="1" w:styleId="30">
+    <w:name w:val="หัวเรื่อง 3 อักขระ"/>
+    <w:basedOn w:val="a0"/>
+    <w:link w:val="3"/>
+    <w:uiPriority w:val="9"/>
+    <w:semiHidden/>
+    <w:rsid w:val="008D50B0"/>
+    <w:rPr>
+      <w:rFonts w:asciiTheme="majorHAnsi" w:eastAsiaTheme="majorEastAsia" w:hAnsiTheme="majorHAnsi" w:cstheme="majorBidi"/>
+      <w:color w:val="243F60" w:themeColor="accent1" w:themeShade="7F"/>
+      <w:sz w:val="24"/>
+      <w:szCs w:val="30"/>
     </w:rPr>
   </w:style>
 </w:styles>

--- a/uploads/ven.docx
+++ b/uploads/ven.docx
@@ -70,7 +70,7 @@
                               <w:rPr>
                                 <w:rFonts w:ascii="TH SarabunPSK" w:hAnsi="TH SarabunPSK" w:cs="TH SarabunPSK"/>
                               </w:rPr>
-                              <w:t>CH1687104265</w:t>
+                              <w:t>CH1687442302</w:t>
                             </w:r>
                           </w:p>
                         </w:txbxContent>
@@ -110,7 +110,7 @@
                         <w:rPr>
                           <w:rFonts w:ascii="TH SarabunPSK" w:hAnsi="TH SarabunPSK" w:cs="TH SarabunPSK"/>
                         </w:rPr>
-                        <w:t>CH1687104265</w:t>
+                        <w:t>CH1687442302</w:t>
                       </w:r>
                     </w:p>
                   </w:txbxContent>
@@ -212,7 +212,6 @@
           <w:rFonts w:ascii="TH SarabunIT๙" w:hAnsi="TH SarabunIT๙" w:cs="TH SarabunIT๙"/>
           <w:sz w:val="34"/>
           <w:szCs w:val="34"/>
-          <w:cs/>
         </w:rPr>
       </w:pPr>
       <w:r>
@@ -260,7 +259,7 @@
           <w:szCs w:val="34"/>
           <w:cs/>
         </w:rPr>
-        <w:t>จังหวัดสุราษฎร์ธานี</w:t>
+        <w:t>สุราษฎร์ธานี</w:t>
       </w:r>
     </w:p>
     <w:p>
@@ -301,7 +300,7 @@
           <w:rFonts w:ascii="TH SarabunIT๙" w:hAnsi="TH SarabunIT๙" w:cs="TH SarabunIT๙"/>
           <w:cs/>
         </w:rPr>
-        <w:t xml:space="preserve">                          </w:t>
+        <w:t xml:space="preserve">                         </w:t>
       </w:r>
       <w:r>
         <w:rPr>
@@ -339,7 +338,7 @@
           <w:sz w:val="34"/>
           <w:szCs w:val="34"/>
         </w:rPr>
-        <w:t>18 มิถุนายน 2566</w:t>
+        <w:t>22 มิถุนายน 2566</w:t>
       </w:r>
     </w:p>
     <w:p>
@@ -367,27 +366,24 @@
       <w:r>
         <w:rPr>
           <w:rFonts w:ascii="TH SarabunIT๙" w:hAnsi="TH SarabunIT๙" w:cs="TH SarabunIT๙"/>
-          <w:spacing w:val="-10"/>
-          <w:sz w:val="34"/>
-          <w:szCs w:val="34"/>
-          <w:cs/>
-        </w:rPr>
-        <w:t>ขอเปลี่ยนเวร</w:t>
+          <w:sz w:val="34"/>
+          <w:szCs w:val="34"/>
+          <w:cs/>
+        </w:rPr>
+        <w:t>ขอ</w:t>
       </w:r>
       <w:r>
         <w:rPr>
           <w:rFonts w:ascii="TH SarabunIT๙" w:hAnsi="TH SarabunIT๙" w:cs="TH SarabunIT๙" w:hint="cs"/>
-          <w:spacing w:val="-10"/>
-          <w:sz w:val="34"/>
-          <w:szCs w:val="34"/>
-          <w:cs/>
-        </w:rPr>
-        <w:t>การ</w:t>
-      </w:r>
-      <w:r>
-        <w:rPr>
-          <w:rFonts w:ascii="TH SarabunIT๙" w:hAnsi="TH SarabunIT๙" w:cs="TH SarabunIT๙"/>
-          <w:spacing w:val="-10"/>
+          <w:sz w:val="34"/>
+          <w:szCs w:val="34"/>
+          <w:cs/>
+        </w:rPr>
+        <w:t>เปลี่ยนเวร</w:t>
+      </w:r>
+      <w:r>
+        <w:rPr>
+          <w:rFonts w:ascii="TH SarabunIT๙" w:hAnsi="TH SarabunIT๙" w:cs="TH SarabunIT๙"/>
           <w:sz w:val="34"/>
           <w:szCs w:val="34"/>
           <w:cs/>
@@ -397,12 +393,11 @@
       <w:r>
         <w:rPr>
           <w:rFonts w:ascii="TH SarabunIT๙" w:hAnsi="TH SarabunIT๙" w:cs="TH SarabunIT๙" w:hint="cs"/>
-          <w:spacing w:val="-10"/>
-          <w:sz w:val="34"/>
-          <w:szCs w:val="34"/>
-          <w:cs/>
-        </w:rPr>
-        <w:t>งานนอกเวลาราชการปกติเพื่อปฏิบัติหน้าที่การออกหมายจับและหมายค้น</w:t>
+          <w:sz w:val="34"/>
+          <w:szCs w:val="34"/>
+          <w:cs/>
+        </w:rPr>
+        <w:t>หน้าที่ในวันหยุด</w:t>
       </w:r>
       <w:r>
         <w:rPr>
@@ -453,7 +448,7 @@
       </w:r>
       <w:r>
         <w:rPr>
-          <w:rFonts w:ascii="TH SarabunIT๙" w:hAnsi="TH SarabunIT๙" w:cs="TH SarabunIT๙"/>
+          <w:rFonts w:ascii="TH SarabunIT๙" w:hAnsi="TH SarabunIT๙" w:cs="TH SarabunIT๙" w:hint="cs"/>
           <w:sz w:val="34"/>
           <w:szCs w:val="34"/>
           <w:cs/>
@@ -492,21 +487,30 @@
       </w:r>
       <w:r>
         <w:rPr>
+          <w:rFonts w:ascii="TH SarabunIT๙" w:hAnsi="TH SarabunIT๙" w:cs="TH SarabunIT๙"/>
+          <w:sz w:val="34"/>
+          <w:szCs w:val="34"/>
+          <w:cs/>
+        </w:rPr>
+        <w:t>คำสั่ง</w:t>
+      </w:r>
+      <w:r>
+        <w:rPr>
+          <w:rFonts w:ascii="TH SarabunIT๙" w:hAnsi="TH SarabunIT๙" w:cs="TH SarabunIT๙"/>
+          <w:sz w:val="34"/>
+          <w:szCs w:val="34"/>
+          <w:cs/>
+        </w:rPr>
+        <w:t>ศาล</w:t>
+      </w:r>
+      <w:r>
+        <w:rPr>
           <w:rFonts w:ascii="TH SarabunIT๙" w:hAnsi="TH SarabunIT๙" w:cs="TH SarabunIT๙" w:hint="cs"/>
           <w:sz w:val="34"/>
           <w:szCs w:val="34"/>
           <w:cs/>
         </w:rPr>
-        <w:t>คำสั่งศ</w:t>
-      </w:r>
-      <w:r>
-        <w:rPr>
-          <w:rFonts w:ascii="TH SarabunIT๙" w:hAnsi="TH SarabunIT๙" w:cs="TH SarabunIT๙"/>
-          <w:sz w:val="34"/>
-          <w:szCs w:val="34"/>
-          <w:cs/>
-        </w:rPr>
-        <w:t>าล</w:t>
+        <w:t>เยาวชนและครอบครัวจังหวัด</w:t>
       </w:r>
       <w:r>
         <w:rPr>
@@ -515,29 +519,20 @@
           <w:szCs w:val="34"/>
           <w:cs/>
         </w:rPr>
-        <w:t>เยาวชนและครอบครัวจังหวัด</w:t>
-      </w:r>
-      <w:r>
-        <w:rPr>
-          <w:rFonts w:ascii="TH SarabunIT๙" w:hAnsi="TH SarabunIT๙" w:cs="TH SarabunIT๙"/>
-          <w:sz w:val="34"/>
-          <w:szCs w:val="34"/>
-          <w:cs/>
-        </w:rPr>
-        <w:t>สุราษฎร์ธานี</w:t>
-      </w:r>
-      <w:r>
-        <w:rPr>
-          <w:rFonts w:ascii="TH SarabunIT๙" w:hAnsi="TH SarabunIT๙" w:cs="TH SarabunIT๙" w:hint="cs"/>
-          <w:sz w:val="34"/>
-          <w:szCs w:val="34"/>
-          <w:cs/>
-        </w:rPr>
-        <w:t xml:space="preserve"> ที่</w:t>
-      </w:r>
-      <w:r>
-        <w:rPr>
-          <w:rFonts w:ascii="TH SarabunIT๙" w:hAnsi="TH SarabunIT๙" w:cs="TH SarabunIT๙" w:hint="cs"/>
+        <w:t xml:space="preserve">สุราษฎร์ธานี </w:t>
+      </w:r>
+      <w:r>
+        <w:rPr>
+          <w:rFonts w:ascii="TH SarabunIT๙" w:hAnsi="TH SarabunIT๙" w:cs="TH SarabunIT๙"/>
+          <w:sz w:val="34"/>
+          <w:szCs w:val="34"/>
+          <w:cs/>
+        </w:rPr>
+        <w:t>ที่</w:t>
+      </w:r>
+      <w:r>
+        <w:rPr>
+          <w:rFonts w:ascii="TH SarabunIT๙" w:hAnsi="TH SarabunIT๙" w:cs="TH SarabunIT๙"/>
           <w:b/>
           <w:bCs/>
           <w:sz w:val="34"/>
@@ -554,7 +549,24 @@
           <w:sz w:val="34"/>
           <w:szCs w:val="34"/>
         </w:rPr>
-        <w:t>48/66</w:t>
+        <w:t>1</w:t>
+      </w:r>
+      <w:r>
+        <w:rPr>
+          <w:rFonts w:ascii="TH SarabunIT๙" w:hAnsi="TH SarabunIT๙" w:cs="TH SarabunIT๙"/>
+          <w:sz w:val="34"/>
+          <w:szCs w:val="34"/>
+          <w:cs/>
+        </w:rPr>
+        <w:t xml:space="preserve"> ลงวันที่ </w:t>
+      </w:r>
+      <w:r>
+        <w:rPr>
+          <w:rFonts w:ascii="TH SarabunIT๙" w:hAnsi="TH SarabunIT๙" w:cs="TH SarabunIT๙"/>
+          <w:sz w:val="34"/>
+          <w:szCs w:val="34"/>
+        </w:rPr>
+        <w:t>19 มิถุนายน 2566</w:t>
       </w:r>
       <w:r>
         <w:rPr>
@@ -570,9 +582,8 @@
           <w:rFonts w:ascii="TH SarabunIT๙" w:hAnsi="TH SarabunIT๙" w:cs="TH SarabunIT๙"/>
           <w:sz w:val="34"/>
           <w:szCs w:val="34"/>
-          <w:cs/>
-        </w:rPr>
-        <w:t>ลงวันที่</w:t>
+        </w:rPr>
+        <w:t/>
       </w:r>
       <w:r>
         <w:rPr>
@@ -585,15 +596,132 @@
       </w:r>
       <w:r>
         <w:rPr>
-          <w:rFonts w:ascii="TH SarabunIT๙" w:hAnsi="TH SarabunIT๙" w:cs="TH SarabunIT๙"/>
-          <w:sz w:val="34"/>
-          <w:szCs w:val="34"/>
-        </w:rPr>
-        <w:t>14 มิถุนายน 2566</w:t>
-      </w:r>
-      <w:r>
-        <w:rPr>
-          <w:rFonts w:ascii="TH SarabunIT๙" w:hAnsi="TH SarabunIT๙" w:cs="TH SarabunIT๙"/>
+          <w:rFonts w:ascii="TH SarabunIT๙" w:hAnsi="TH SarabunIT๙" w:cs="TH SarabunIT๙" w:hint="cs"/>
+          <w:sz w:val="34"/>
+          <w:szCs w:val="34"/>
+          <w:cs/>
+        </w:rPr>
+        <w:t xml:space="preserve">เรื่อง </w:t>
+      </w:r>
+      <w:r>
+        <w:rPr>
+          <w:rFonts w:ascii="TH SarabunIT๙" w:hAnsi="TH SarabunIT๙" w:cs="TH SarabunIT๙"/>
+          <w:sz w:val="34"/>
+          <w:szCs w:val="34"/>
+          <w:cs/>
+        </w:rPr>
+        <w:t>ให้</w:t>
+      </w:r>
+      <w:r>
+        <w:rPr>
+          <w:rFonts w:ascii="TH SarabunIT๙" w:hAnsi="TH SarabunIT๙" w:cs="TH SarabunIT๙"/>
+          <w:sz w:val="34"/>
+          <w:szCs w:val="34"/>
+          <w:cs/>
+        </w:rPr>
+        <w:t>ข้าราชการ</w:t>
+      </w:r>
+      <w:r>
+        <w:rPr>
+          <w:rFonts w:ascii="TH SarabunIT๙" w:hAnsi="TH SarabunIT๙" w:cs="TH SarabunIT๙" w:hint="cs"/>
+          <w:sz w:val="34"/>
+          <w:szCs w:val="34"/>
+          <w:cs/>
+        </w:rPr>
+        <w:t>ฝ่าย</w:t>
+      </w:r>
+      <w:r>
+        <w:rPr>
+          <w:rFonts w:ascii="TH SarabunIT๙" w:hAnsi="TH SarabunIT๙" w:cs="TH SarabunIT๙"/>
+          <w:sz w:val="34"/>
+          <w:szCs w:val="34"/>
+          <w:cs/>
+        </w:rPr>
+        <w:t>ตุลาการ</w:t>
+      </w:r>
+      <w:r>
+        <w:rPr>
+          <w:rFonts w:ascii="TH SarabunIT๙" w:hAnsi="TH SarabunIT๙" w:cs="TH SarabunIT๙"/>
+          <w:sz w:val="34"/>
+          <w:szCs w:val="34"/>
+          <w:cs/>
+        </w:rPr>
+        <w:t>ศาลยุติธรรม</w:t>
+      </w:r>
+      <w:r>
+        <w:rPr>
+          <w:rFonts w:ascii="TH SarabunIT๙" w:hAnsi="TH SarabunIT๙" w:cs="TH SarabunIT๙" w:hint="cs"/>
+          <w:sz w:val="34"/>
+          <w:szCs w:val="34"/>
+          <w:cs/>
+        </w:rPr>
+        <w:t>และลูกจ้างมาปฏิบัติ</w:t>
+      </w:r>
+      <w:r>
+        <w:rPr>
+          <w:rFonts w:ascii="TH SarabunIT๙" w:hAnsi="TH SarabunIT๙" w:cs="TH SarabunIT๙"/>
+          <w:sz w:val="34"/>
+          <w:szCs w:val="34"/>
+          <w:cs/>
+        </w:rPr>
+        <w:t>ราชการ</w:t>
+      </w:r>
+      <w:r>
+        <w:rPr>
+          <w:rFonts w:ascii="TH SarabunIT๙" w:hAnsi="TH SarabunIT๙" w:cs="TH SarabunIT๙" w:hint="cs"/>
+          <w:sz w:val="34"/>
+          <w:szCs w:val="34"/>
+          <w:cs/>
+        </w:rPr>
+        <w:t>ใน</w:t>
+      </w:r>
+      <w:r>
+        <w:rPr>
+          <w:rFonts w:ascii="TH SarabunIT๙" w:hAnsi="TH SarabunIT๙" w:cs="TH SarabunIT๙"/>
+          <w:sz w:val="34"/>
+          <w:szCs w:val="34"/>
+          <w:cs/>
+        </w:rPr>
+        <w:t>วัน</w:t>
+      </w:r>
+      <w:r>
+        <w:rPr>
+          <w:rFonts w:ascii="TH SarabunIT๙" w:hAnsi="TH SarabunIT๙" w:cs="TH SarabunIT๙" w:hint="cs"/>
+          <w:sz w:val="34"/>
+          <w:szCs w:val="34"/>
+          <w:cs/>
+        </w:rPr>
+        <w:t>หยุดรา</w:t>
+      </w:r>
+      <w:r>
+        <w:rPr>
+          <w:rFonts w:ascii="TH SarabunIT๙" w:hAnsi="TH SarabunIT๙" w:cs="TH SarabunIT๙"/>
+          <w:sz w:val="34"/>
+          <w:szCs w:val="34"/>
+          <w:cs/>
+        </w:rPr>
+        <w:t>ชการ</w:t>
+      </w:r>
+      <w:r>
+        <w:rPr>
+          <w:rFonts w:ascii="TH SarabunIT๙" w:hAnsi="TH SarabunIT๙" w:cs="TH SarabunIT๙" w:hint="cs"/>
+          <w:sz w:val="34"/>
+          <w:szCs w:val="34"/>
+          <w:cs/>
+        </w:rPr>
+        <w:t xml:space="preserve">ตามพระราชบัญญัติศาลเยาวชนและครอบครัวและพิธีพิจารณาคดีเยาวชนและครอบครัว พ.ศ.๒๕๕๓ ประจำเดือน </w:t>
+      </w:r>
+      <w:r>
+        <w:rPr>
+          <w:rFonts w:ascii="TH SarabunIT๙" w:hAnsi="TH SarabunIT๙" w:cs="TH SarabunIT๙"/>
+          <w:sz w:val="34"/>
+          <w:szCs w:val="34"/>
+        </w:rPr>
+        <w:t>มิถุนายน 2566</w:t>
+      </w:r>
+      <w:r>
+        <w:rPr>
+          <w:rFonts w:ascii="TH SarabunIT๙" w:hAnsi="TH SarabunIT๙" w:cs="TH SarabunIT๙" w:hint="cs"/>
           <w:sz w:val="34"/>
           <w:szCs w:val="34"/>
           <w:cs/>
@@ -605,8 +733,9 @@
           <w:rFonts w:ascii="TH SarabunIT๙" w:hAnsi="TH SarabunIT๙" w:cs="TH SarabunIT๙"/>
           <w:sz w:val="34"/>
           <w:szCs w:val="34"/>
-        </w:rPr>
-        <w:t/>
+          <w:cs/>
+        </w:rPr>
+        <w:t>มี</w:t>
       </w:r>
       <w:r>
         <w:rPr>
@@ -615,24 +744,68 @@
           <w:szCs w:val="34"/>
           <w:cs/>
         </w:rPr>
-        <w:t xml:space="preserve"> เรื่อง ให้ข้าราชการตุลาการ ข้าราชการศาลยุติธรรม พนักงานราชการ และลูกจ้างอยู่เวรหมายจับและหมายค้น ประจำเดือน </w:t>
-      </w:r>
-      <w:r>
-        <w:rPr>
-          <w:rFonts w:ascii="TH SarabunIT๙" w:hAnsi="TH SarabunIT๙" w:cs="TH SarabunIT๙"/>
-          <w:sz w:val="34"/>
-          <w:szCs w:val="34"/>
-        </w:rPr>
-        <w:t>กรกฎาคม 2566 </w:t>
-      </w:r>
-      <w:r>
-        <w:rPr>
-          <w:rFonts w:ascii="TH SarabunIT๙" w:hAnsi="TH SarabunIT๙" w:cs="TH SarabunIT๙"/>
-          <w:sz w:val="34"/>
-          <w:szCs w:val="34"/>
-          <w:cs/>
-        </w:rPr>
-        <w:t>มี</w:t>
+        <w:t>คำสั่งให้</w:t>
+      </w:r>
+      <w:r>
+        <w:rPr>
+          <w:rFonts w:ascii="TH SarabunIT๙" w:hAnsi="TH SarabunIT๙" w:cs="TH SarabunIT๙"/>
+          <w:sz w:val="34"/>
+          <w:szCs w:val="34"/>
+          <w:cs/>
+        </w:rPr>
+        <w:t>ข้าพเจ้า</w:t>
+      </w:r>
+      <w:r>
+        <w:rPr>
+          <w:rFonts w:ascii="TH SarabunIT๙" w:hAnsi="TH SarabunIT๙" w:cs="TH SarabunIT๙"/>
+          <w:sz w:val="34"/>
+          <w:szCs w:val="34"/>
+          <w:cs/>
+        </w:rPr>
+        <w:t xml:space="preserve"> </w:t>
+      </w:r>
+      <w:r>
+        <w:rPr>
+          <w:rFonts w:ascii="TH SarabunIT๙" w:hAnsi="TH SarabunIT๙" w:cs="TH SarabunIT๙"/>
+          <w:sz w:val="34"/>
+          <w:szCs w:val="34"/>
+        </w:rPr>
+        <w:t>พเยาว์ สนพลาย </w:t>
+      </w:r>
+      <w:r>
+        <w:rPr>
+          <w:rFonts w:ascii="TH SarabunIT๙" w:hAnsi="TH SarabunIT๙" w:cs="TH SarabunIT๙"/>
+          <w:sz w:val="34"/>
+          <w:szCs w:val="34"/>
+          <w:cs/>
+        </w:rPr>
+        <w:t xml:space="preserve"> ตำแหน่ง</w:t>
+      </w:r>
+      <w:r>
+        <w:rPr>
+          <w:rFonts w:ascii="TH SarabunIT๙" w:hAnsi="TH SarabunIT๙" w:cs="TH SarabunIT๙"/>
+          <w:sz w:val="34"/>
+          <w:szCs w:val="34"/>
+          <w:cs/>
+        </w:rPr>
+        <w:t xml:space="preserve"> </w:t>
+      </w:r>
+      <w:r>
+        <w:rPr>
+          <w:rFonts w:ascii="TH SarabunIT๙" w:hAnsi="TH SarabunIT๙" w:cs="TH SarabunIT๙"/>
+          <w:sz w:val="34"/>
+          <w:szCs w:val="34"/>
+        </w:rPr>
+        <w:t>เจ้าหน้าที่สารบรรณ</w:t>
+      </w:r>
+      <w:r>
+        <w:rPr>
+          <w:rFonts w:ascii="TH SarabunIT๙" w:hAnsi="TH SarabunIT๙" w:cs="TH SarabunIT๙"/>
+          <w:sz w:val="34"/>
+          <w:szCs w:val="34"/>
+          <w:cs/>
+        </w:rPr>
+        <w:t xml:space="preserve"> </w:t>
       </w:r>
       <w:r>
         <w:rPr>
@@ -641,16 +814,24 @@
           <w:szCs w:val="34"/>
           <w:cs/>
         </w:rPr>
-        <w:t>คำสั่งให้</w:t>
-      </w:r>
-      <w:r>
-        <w:rPr>
-          <w:rFonts w:ascii="TH SarabunIT๙" w:hAnsi="TH SarabunIT๙" w:cs="TH SarabunIT๙"/>
-          <w:sz w:val="34"/>
-          <w:szCs w:val="34"/>
-          <w:cs/>
-        </w:rPr>
-        <w:t>ข้าพเจ้า</w:t>
+        <w:t>อยู่เวรปฏิบัติหน้าที่ตามพระราชบัญญัติศาลเยาวชนและครอบครัวและพิธีพิจารณาคดีเยาวชนและครอบครัว พ.ศ.๒๕๕๓</w:t>
+      </w:r>
+      <w:r>
+        <w:rPr>
+          <w:rFonts w:ascii="TH SarabunIT๙" w:hAnsi="TH SarabunIT๙" w:cs="TH SarabunIT๙"/>
+          <w:sz w:val="34"/>
+          <w:szCs w:val="34"/>
+          <w:cs/>
+        </w:rPr>
+        <w:t xml:space="preserve"> ในวันที่ </w:t>
+      </w:r>
+      <w:r>
+        <w:rPr>
+          <w:rFonts w:ascii="TH SarabunIT๙" w:hAnsi="TH SarabunIT๙" w:cs="TH SarabunIT๙"/>
+          <w:sz w:val="34"/>
+          <w:szCs w:val="34"/>
+        </w:rPr>
+        <w:t>23 มิถุนายน 2566 ตั้งแต่เวลา 08.30 – 16.30 นาฬิกา</w:t>
       </w:r>
       <w:r>
         <w:rPr>
@@ -660,111 +841,6 @@
           <w:cs/>
         </w:rPr>
         <w:t xml:space="preserve"> </w:t>
-      </w:r>
-      <w:r>
-        <w:rPr>
-          <w:rFonts w:ascii="TH SarabunIT๙" w:hAnsi="TH SarabunIT๙" w:cs="TH SarabunIT๙"/>
-          <w:sz w:val="34"/>
-          <w:szCs w:val="34"/>
-        </w:rPr>
-        <w:t>นายพเยาว์ สนพลาย</w:t>
-      </w:r>
-      <w:r>
-        <w:rPr>
-          <w:rFonts w:ascii="TH SarabunIT๙" w:hAnsi="TH SarabunIT๙" w:cs="TH SarabunIT๙"/>
-          <w:sz w:val="34"/>
-          <w:szCs w:val="34"/>
-          <w:cs/>
-        </w:rPr>
-        <w:t xml:space="preserve"> ตำแหน่ง</w:t>
-      </w:r>
-      <w:r>
-        <w:rPr>
-          <w:rFonts w:ascii="TH SarabunIT๙" w:hAnsi="TH SarabunIT๙" w:cs="TH SarabunIT๙"/>
-          <w:sz w:val="34"/>
-          <w:szCs w:val="34"/>
-          <w:cs/>
-        </w:rPr>
-        <w:t xml:space="preserve"> </w:t>
-      </w:r>
-      <w:r>
-        <w:rPr>
-          <w:rFonts w:ascii="TH SarabunIT๙" w:hAnsi="TH SarabunIT๙" w:cs="TH SarabunIT๙"/>
-          <w:sz w:val="34"/>
-          <w:szCs w:val="34"/>
-        </w:rPr>
-        <w:t>พนักงานคอมพิวเตอร์</w:t>
-      </w:r>
-      <w:r>
-        <w:rPr>
-          <w:rFonts w:ascii="TH SarabunIT๙" w:hAnsi="TH SarabunIT๙" w:cs="TH SarabunIT๙"/>
-          <w:sz w:val="34"/>
-          <w:szCs w:val="34"/>
-          <w:cs/>
-        </w:rPr>
-        <w:t xml:space="preserve"> </w:t>
-      </w:r>
-      <w:r>
-        <w:rPr>
-          <w:rFonts w:ascii="TH SarabunIT๙" w:hAnsi="TH SarabunIT๙" w:cs="TH SarabunIT๙" w:hint="cs"/>
-          <w:sz w:val="34"/>
-          <w:szCs w:val="34"/>
-          <w:cs/>
-        </w:rPr>
-        <w:t>อยู</w:t>
-      </w:r>
-      <w:r>
-        <w:rPr>
-          <w:rFonts w:ascii="TH SarabunIT๙" w:hAnsi="TH SarabunIT๙" w:cs="TH SarabunIT๙" w:hint="cs"/>
-          <w:sz w:val="34"/>
-          <w:szCs w:val="34"/>
-          <w:cs/>
-        </w:rPr>
-        <w:t>่</w:t>
-      </w:r>
-      <w:r>
-        <w:rPr>
-          <w:rFonts w:ascii="TH SarabunIT๙" w:hAnsi="TH SarabunIT๙" w:cs="TH SarabunIT๙" w:hint="cs"/>
-          <w:sz w:val="34"/>
-          <w:szCs w:val="34"/>
-          <w:cs/>
-        </w:rPr>
-        <w:t>ปฏิบัติหน้าที่เวรรักษาการณ์และเวรหมายจับหมายค้น ใน</w:t>
-      </w:r>
-      <w:r>
-        <w:rPr>
-          <w:rFonts w:ascii="TH SarabunIT๙" w:hAnsi="TH SarabunIT๙" w:cs="TH SarabunIT๙"/>
-          <w:sz w:val="34"/>
-          <w:szCs w:val="34"/>
-          <w:cs/>
-        </w:rPr>
-        <w:t xml:space="preserve">วันที่ </w:t>
-      </w:r>
-      <w:r>
-        <w:rPr>
-          <w:rFonts w:ascii="TH SarabunIT๙" w:hAnsi="TH SarabunIT๙" w:cs="TH SarabunIT๙"/>
-          <w:sz w:val="34"/>
-          <w:szCs w:val="34"/>
-        </w:rPr>
-        <w:t>1 กรกฎาคม 2566 ตั้งแต่เวลา 16.30 – 08.30  นาฬิกา</w:t>
-      </w:r>
-      <w:r>
-        <w:rPr>
-          <w:rFonts w:ascii="TH SarabunIT๙" w:hAnsi="TH SarabunIT๙" w:cs="TH SarabunIT๙"/>
-          <w:sz w:val="34"/>
-          <w:szCs w:val="34"/>
-          <w:cs/>
-        </w:rPr>
-        <w:t xml:space="preserve"> </w:t>
-      </w:r>
-      <w:r>
-        <w:rPr>
-          <w:rFonts w:ascii="TH SarabunIT๙" w:hAnsi="TH SarabunIT๙" w:cs="TH SarabunIT๙" w:hint="cs"/>
-          <w:sz w:val="34"/>
-          <w:szCs w:val="34"/>
-          <w:cs/>
-        </w:rPr>
-        <w:t xml:space="preserve">ของวันรุ่งขึ้น </w:t>
       </w:r>
       <w:r>
         <w:rPr>
@@ -798,29 +874,12 @@
       </w:pPr>
       <w:r>
         <w:rPr>
-          <w:rFonts w:ascii="TH SarabunIT๙" w:hAnsi="TH SarabunIT๙" w:cs="TH SarabunIT๙"/>
-          <w:sz w:val="34"/>
-          <w:szCs w:val="34"/>
-        </w:rPr>
-        <w:tab/>
-      </w:r>
-      <w:r>
-        <w:rPr>
           <w:rFonts w:ascii="TH SarabunIT๙" w:hAnsi="TH SarabunIT๙" w:cs="TH SarabunIT๙" w:hint="cs"/>
           <w:sz w:val="34"/>
           <w:szCs w:val="34"/>
           <w:cs/>
         </w:rPr>
-        <w:t xml:space="preserve">ขอเรียนว่า ในวันเวลาดังกล่าว ข้าพเจ้ามีกิจธุระจำเป็นไม่สามารถ </w:t>
-      </w:r>
-      <w:r>
-        <w:rPr>
-          <w:rFonts w:ascii="TH SarabunIT๙" w:hAnsi="TH SarabunIT๙" w:cs="TH SarabunIT๙"/>
-          <w:sz w:val="34"/>
-          <w:szCs w:val="34"/>
-          <w:cs/>
-        </w:rPr>
-        <w:t>เนื่องจาก</w:t>
+        <w:t>ขอเรียนว่า ในวันเวลาดังกล่าว ข้าพเจ้ามีธุระจำเป็นไม่สามา</w:t>
       </w:r>
       <w:r>
         <w:rPr>
@@ -829,15 +888,15 @@
           <w:szCs w:val="34"/>
           <w:cs/>
         </w:rPr>
-        <w:t xml:space="preserve"> ติดภาระกิจส่วนตัว จังขออนุญาตให้ </w:t>
-      </w:r>
-      <w:r>
-        <w:rPr>
-          <w:rFonts w:ascii="TH SarabunIT๙" w:hAnsi="TH SarabunIT๙" w:cs="TH SarabunIT๙"/>
-          <w:sz w:val="34"/>
-          <w:szCs w:val="34"/>
-        </w:rPr>
-        <w:t xml:space="preserve">นายเอกชวัทธน์  สาระเกตุ </w:t>
+        <w:t xml:space="preserve">รถมาปฏิบัติราชการได้เนื่องจาก ติภารกิจส่วนตัว จึงขออนุญาตให้ </w:t>
+      </w:r>
+      <w:r>
+        <w:rPr>
+          <w:rFonts w:ascii="TH SarabunIT๙" w:hAnsi="TH SarabunIT๙" w:cs="TH SarabunIT๙"/>
+          <w:sz w:val="34"/>
+          <w:szCs w:val="34"/>
+        </w:rPr>
+        <w:t xml:space="preserve">นายทดสอบ ใจดี </w:t>
       </w:r>
       <w:r>
         <w:rPr>
@@ -854,7 +913,7 @@
           <w:sz w:val="34"/>
           <w:szCs w:val="34"/>
         </w:rPr>
-        <w:t>เจ้าพนักงานศาลยุติธรรมชำนาญการ</w:t>
+        <w:t>ผู้พิพากษา</w:t>
       </w:r>
       <w:r>
         <w:rPr>
@@ -872,15 +931,25 @@
           <w:szCs w:val="34"/>
           <w:cs/>
         </w:rPr>
-        <w:t xml:space="preserve">เป็นผู้ปฏิบัติหน้าที่ราชการในวันดังกล่าวแทน </w:t>
-      </w:r>
-      <w:r>
-        <w:rPr>
-          <w:rFonts w:ascii="TH SarabunIT๙" w:hAnsi="TH SarabunIT๙" w:cs="TH SarabunIT๙"/>
-          <w:sz w:val="34"/>
-          <w:szCs w:val="34"/>
-        </w:rPr>
-        <w:t> และข้าพเจ้าจะมาปฎิบัติหน้าที่แทน นายเอกชวัทธน์  สาระเกตุ ในวันที่ 2 กรกฎาคม 2566 ตั้งแต่เวลา 16.30 – 08.30  นาฬิกา</w:t>
+        <w:t>เป็นผู้ป</w:t>
+      </w:r>
+      <w:r>
+        <w:rPr>
+          <w:rFonts w:ascii="TH SarabunIT๙" w:hAnsi="TH SarabunIT๙" w:cs="TH SarabunIT๙"/>
+          <w:sz w:val="34"/>
+          <w:szCs w:val="34"/>
+          <w:cs/>
+        </w:rPr>
+        <w:t>ฏิบัติ</w:t>
+      </w:r>
+      <w:r>
+        <w:rPr>
+          <w:rFonts w:ascii="TH SarabunIT๙" w:hAnsi="TH SarabunIT๙" w:cs="TH SarabunIT๙" w:hint="cs"/>
+          <w:sz w:val="34"/>
+          <w:szCs w:val="34"/>
+          <w:cs/>
+        </w:rPr>
+        <w:t>หน้าที่ราชการในวันดังกลาวแทน</w:t>
       </w:r>
       <w:r>
         <w:rPr>
@@ -891,6 +960,25 @@
         </w:rPr>
         <w:t xml:space="preserve"> </w:t>
       </w:r>
+      <w:r>
+        <w:rPr>
+          <w:rFonts w:ascii="TH SarabunIT๙" w:hAnsi="TH SarabunIT๙" w:cs="TH SarabunIT๙"/>
+          <w:sz w:val="34"/>
+          <w:szCs w:val="34"/>
+        </w:rPr>
+        <w:t> ในวันที่ 23 มิถุนายน 2566 ตั้งแต่เวลา 08.30 – 16.30 นาฬิกา</w:t>
+      </w:r>
+      <w:r>
+        <w:rPr>
+          <w:rFonts w:ascii="TH SarabunIT๙" w:hAnsi="TH SarabunIT๙" w:cs="TH SarabunIT๙"/>
+          <w:sz w:val="34"/>
+          <w:szCs w:val="34"/>
+          <w:cs/>
+        </w:rPr>
+        <w:t xml:space="preserve"> </w:t>
+      </w:r>
+      <w:bookmarkStart w:id="0" w:name="_GoBack"/>
+      <w:bookmarkEnd w:id="0"/>
     </w:p>
     <w:p>
       <w:pPr>
@@ -972,26 +1060,7 @@
           <w:szCs w:val="34"/>
           <w:cs/>
         </w:rPr>
-        <w:t xml:space="preserve">ลงชื่อ </w:t>
-      </w:r>
-      <w:r>
-        <w:rPr>
-          <w:rFonts w:ascii="TH SarabunIT๙" w:hAnsi="TH SarabunIT๙" w:cs="TH SarabunIT๙"/>
-          <w:sz w:val="34"/>
-          <w:szCs w:val="34"/>
-          <w:u w:val="dotted"/>
-          <w:cs/>
-        </w:rPr>
-        <w:t xml:space="preserve">                                           </w:t>
-      </w:r>
-      <w:r>
-        <w:rPr>
-          <w:rFonts w:ascii="TH SarabunIT๙" w:hAnsi="TH SarabunIT๙" w:cs="TH SarabunIT๙"/>
-          <w:sz w:val="34"/>
-          <w:szCs w:val="34"/>
-          <w:cs/>
-        </w:rPr>
-        <w:t xml:space="preserve"> ผู้</w:t>
+        <w:t>ลงชื่อ                                             ผู้</w:t>
       </w:r>
       <w:r>
         <w:rPr>
@@ -1040,7 +1109,7 @@
           <w:sz w:val="34"/>
           <w:szCs w:val="34"/>
         </w:rPr>
-        <w:t>นายพเยาว์ สนพลาย</w:t>
+        <w:t>พเยาว์ สนพลาย </w:t>
       </w:r>
       <w:r>
         <w:rPr>
@@ -1073,7 +1142,7 @@
           <w:sz w:val="34"/>
           <w:szCs w:val="34"/>
         </w:rPr>
-        <w:t>พนักงานคอมพิวเตอร์</w:t>
+        <w:t>เจ้าหน้าที่สารบรรณ</w:t>
       </w:r>
     </w:p>
     <w:p>
@@ -1098,36 +1167,16 @@
           <w:cs/>
         </w:rPr>
         <w:tab/>
-        <w:t>ลงชื่อ</w:t>
-      </w:r>
-      <w:r>
-        <w:rPr>
-          <w:rFonts w:ascii="TH SarabunIT๙" w:hAnsi="TH SarabunIT๙" w:cs="TH SarabunIT๙"/>
-          <w:sz w:val="34"/>
-          <w:szCs w:val="34"/>
-          <w:u w:val="dotted"/>
-          <w:cs/>
-        </w:rPr>
-        <w:t xml:space="preserve">                  </w:t>
-      </w:r>
-      <w:r>
-        <w:rPr>
-          <w:rFonts w:ascii="TH SarabunIT๙" w:hAnsi="TH SarabunIT๙" w:cs="TH SarabunIT๙"/>
-          <w:sz w:val="34"/>
-          <w:szCs w:val="34"/>
-          <w:u w:val="dotted"/>
-          <w:cs/>
-        </w:rPr>
-        <w:t xml:space="preserve">                           </w:t>
-      </w:r>
-      <w:r>
-        <w:rPr>
-          <w:rFonts w:ascii="TH SarabunIT๙" w:hAnsi="TH SarabunIT๙" w:cs="TH SarabunIT๙"/>
-          <w:sz w:val="34"/>
-          <w:szCs w:val="34"/>
-          <w:cs/>
-        </w:rPr>
-        <w:t>ผู้ยินยอมรับเปลี่ยนเวร</w:t>
+        <w:t>ลงชื่อ                                             ผู้</w:t>
+      </w:r>
+      <w:r>
+        <w:rPr>
+          <w:rFonts w:ascii="TH SarabunIT๙" w:hAnsi="TH SarabunIT๙" w:cs="TH SarabunIT๙" w:hint="cs"/>
+          <w:sz w:val="34"/>
+          <w:szCs w:val="34"/>
+          <w:cs/>
+        </w:rPr>
+        <w:t>ยินยอมรับเปลี่ยนเวร</w:t>
       </w:r>
     </w:p>
     <w:p>
@@ -1158,7 +1207,7 @@
           <w:sz w:val="34"/>
           <w:szCs w:val="34"/>
         </w:rPr>
-        <w:t>นายเอกชวัทธน์  สาระเกตุ</w:t>
+        <w:t>นายทดสอบ ใจดี</w:t>
       </w:r>
       <w:r>
         <w:rPr>
@@ -1174,6 +1223,27 @@
       <w:pPr>
         <w:ind w:left="1701" w:right="735"/>
         <w:jc w:val="center"/>
+        <w:rPr>
+          <w:rFonts w:ascii="TH SarabunIT๙" w:hAnsi="TH SarabunIT๙" w:cs="TH SarabunIT๙"/>
+          <w:sz w:val="34"/>
+          <w:szCs w:val="34"/>
+        </w:rPr>
+      </w:pPr>
+      <w:r>
+        <w:rPr>
+          <w:rFonts w:ascii="TH SarabunIT๙" w:hAnsi="TH SarabunIT๙" w:cs="TH SarabunIT๙"/>
+          <w:sz w:val="34"/>
+          <w:szCs w:val="34"/>
+        </w:rPr>
+        <w:t>ผู้พิพากษา</w:t>
+      </w:r>
+    </w:p>
+    <w:p>
+      <w:pPr>
+        <w:tabs>
+          <w:tab w:val="left" w:pos="2835"/>
+        </w:tabs>
+        <w:jc w:val="thaiDistribute"/>
         <w:rPr>
           <w:rFonts w:ascii="TH SarabunIT๙" w:hAnsi="TH SarabunIT๙" w:cs="TH SarabunIT๙"/>
           <w:sz w:val="34"/>
@@ -1194,13 +1264,13 @@
               <wp:anchor distT="0" distB="0" distL="114300" distR="114300" simplePos="0" relativeHeight="251657216" behindDoc="0" locked="0" layoutInCell="1" allowOverlap="1">
                 <wp:simplePos x="0" y="0"/>
                 <wp:positionH relativeFrom="column">
-                  <wp:posOffset>-963177</wp:posOffset>
+                  <wp:posOffset>-591038</wp:posOffset>
                 </wp:positionH>
                 <wp:positionV relativeFrom="paragraph">
-                  <wp:posOffset>273316</wp:posOffset>
+                  <wp:posOffset>295999</wp:posOffset>
                 </wp:positionV>
-                <wp:extent cx="3731895" cy="1871330"/>
-                <wp:effectExtent l="0" t="0" r="1905" b="0"/>
+                <wp:extent cx="3221665" cy="2171700"/>
+                <wp:effectExtent l="0" t="0" r="0" b="0"/>
                 <wp:wrapNone/>
                 <wp:docPr id="2" name="Text Box 2"/>
                 <wp:cNvGraphicFramePr>
@@ -1215,7 +1285,7 @@
                       <wps:spPr bwMode="auto">
                         <a:xfrm>
                           <a:off x="0" y="0"/>
-                          <a:ext cx="3731895" cy="1871330"/>
+                          <a:ext cx="3221665" cy="2171700"/>
                         </a:xfrm>
                         <a:prstGeom prst="rect">
                           <a:avLst/>
@@ -1243,6 +1313,7 @@
                         <w:txbxContent>
                           <w:p>
                             <w:pPr>
+                              <w:jc w:val="center"/>
                               <w:rPr>
                                 <w:rFonts w:ascii="TH SarabunIT๙" w:hAnsi="TH SarabunIT๙" w:cs="TH SarabunIT๙"/>
                                 <w:b/>
@@ -1251,33 +1322,6 @@
                                 <w:szCs w:val="34"/>
                               </w:rPr>
                             </w:pPr>
-                            <w:r>
-                              <w:rPr>
-                                <w:rFonts w:ascii="TH SarabunIT๙" w:hAnsi="TH SarabunIT๙" w:cs="TH SarabunIT๙"/>
-                                <w:sz w:val="34"/>
-                                <w:szCs w:val="34"/>
-                                <w:cs/>
-                              </w:rPr>
-                              <w:tab/>
-                            </w:r>
-                            <w:r>
-                              <w:rPr>
-                                <w:rFonts w:ascii="TH SarabunIT๙" w:hAnsi="TH SarabunIT๙" w:cs="TH SarabunIT๙"/>
-                                <w:sz w:val="34"/>
-                                <w:szCs w:val="34"/>
-                                <w:cs/>
-                              </w:rPr>
-                              <w:tab/>
-                            </w:r>
-                            <w:r>
-                              <w:rPr>
-                                <w:rFonts w:ascii="TH SarabunIT๙" w:hAnsi="TH SarabunIT๙" w:cs="TH SarabunIT๙"/>
-                                <w:sz w:val="34"/>
-                                <w:szCs w:val="34"/>
-                                <w:cs/>
-                              </w:rPr>
-                              <w:tab/>
-                            </w:r>
                             <w:r>
                               <w:rPr>
                                 <w:rFonts w:ascii="TH SarabunIT๙" w:hAnsi="TH SarabunIT๙" w:cs="TH SarabunIT๙" w:hint="cs"/>
@@ -1324,7 +1368,16 @@
                                 <w:szCs w:val="34"/>
                                 <w:cs/>
                               </w:rPr>
-                              <w:t>ลงชื่อ............................................................</w:t>
+                              <w:t>(ลงชื่อ)</w:t>
+                            </w:r>
+                            <w:r>
+                              <w:rPr>
+                                <w:rFonts w:ascii="TH SarabunIT๙" w:hAnsi="TH SarabunIT๙" w:cs="TH SarabunIT๙"/>
+                                <w:sz w:val="34"/>
+                                <w:szCs w:val="34"/>
+                                <w:cs/>
+                              </w:rPr>
+                              <w:t>……………………………………………</w:t>
                             </w:r>
                           </w:p>
                           <w:p>
@@ -1361,7 +1414,16 @@
                                 <w:szCs w:val="34"/>
                                 <w:cs/>
                               </w:rPr>
-                              <w:t>ชมภูนุช สุจริตกุล เชาวลิต)</w:t>
+                              <w:t>ชมภูนุช สุจริตกุล เชาวลิต</w:t>
+                            </w:r>
+                            <w:r>
+                              <w:rPr>
+                                <w:rFonts w:ascii="TH SarabunIT๙" w:hAnsi="TH SarabunIT๙" w:cs="TH SarabunIT๙" w:hint="cs"/>
+                                <w:sz w:val="34"/>
+                                <w:szCs w:val="34"/>
+                                <w:cs/>
+                              </w:rPr>
+                              <w:t>)</w:t>
                             </w:r>
                           </w:p>
                           <w:p>
@@ -1381,7 +1443,16 @@
                                 <w:szCs w:val="34"/>
                                 <w:cs/>
                               </w:rPr>
-                              <w:t>ผู้</w:t>
+                              <w:t>ผู้พิพากษาหัวหน้าหัวหน้า</w:t>
+                            </w:r>
+                            <w:r>
+                              <w:rPr>
+                                <w:rFonts w:ascii="TH SarabunIT๙" w:hAnsi="TH SarabunIT๙" w:cs="TH SarabunIT๙"/>
+                                <w:sz w:val="34"/>
+                                <w:szCs w:val="34"/>
+                                <w:cs/>
+                              </w:rPr>
+                              <w:t>ศาล</w:t>
                             </w:r>
                             <w:r>
                               <w:rPr>
@@ -1390,7 +1461,7 @@
                                 <w:szCs w:val="34"/>
                                 <w:cs/>
                               </w:rPr>
-                              <w:t>พิพากษาหัวหน้า</w:t>
+                              <w:t>เยาวชนและครอบครัว</w:t>
                             </w:r>
                             <w:r>
                               <w:rPr>
@@ -1399,7 +1470,7 @@
                                 <w:szCs w:val="34"/>
                                 <w:cs/>
                               </w:rPr>
-                              <w:t>ศาล</w:t>
+                              <w:br/>
                             </w:r>
                             <w:r>
                               <w:rPr>
@@ -1408,7 +1479,7 @@
                                 <w:szCs w:val="34"/>
                                 <w:cs/>
                               </w:rPr>
-                              <w:t>เยาวชนและครอบครัวงหวัด</w:t>
+                              <w:t>จังหวัด</w:t>
                             </w:r>
                             <w:r>
                               <w:rPr>
@@ -1418,56 +1489,6 @@
                                 <w:cs/>
                               </w:rPr>
                               <w:t>สุราษฎร์ธานี</w:t>
-                            </w:r>
-                          </w:p>
-                          <w:p>
-                            <w:pPr>
-                              <w:jc w:val="center"/>
-                              <w:rPr>
-                                <w:rFonts w:ascii="TH SarabunIT๙" w:hAnsi="TH SarabunIT๙" w:cs="TH SarabunIT๙"/>
-                              </w:rPr>
-                            </w:pPr>
-                            <w:r>
-                              <w:rPr>
-                                <w:rFonts w:ascii="TH SarabunIT๙" w:hAnsi="TH SarabunIT๙" w:cs="TH SarabunIT๙"/>
-                                <w:cs/>
-                              </w:rPr>
-                              <w:t xml:space="preserve">วันที่ </w:t>
-                            </w:r>
-                            <w:r>
-                              <w:rPr>
-                                <w:rFonts w:ascii="TH SarabunIT๙" w:hAnsi="TH SarabunIT๙" w:cs="TH SarabunIT๙" w:hint="cs"/>
-                                <w:u w:val="dotted"/>
-                                <w:cs/>
-                              </w:rPr>
-                              <w:t xml:space="preserve">     </w:t>
-                            </w:r>
-                            <w:r>
-                              <w:rPr>
-                                <w:rFonts w:ascii="TH SarabunIT๙" w:hAnsi="TH SarabunIT๙" w:cs="TH SarabunIT๙"/>
-                                <w:sz w:val="34"/>
-                                <w:szCs w:val="34"/>
-                                <w:u w:val="dotted"/>
-                              </w:rPr>
-                              <w:t>18 มิถุนายน 2566</w:t>
-                            </w:r>
-                            <w:r>
-                              <w:rPr>
-                                <w:rFonts w:ascii="TH SarabunIT๙" w:hAnsi="TH SarabunIT๙" w:cs="TH SarabunIT๙"/>
-                                <w:sz w:val="34"/>
-                                <w:szCs w:val="34"/>
-                                <w:u w:val="dotted"/>
-                                <w:cs/>
-                              </w:rPr>
-                              <w:t xml:space="preserve">       </w:t>
-                            </w:r>
-                            <w:r>
-                              <w:rPr>
-                                <w:rFonts w:ascii="TH SarabunIT๙" w:hAnsi="TH SarabunIT๙" w:cs="TH SarabunIT๙"/>
-                                <w:u w:val="dotted"/>
-                                <w:cs/>
-                              </w:rPr>
-                              <w:t>.</w:t>
                             </w:r>
                           </w:p>
                           <w:p>
@@ -1500,11 +1521,12 @@
           </mc:Choice>
           <mc:Fallback>
             <w:pict>
-              <v:shape id="Text Box 2" o:spid="_x0000_s1027" type="#_x0000_t202" style="position:absolute;left:0;text-align:left;margin-left:-75.85pt;margin-top:21.5pt;width:293.85pt;height:147.35pt;z-index:251657216;visibility:visible;mso-wrap-style:square;mso-width-percent:0;mso-height-percent:0;mso-wrap-distance-left:9pt;mso-wrap-distance-top:0;mso-wrap-distance-right:9pt;mso-wrap-distance-bottom:0;mso-position-horizontal:absolute;mso-position-horizontal-relative:text;mso-position-vertical:absolute;mso-position-vertical-relative:text;mso-width-percent:0;mso-height-percent:0;mso-width-relative:page;mso-height-relative:page;v-text-anchor:top" o:gfxdata="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" stroked="f">
+              <v:shape id="Text Box 2" o:spid="_x0000_s1027" type="#_x0000_t202" style="position:absolute;left:0;text-align:left;margin-left:-46.55pt;margin-top:23.3pt;width:253.65pt;height:171pt;z-index:251657216;visibility:visible;mso-wrap-style:square;mso-width-percent:0;mso-height-percent:0;mso-wrap-distance-left:9pt;mso-wrap-distance-top:0;mso-wrap-distance-right:9pt;mso-wrap-distance-bottom:0;mso-position-horizontal:absolute;mso-position-horizontal-relative:text;mso-position-vertical:absolute;mso-position-vertical-relative:text;mso-width-percent:0;mso-height-percent:0;mso-width-relative:page;mso-height-relative:page;v-text-anchor:top" o:gfxdata="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" stroked="f">
                 <v:textbox>
                   <w:txbxContent>
                     <w:p>
                       <w:pPr>
+                        <w:jc w:val="center"/>
                         <w:rPr>
                           <w:rFonts w:ascii="TH SarabunIT๙" w:hAnsi="TH SarabunIT๙" w:cs="TH SarabunIT๙"/>
                           <w:b/>
@@ -1513,33 +1535,6 @@
                           <w:szCs w:val="34"/>
                         </w:rPr>
                       </w:pPr>
-                      <w:r>
-                        <w:rPr>
-                          <w:rFonts w:ascii="TH SarabunIT๙" w:hAnsi="TH SarabunIT๙" w:cs="TH SarabunIT๙"/>
-                          <w:sz w:val="34"/>
-                          <w:szCs w:val="34"/>
-                          <w:cs/>
-                        </w:rPr>
-                        <w:tab/>
-                      </w:r>
-                      <w:r>
-                        <w:rPr>
-                          <w:rFonts w:ascii="TH SarabunIT๙" w:hAnsi="TH SarabunIT๙" w:cs="TH SarabunIT๙"/>
-                          <w:sz w:val="34"/>
-                          <w:szCs w:val="34"/>
-                          <w:cs/>
-                        </w:rPr>
-                        <w:tab/>
-                      </w:r>
-                      <w:r>
-                        <w:rPr>
-                          <w:rFonts w:ascii="TH SarabunIT๙" w:hAnsi="TH SarabunIT๙" w:cs="TH SarabunIT๙"/>
-                          <w:sz w:val="34"/>
-                          <w:szCs w:val="34"/>
-                          <w:cs/>
-                        </w:rPr>
-                        <w:tab/>
-                      </w:r>
                       <w:r>
                         <w:rPr>
                           <w:rFonts w:ascii="TH SarabunIT๙" w:hAnsi="TH SarabunIT๙" w:cs="TH SarabunIT๙" w:hint="cs"/>
@@ -1574,19 +1569,27 @@
                       <w:pPr>
                         <w:jc w:val="center"/>
                         <w:rPr>
+                          <w:rFonts w:ascii="TH SarabunIT๙" w:hAnsi="TH SarabunIT๙" w:cs="TH SarabunIT๙"/>
+                          <w:sz w:val="34"/>
+                          <w:szCs w:val="34"/>
+                        </w:rPr>
+                      </w:pPr>
+                      <w:r>
+                        <w:rPr>
                           <w:rFonts w:ascii="TH SarabunIT๙" w:hAnsi="TH SarabunIT๙" w:cs="TH SarabunIT๙" w:hint="cs"/>
                           <w:sz w:val="34"/>
                           <w:szCs w:val="34"/>
-                        </w:rPr>
-                      </w:pPr>
-                      <w:r>
-                        <w:rPr>
-                          <w:rFonts w:ascii="TH SarabunIT๙" w:hAnsi="TH SarabunIT๙" w:cs="TH SarabunIT๙" w:hint="cs"/>
-                          <w:sz w:val="34"/>
-                          <w:szCs w:val="34"/>
-                          <w:cs/>
-                        </w:rPr>
-                        <w:t>ลงชื่อ............................................................</w:t>
+                          <w:cs/>
+                        </w:rPr>
+                        <w:t>(ลงชื่อ)</w:t>
+                      </w:r>
+                      <w:r>
+                        <w:rPr>
+                          <w:rFonts w:ascii="TH SarabunIT๙" w:hAnsi="TH SarabunIT๙" w:cs="TH SarabunIT๙"/>
+                          <w:sz w:val="34"/>
+                          <w:szCs w:val="34"/>
+                        </w:rPr>
+                        <w:t>……………………………………………</w:t>
                       </w:r>
                     </w:p>
                     <w:p>
@@ -1639,12 +1642,30 @@
                       <w:pPr>
                         <w:jc w:val="center"/>
                         <w:rPr>
+                          <w:rFonts w:ascii="TH SarabunIT๙" w:hAnsi="TH SarabunIT๙" w:cs="TH SarabunIT๙"/>
+                          <w:sz w:val="34"/>
+                          <w:szCs w:val="34"/>
+                          <w:cs/>
+                        </w:rPr>
+                      </w:pPr>
+                      <w:r>
+                        <w:rPr>
                           <w:rFonts w:ascii="TH SarabunIT๙" w:hAnsi="TH SarabunIT๙" w:cs="TH SarabunIT๙" w:hint="cs"/>
                           <w:sz w:val="34"/>
                           <w:szCs w:val="34"/>
                           <w:cs/>
                         </w:rPr>
-                      </w:pPr>
+                        <w:t>ผู้พิพากษาหัวหน้าหัวหน้า</w:t>
+                      </w:r>
+                      <w:r>
+                        <w:rPr>
+                          <w:rFonts w:ascii="TH SarabunIT๙" w:hAnsi="TH SarabunIT๙" w:cs="TH SarabunIT๙"/>
+                          <w:sz w:val="34"/>
+                          <w:szCs w:val="34"/>
+                          <w:cs/>
+                        </w:rPr>
+                        <w:t>ศาล</w:t>
+                      </w:r>
                       <w:r>
                         <w:rPr>
                           <w:rFonts w:ascii="TH SarabunIT๙" w:hAnsi="TH SarabunIT๙" w:cs="TH SarabunIT๙" w:hint="cs"/>
@@ -1652,7 +1673,16 @@
                           <w:szCs w:val="34"/>
                           <w:cs/>
                         </w:rPr>
-                        <w:t>ผู้</w:t>
+                        <w:t>เยาวชนและครอบครัว</w:t>
+                      </w:r>
+                      <w:r>
+                        <w:rPr>
+                          <w:rFonts w:ascii="TH SarabunIT๙" w:hAnsi="TH SarabunIT๙" w:cs="TH SarabunIT๙"/>
+                          <w:sz w:val="34"/>
+                          <w:szCs w:val="34"/>
+                          <w:cs/>
+                        </w:rPr>
+                        <w:br/>
                       </w:r>
                       <w:r>
                         <w:rPr>
@@ -1661,25 +1691,7 @@
                           <w:szCs w:val="34"/>
                           <w:cs/>
                         </w:rPr>
-                        <w:t>พิพากษาหัวหน้า</w:t>
-                      </w:r>
-                      <w:r>
-                        <w:rPr>
-                          <w:rFonts w:ascii="TH SarabunIT๙" w:hAnsi="TH SarabunIT๙" w:cs="TH SarabunIT๙"/>
-                          <w:sz w:val="34"/>
-                          <w:szCs w:val="34"/>
-                          <w:cs/>
-                        </w:rPr>
-                        <w:t>ศาล</w:t>
-                      </w:r>
-                      <w:r>
-                        <w:rPr>
-                          <w:rFonts w:ascii="TH SarabunIT๙" w:hAnsi="TH SarabunIT๙" w:cs="TH SarabunIT๙" w:hint="cs"/>
-                          <w:sz w:val="34"/>
-                          <w:szCs w:val="34"/>
-                          <w:cs/>
-                        </w:rPr>
-                        <w:t>เยาวชนและครอบครัวงหวัด</w:t>
+                        <w:t>จังหวัด</w:t>
                       </w:r>
                       <w:r>
                         <w:rPr>
@@ -1696,59 +1708,13 @@
                         <w:jc w:val="center"/>
                         <w:rPr>
                           <w:rFonts w:ascii="TH SarabunIT๙" w:hAnsi="TH SarabunIT๙" w:cs="TH SarabunIT๙"/>
+                          <w:sz w:val="34"/>
+                          <w:szCs w:val="34"/>
+                          <w:cs/>
                         </w:rPr>
                       </w:pPr>
-                      <w:r>
-                        <w:rPr>
-                          <w:rFonts w:ascii="TH SarabunIT๙" w:hAnsi="TH SarabunIT๙" w:cs="TH SarabunIT๙"/>
-                          <w:cs/>
-                        </w:rPr>
-                        <w:t xml:space="preserve">วันที่ </w:t>
-                      </w:r>
-                      <w:r>
-                        <w:rPr>
-                          <w:rFonts w:ascii="TH SarabunIT๙" w:hAnsi="TH SarabunIT๙" w:cs="TH SarabunIT๙" w:hint="cs"/>
-                          <w:u w:val="dotted"/>
-                          <w:cs/>
-                        </w:rPr>
-                        <w:t xml:space="preserve">     </w:t>
-                      </w:r>
-                      <w:r>
-                        <w:rPr>
-                          <w:rFonts w:ascii="TH SarabunIT๙" w:hAnsi="TH SarabunIT๙" w:cs="TH SarabunIT๙"/>
-                          <w:sz w:val="34"/>
-                          <w:szCs w:val="34"/>
-                          <w:u w:val="dotted"/>
-                        </w:rPr>
-                        <w:t>18 มิถุนายน 2566</w:t>
-                      </w:r>
-                      <w:r>
-                        <w:rPr>
-                          <w:rFonts w:ascii="TH SarabunIT๙" w:hAnsi="TH SarabunIT๙" w:cs="TH SarabunIT๙"/>
-                          <w:sz w:val="34"/>
-                          <w:szCs w:val="34"/>
-                          <w:u w:val="dotted"/>
-                        </w:rPr>
-                        <w:t xml:space="preserve">       </w:t>
-                      </w:r>
-                      <w:r>
-                        <w:rPr>
-                          <w:rFonts w:ascii="TH SarabunIT๙" w:hAnsi="TH SarabunIT๙" w:cs="TH SarabunIT๙"/>
-                          <w:u w:val="dotted"/>
-                        </w:rPr>
-                        <w:t>.</w:t>
-                      </w:r>
-                    </w:p>
-                    <w:p>
-                      <w:pPr>
-                        <w:jc w:val="center"/>
-                        <w:rPr>
-                          <w:rFonts w:ascii="TH SarabunIT๙" w:hAnsi="TH SarabunIT๙" w:cs="TH SarabunIT๙"/>
-                          <w:sz w:val="34"/>
-                          <w:szCs w:val="34"/>
-                          <w:cs/>
-                        </w:rPr>
-                      </w:pPr>
+                      <w:bookmarkStart w:id="1" w:name="_GoBack"/>
+                      <w:bookmarkEnd w:id="1"/>
                     </w:p>
                   </w:txbxContent>
                 </v:textbox>
@@ -1760,27 +1726,6 @@
       <w:r>
         <w:rPr>
           <w:rFonts w:ascii="TH SarabunIT๙" w:hAnsi="TH SarabunIT๙" w:cs="TH SarabunIT๙"/>
-          <w:sz w:val="34"/>
-          <w:szCs w:val="34"/>
-        </w:rPr>
-        <w:t>เจ้าพนักงานศาลยุติธรรมชำนาญการ</w:t>
-      </w:r>
-    </w:p>
-    <w:p>
-      <w:pPr>
-        <w:tabs>
-          <w:tab w:val="left" w:pos="2835"/>
-        </w:tabs>
-        <w:jc w:val="thaiDistribute"/>
-        <w:rPr>
-          <w:rFonts w:ascii="TH SarabunIT๙" w:hAnsi="TH SarabunIT๙" w:cs="TH SarabunIT๙"/>
-          <w:sz w:val="34"/>
-          <w:szCs w:val="34"/>
-        </w:rPr>
-      </w:pPr>
-      <w:r>
-        <w:rPr>
-          <w:rFonts w:ascii="TH SarabunIT๙" w:hAnsi="TH SarabunIT๙" w:cs="TH SarabunIT๙"/>
           <w:noProof/>
           <w:sz w:val="34"/>
           <w:szCs w:val="34"/>
@@ -1789,15 +1734,15 @@
         <mc:AlternateContent>
           <mc:Choice Requires="wps">
             <w:drawing>
-              <wp:anchor distT="0" distB="0" distL="114300" distR="114300" simplePos="0" relativeHeight="251659264" behindDoc="1" locked="0" layoutInCell="1" allowOverlap="1">
+              <wp:anchor distT="0" distB="0" distL="114300" distR="114300" simplePos="0" relativeHeight="251659264" behindDoc="0" locked="0" layoutInCell="1" allowOverlap="1">
                 <wp:simplePos x="0" y="0"/>
                 <wp:positionH relativeFrom="column">
-                  <wp:posOffset>1863858</wp:posOffset>
+                  <wp:posOffset>2386965</wp:posOffset>
                 </wp:positionH>
                 <wp:positionV relativeFrom="paragraph">
-                  <wp:posOffset>804545</wp:posOffset>
+                  <wp:posOffset>90805</wp:posOffset>
                 </wp:positionV>
-                <wp:extent cx="4424474" cy="2463165"/>
+                <wp:extent cx="3733800" cy="2463165"/>
                 <wp:effectExtent l="0" t="0" r="0" b="0"/>
                 <wp:wrapNone/>
                 <wp:docPr id="3" name="Text Box 3"/>
@@ -1813,7 +1758,7 @@
                       <wps:spPr bwMode="auto">
                         <a:xfrm>
                           <a:off x="0" y="0"/>
-                          <a:ext cx="4424474" cy="2463165"/>
+                          <a:ext cx="3733800" cy="2463165"/>
                         </a:xfrm>
                         <a:prstGeom prst="rect">
                           <a:avLst/>
@@ -1873,6 +1818,17 @@
                             </w:r>
                             <w:r>
                               <w:rPr>
+                                <w:rFonts w:ascii="TH SarabunIT๙" w:hAnsi="TH SarabunIT๙" w:cs="TH SarabunIT๙"/>
+                                <w:b/>
+                                <w:bCs/>
+                                <w:sz w:val="34"/>
+                                <w:szCs w:val="34"/>
+                                <w:cs/>
+                              </w:rPr>
+                              <w:tab/>
+                            </w:r>
+                            <w:r>
+                              <w:rPr>
                                 <w:rFonts w:ascii="TH SarabunIT๙" w:hAnsi="TH SarabunIT๙" w:cs="TH SarabunIT๙" w:hint="cs"/>
                                 <w:b/>
                                 <w:bCs/>
@@ -1897,7 +1853,7 @@
                           <w:p>
                             <w:pPr>
                               <w:tabs>
-                                <w:tab w:val="left" w:pos="585"/>
+                                <w:tab w:val="left" w:pos="1800"/>
                               </w:tabs>
                               <w:ind w:left="585"/>
                               <w:rPr>
@@ -1929,7 +1885,6 @@
                                 <w:cs/>
                               </w:rPr>
                               <w:tab/>
-                              <w:t xml:space="preserve">- </w:t>
                             </w:r>
                             <w:r>
                               <w:rPr>
@@ -1940,76 +1895,7 @@
                                 <w:szCs w:val="34"/>
                                 <w:cs/>
                               </w:rPr>
-                              <w:t>ให้</w:t>
-                            </w:r>
-                            <w:r>
-                              <w:rPr>
-                                <w:rFonts w:ascii="TH SarabunIT๙" w:hAnsi="TH SarabunIT๙" w:cs="TH SarabunIT๙"/>
-                                <w:b/>
-                                <w:bCs/>
-                                <w:sz w:val="34"/>
-                                <w:szCs w:val="34"/>
-                                <w:cs/>
-                              </w:rPr>
-                              <w:t>เจ้าหน้าที่การเงินทราบ</w:t>
-                            </w:r>
-                          </w:p>
-                          <w:p>
-                            <w:pPr>
-                              <w:tabs>
-                                <w:tab w:val="left" w:pos="585"/>
-                              </w:tabs>
-                              <w:ind w:left="585"/>
-                              <w:rPr>
-                                <w:rFonts w:ascii="TH SarabunIT๙" w:hAnsi="TH SarabunIT๙" w:cs="TH SarabunIT๙"/>
-                                <w:b/>
-                                <w:bCs/>
-                                <w:sz w:val="34"/>
-                                <w:szCs w:val="34"/>
-                                <w:cs/>
-                              </w:rPr>
-                            </w:pPr>
-                            <w:r>
-                              <w:rPr>
-                                <w:rFonts w:ascii="TH SarabunIT๙" w:hAnsi="TH SarabunIT๙" w:cs="TH SarabunIT๙"/>
-                                <w:b/>
-                                <w:bCs/>
-                                <w:sz w:val="34"/>
-                                <w:szCs w:val="34"/>
-                              </w:rPr>
-                              <w:tab/>
-                            </w:r>
-                            <w:r>
-                              <w:rPr>
-                                <w:rFonts w:ascii="TH SarabunIT๙" w:hAnsi="TH SarabunIT๙" w:cs="TH SarabunIT๙"/>
-                                <w:b/>
-                                <w:bCs/>
-                                <w:sz w:val="34"/>
-                                <w:szCs w:val="34"/>
-                              </w:rPr>
-                              <w:tab/>
-                            </w:r>
-                            <w:r>
-                              <w:rPr>
-                                <w:rFonts w:ascii="TH SarabunIT๙" w:hAnsi="TH SarabunIT๙" w:cs="TH SarabunIT๙"/>
-                                <w:b/>
-                                <w:bCs/>
-                                <w:sz w:val="34"/>
-                                <w:szCs w:val="34"/>
-                                <w:cs/>
-                              </w:rPr>
-                              <w:t xml:space="preserve">  </w:t>
-                            </w:r>
-                            <w:r>
-                              <w:rPr>
-                                <w:rFonts w:ascii="TH SarabunIT๙" w:hAnsi="TH SarabunIT๙" w:cs="TH SarabunIT๙" w:hint="cs"/>
-                                <w:b/>
-                                <w:bCs/>
-                                <w:sz w:val="34"/>
-                                <w:szCs w:val="34"/>
-                                <w:cs/>
-                              </w:rPr>
-                              <w:t>เพื่อโปรดทราบ</w:t>
+                              <w:t>- นำเรียนผู้พิพากษาหัวหน้าศาล</w:t>
                             </w:r>
                           </w:p>
                           <w:p>
@@ -2026,6 +1912,54 @@
                                 <w:szCs w:val="34"/>
                               </w:rPr>
                             </w:pPr>
+                            <w:r>
+                              <w:rPr>
+                                <w:rFonts w:ascii="TH SarabunIT๙" w:hAnsi="TH SarabunIT๙" w:cs="TH SarabunIT๙"/>
+                                <w:b/>
+                                <w:bCs/>
+                                <w:sz w:val="34"/>
+                                <w:szCs w:val="34"/>
+                                <w:cs/>
+                              </w:rPr>
+                              <w:tab/>
+                            </w:r>
+                            <w:r>
+                              <w:rPr>
+                                <w:rFonts w:ascii="TH SarabunIT๙" w:hAnsi="TH SarabunIT๙" w:cs="TH SarabunIT๙"/>
+                                <w:b/>
+                                <w:bCs/>
+                                <w:sz w:val="34"/>
+                                <w:szCs w:val="34"/>
+                                <w:cs/>
+                              </w:rPr>
+                              <w:tab/>
+                            </w:r>
+                            <w:r>
+                              <w:rPr>
+                                <w:rFonts w:ascii="TH SarabunIT๙" w:hAnsi="TH SarabunIT๙" w:cs="TH SarabunIT๙" w:hint="cs"/>
+                                <w:b/>
+                                <w:bCs/>
+                                <w:sz w:val="34"/>
+                                <w:szCs w:val="34"/>
+                                <w:cs/>
+                              </w:rPr>
+                              <w:t xml:space="preserve">  เพื่อโปรดทราบ</w:t>
+                            </w:r>
+                          </w:p>
+                          <w:p>
+                            <w:pPr>
+                              <w:tabs>
+                                <w:tab w:val="left" w:pos="1800"/>
+                              </w:tabs>
+                              <w:ind w:left="945"/>
+                              <w:rPr>
+                                <w:rFonts w:ascii="TH SarabunIT๙" w:hAnsi="TH SarabunIT๙" w:cs="TH SarabunIT๙"/>
+                                <w:b/>
+                                <w:bCs/>
+                                <w:sz w:val="34"/>
+                                <w:szCs w:val="34"/>
+                              </w:rPr>
+                            </w:pPr>
                           </w:p>
                           <w:p>
                             <w:pPr>
@@ -2067,7 +2001,16 @@
                                 <w:szCs w:val="34"/>
                                 <w:cs/>
                               </w:rPr>
-                              <w:t>(ลงชื่อ)...................................................................</w:t>
+                              <w:t>(ลงชื่อ)</w:t>
+                            </w:r>
+                            <w:r>
+                              <w:rPr>
+                                <w:rFonts w:ascii="TH SarabunIT๙" w:hAnsi="TH SarabunIT๙" w:cs="TH SarabunIT๙"/>
+                                <w:sz w:val="34"/>
+                                <w:szCs w:val="34"/>
+                                <w:cs/>
+                              </w:rPr>
+                              <w:t>…………………………………………………………</w:t>
                             </w:r>
                           </w:p>
                           <w:p>
@@ -2098,18 +2041,40 @@
                               </w:rPr>
                               <w:t>นาง</w:t>
                             </w:r>
-                            <w:r>
-                              <w:rPr>
-                                <w:rFonts w:ascii="TH SarabunIT๙" w:hAnsi="TH SarabunIT๙" w:cs="TH SarabunIT๙"/>
-                                <w:sz w:val="34"/>
-                                <w:szCs w:val="34"/>
-                                <w:cs/>
-                              </w:rPr>
-                              <w:t>ปุญญิตา รัตนนิธี</w:t>
-                            </w:r>
-                            <w:r>
-                              <w:rPr>
-                                <w:rFonts w:ascii="TH SarabunIT๙" w:hAnsi="TH SarabunIT๙" w:cs="TH SarabunIT๙"/>
+                            <w:proofErr w:type="spellStart"/>
+                            <w:r>
+                              <w:rPr>
+                                <w:rFonts w:ascii="TH SarabunIT๙" w:hAnsi="TH SarabunIT๙" w:cs="TH SarabunIT๙" w:hint="cs"/>
+                                <w:sz w:val="34"/>
+                                <w:szCs w:val="34"/>
+                                <w:cs/>
+                              </w:rPr>
+                              <w:t>ปุญญิ</w:t>
+                            </w:r>
+                            <w:proofErr w:type="spellEnd"/>
+                            <w:r>
+                              <w:rPr>
+                                <w:rFonts w:ascii="TH SarabunIT๙" w:hAnsi="TH SarabunIT๙" w:cs="TH SarabunIT๙" w:hint="cs"/>
+                                <w:sz w:val="34"/>
+                                <w:szCs w:val="34"/>
+                                <w:cs/>
+                              </w:rPr>
+                              <w:t>ตา รัตน</w:t>
+                            </w:r>
+                            <w:proofErr w:type="spellStart"/>
+                            <w:r>
+                              <w:rPr>
+                                <w:rFonts w:ascii="TH SarabunIT๙" w:hAnsi="TH SarabunIT๙" w:cs="TH SarabunIT๙" w:hint="cs"/>
+                                <w:sz w:val="34"/>
+                                <w:szCs w:val="34"/>
+                                <w:cs/>
+                              </w:rPr>
+                              <w:t>นิธี</w:t>
+                            </w:r>
+                            <w:proofErr w:type="spellEnd"/>
+                            <w:r>
+                              <w:rPr>
+                                <w:rFonts w:ascii="TH SarabunIT๙" w:hAnsi="TH SarabunIT๙" w:cs="TH SarabunIT๙" w:hint="cs"/>
                                 <w:sz w:val="34"/>
                                 <w:szCs w:val="34"/>
                                 <w:cs/>
@@ -2120,13 +2085,34 @@
                           <w:p>
                             <w:pPr>
                               <w:jc w:val="center"/>
+                            </w:pPr>
+                            <w:r>
+                              <w:rPr>
+                                <w:rFonts w:ascii="TH SarabunIT๙" w:hAnsi="TH SarabunIT๙" w:cs="TH SarabunIT๙" w:hint="cs"/>
+                                <w:sz w:val="34"/>
+                                <w:szCs w:val="34"/>
+                                <w:cs/>
+                              </w:rPr>
+                              <w:t>ผู้อำนวยการสำนักงานประจำ</w:t>
+                            </w:r>
+                            <w:r>
                               <w:rPr>
                                 <w:rFonts w:ascii="TH SarabunIT๙" w:hAnsi="TH SarabunIT๙" w:cs="TH SarabunIT๙"/>
                                 <w:sz w:val="34"/>
                                 <w:szCs w:val="34"/>
                                 <w:cs/>
                               </w:rPr>
-                            </w:pPr>
+                              <w:t>ศาล</w:t>
+                            </w:r>
+                            <w:r>
+                              <w:rPr>
+                                <w:rFonts w:ascii="TH SarabunIT๙" w:hAnsi="TH SarabunIT๙" w:cs="TH SarabunIT๙" w:hint="cs"/>
+                                <w:sz w:val="34"/>
+                                <w:szCs w:val="34"/>
+                                <w:cs/>
+                              </w:rPr>
+                              <w:t>เยาวชนและครอบครัวจังหวัด</w:t>
+                            </w:r>
                             <w:r>
                               <w:rPr>
                                 <w:rFonts w:ascii="TH SarabunIT๙" w:hAnsi="TH SarabunIT๙" w:cs="TH SarabunIT๙"/>
@@ -2134,84 +2120,13 @@
                                 <w:szCs w:val="34"/>
                                 <w:cs/>
                               </w:rPr>
-                              <w:t>ผู้</w:t>
-                            </w:r>
-                            <w:r>
-                              <w:rPr>
-                                <w:rFonts w:ascii="TH SarabunIT๙" w:hAnsi="TH SarabunIT๙" w:cs="TH SarabunIT๙"/>
-                                <w:sz w:val="34"/>
-                                <w:szCs w:val="34"/>
-                                <w:cs/>
-                              </w:rPr>
-                              <w:t>อำนวยการสำนักงานประจำศาล</w:t>
-                            </w:r>
-                            <w:r>
-                              <w:rPr>
-                                <w:rFonts w:ascii="TH SarabunIT๙" w:hAnsi="TH SarabunIT๙" w:cs="TH SarabunIT๙"/>
-                                <w:sz w:val="34"/>
-                                <w:szCs w:val="34"/>
-                                <w:cs/>
-                              </w:rPr>
-                              <w:t>เยาวชนและครอบครัวจังหวัด</w:t>
-                            </w:r>
-                            <w:r>
-                              <w:rPr>
-                                <w:rFonts w:ascii="TH SarabunIT๙" w:hAnsi="TH SarabunIT๙" w:cs="TH SarabunIT๙"/>
-                                <w:sz w:val="34"/>
-                                <w:szCs w:val="34"/>
-                                <w:cs/>
-                              </w:rPr>
                               <w:t>สุราษฎร์ธานี</w:t>
                             </w:r>
-                          </w:p>
-                          <w:p>
-                            <w:pPr>
-                              <w:jc w:val="center"/>
-                              <w:rPr>
-                                <w:rFonts w:ascii="TH SarabunIT๙" w:hAnsi="TH SarabunIT๙" w:cs="TH SarabunIT๙"/>
-                              </w:rPr>
-                            </w:pPr>
-                            <w:r>
-                              <w:rPr>
-                                <w:rFonts w:ascii="TH SarabunIT๙" w:hAnsi="TH SarabunIT๙" w:cs="TH SarabunIT๙"/>
-                                <w:cs/>
-                              </w:rPr>
-                              <w:t xml:space="preserve">วันที่ </w:t>
-                            </w:r>
-                            <w:r>
-                              <w:rPr>
-                                <w:rFonts w:ascii="TH SarabunIT๙" w:hAnsi="TH SarabunIT๙" w:cs="TH SarabunIT๙" w:hint="cs"/>
-                                <w:u w:val="dotted"/>
-                                <w:cs/>
-                              </w:rPr>
-                              <w:t xml:space="preserve">     </w:t>
-                            </w:r>
-                            <w:r>
-                              <w:rPr>
-                                <w:rFonts w:ascii="TH SarabunIT๙" w:hAnsi="TH SarabunIT๙" w:cs="TH SarabunIT๙"/>
-                                <w:sz w:val="34"/>
-                                <w:szCs w:val="34"/>
-                                <w:u w:val="dotted"/>
-                              </w:rPr>
-                              <w:t>18 มิถุนายน 2566</w:t>
-                            </w:r>
-                            <w:r>
-                              <w:rPr>
-                                <w:rFonts w:ascii="TH SarabunIT๙" w:hAnsi="TH SarabunIT๙" w:cs="TH SarabunIT๙"/>
-                                <w:sz w:val="34"/>
-                                <w:szCs w:val="34"/>
-                                <w:u w:val="dotted"/>
-                                <w:cs/>
-                              </w:rPr>
-                              <w:t xml:space="preserve">       </w:t>
-                            </w:r>
-                            <w:r>
-                              <w:rPr>
-                                <w:rFonts w:ascii="TH SarabunIT๙" w:hAnsi="TH SarabunIT๙" w:cs="TH SarabunIT๙"/>
-                                <w:u w:val="dotted"/>
-                                <w:cs/>
-                              </w:rPr>
-                              <w:t>.</w:t>
+                            <w:r>
+                              <w:rPr>
+                                <w:cs/>
+                              </w:rPr>
+                              <w:t xml:space="preserve"> </w:t>
                             </w:r>
                           </w:p>
                         </w:txbxContent>
@@ -2233,7 +2148,7 @@
           </mc:Choice>
           <mc:Fallback>
             <w:pict>
-              <v:shape id="Text Box 3" o:spid="_x0000_s1028" type="#_x0000_t202" style="position:absolute;left:0;text-align:left;margin-left:146.75pt;margin-top:63.35pt;width:348.4pt;height:193.95pt;z-index:-251657216;visibility:visible;mso-wrap-style:square;mso-width-percent:0;mso-height-percent:0;mso-wrap-distance-left:9pt;mso-wrap-distance-top:0;mso-wrap-distance-right:9pt;mso-wrap-distance-bottom:0;mso-position-horizontal:absolute;mso-position-horizontal-relative:text;mso-position-vertical:absolute;mso-position-vertical-relative:text;mso-width-percent:0;mso-height-percent:0;mso-width-relative:page;mso-height-relative:page;v-text-anchor:top" o:gfxdata="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" stroked="f">
+              <v:shape id="Text Box 3" o:spid="_x0000_s1028" type="#_x0000_t202" style="position:absolute;left:0;text-align:left;margin-left:187.95pt;margin-top:7.15pt;width:294pt;height:193.95pt;z-index:251659264;visibility:visible;mso-wrap-style:square;mso-width-percent:0;mso-height-percent:0;mso-wrap-distance-left:9pt;mso-wrap-distance-top:0;mso-wrap-distance-right:9pt;mso-wrap-distance-bottom:0;mso-position-horizontal:absolute;mso-position-horizontal-relative:text;mso-position-vertical:absolute;mso-position-vertical-relative:text;mso-width-percent:0;mso-height-percent:0;mso-width-relative:page;mso-height-relative:page;v-text-anchor:top" o:gfxdata="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" stroked="f">
                 <v:textbox>
                   <w:txbxContent>
                     <w:p>
@@ -2270,6 +2185,17 @@
                       </w:r>
                       <w:r>
                         <w:rPr>
+                          <w:rFonts w:ascii="TH SarabunIT๙" w:hAnsi="TH SarabunIT๙" w:cs="TH SarabunIT๙"/>
+                          <w:b/>
+                          <w:bCs/>
+                          <w:sz w:val="34"/>
+                          <w:szCs w:val="34"/>
+                          <w:cs/>
+                        </w:rPr>
+                        <w:tab/>
+                      </w:r>
+                      <w:r>
+                        <w:rPr>
                           <w:rFonts w:ascii="TH SarabunIT๙" w:hAnsi="TH SarabunIT๙" w:cs="TH SarabunIT๙" w:hint="cs"/>
                           <w:b/>
                           <w:bCs/>
@@ -2294,7 +2220,7 @@
                     <w:p>
                       <w:pPr>
                         <w:tabs>
-                          <w:tab w:val="left" w:pos="585"/>
+                          <w:tab w:val="left" w:pos="1800"/>
                         </w:tabs>
                         <w:ind w:left="585"/>
                         <w:rPr>
@@ -2326,7 +2252,6 @@
                           <w:cs/>
                         </w:rPr>
                         <w:tab/>
-                        <w:t xml:space="preserve">- </w:t>
                       </w:r>
                       <w:r>
                         <w:rPr>
@@ -2337,66 +2262,7 @@
                           <w:szCs w:val="34"/>
                           <w:cs/>
                         </w:rPr>
-                        <w:t>ให้</w:t>
-                      </w:r>
-                      <w:r>
-                        <w:rPr>
-                          <w:rFonts w:ascii="TH SarabunIT๙" w:hAnsi="TH SarabunIT๙" w:cs="TH SarabunIT๙"/>
-                          <w:b/>
-                          <w:bCs/>
-                          <w:sz w:val="34"/>
-                          <w:szCs w:val="34"/>
-                          <w:cs/>
-                        </w:rPr>
-                        <w:t>เจ้าหน้าที่การเงินทราบ</w:t>
-                      </w:r>
-                    </w:p>
-                    <w:p>
-                      <w:pPr>
-                        <w:tabs>
-                          <w:tab w:val="left" w:pos="585"/>
-                        </w:tabs>
-                        <w:ind w:left="585"/>
-                        <w:rPr>
-                          <w:rFonts w:ascii="TH SarabunIT๙" w:hAnsi="TH SarabunIT๙" w:cs="TH SarabunIT๙" w:hint="cs"/>
-                          <w:b/>
-                          <w:bCs/>
-                          <w:sz w:val="34"/>
-                          <w:szCs w:val="34"/>
-                          <w:cs/>
-                        </w:rPr>
-                      </w:pPr>
-                      <w:r>
-                        <w:rPr>
-                          <w:rFonts w:ascii="TH SarabunIT๙" w:hAnsi="TH SarabunIT๙" w:cs="TH SarabunIT๙"/>
-                          <w:b/>
-                          <w:bCs/>
-                          <w:sz w:val="34"/>
-                          <w:szCs w:val="34"/>
-                        </w:rPr>
-                        <w:tab/>
-                      </w:r>
-                      <w:r>
-                        <w:rPr>
-                          <w:rFonts w:ascii="TH SarabunIT๙" w:hAnsi="TH SarabunIT๙" w:cs="TH SarabunIT๙"/>
-                          <w:b/>
-                          <w:bCs/>
-                          <w:sz w:val="34"/>
-                          <w:szCs w:val="34"/>
-                        </w:rPr>
-                        <w:tab/>
-                        <w:t xml:space="preserve">  </w:t>
-                      </w:r>
-                      <w:r>
-                        <w:rPr>
-                          <w:rFonts w:ascii="TH SarabunIT๙" w:hAnsi="TH SarabunIT๙" w:cs="TH SarabunIT๙" w:hint="cs"/>
-                          <w:b/>
-                          <w:bCs/>
-                          <w:sz w:val="34"/>
-                          <w:szCs w:val="34"/>
-                          <w:cs/>
-                        </w:rPr>
-                        <w:t>เพื่อโปรดทราบ</w:t>
+                        <w:t>- นำเรียนผู้พิพากษาหัวหน้าศาล</w:t>
                       </w:r>
                     </w:p>
                     <w:p>
@@ -2413,6 +2279,54 @@
                           <w:szCs w:val="34"/>
                         </w:rPr>
                       </w:pPr>
+                      <w:r>
+                        <w:rPr>
+                          <w:rFonts w:ascii="TH SarabunIT๙" w:hAnsi="TH SarabunIT๙" w:cs="TH SarabunIT๙"/>
+                          <w:b/>
+                          <w:bCs/>
+                          <w:sz w:val="34"/>
+                          <w:szCs w:val="34"/>
+                          <w:cs/>
+                        </w:rPr>
+                        <w:tab/>
+                      </w:r>
+                      <w:r>
+                        <w:rPr>
+                          <w:rFonts w:ascii="TH SarabunIT๙" w:hAnsi="TH SarabunIT๙" w:cs="TH SarabunIT๙"/>
+                          <w:b/>
+                          <w:bCs/>
+                          <w:sz w:val="34"/>
+                          <w:szCs w:val="34"/>
+                          <w:cs/>
+                        </w:rPr>
+                        <w:tab/>
+                      </w:r>
+                      <w:r>
+                        <w:rPr>
+                          <w:rFonts w:ascii="TH SarabunIT๙" w:hAnsi="TH SarabunIT๙" w:cs="TH SarabunIT๙" w:hint="cs"/>
+                          <w:b/>
+                          <w:bCs/>
+                          <w:sz w:val="34"/>
+                          <w:szCs w:val="34"/>
+                          <w:cs/>
+                        </w:rPr>
+                        <w:t xml:space="preserve">  เพื่อโปรดทราบ</w:t>
+                      </w:r>
+                    </w:p>
+                    <w:p>
+                      <w:pPr>
+                        <w:tabs>
+                          <w:tab w:val="left" w:pos="1800"/>
+                        </w:tabs>
+                        <w:ind w:left="945"/>
+                        <w:rPr>
+                          <w:rFonts w:ascii="TH SarabunIT๙" w:hAnsi="TH SarabunIT๙" w:cs="TH SarabunIT๙" w:hint="cs"/>
+                          <w:b/>
+                          <w:bCs/>
+                          <w:sz w:val="34"/>
+                          <w:szCs w:val="34"/>
+                        </w:rPr>
+                      </w:pPr>
                     </w:p>
                     <w:p>
                       <w:pPr>
@@ -2454,7 +2368,15 @@
                           <w:szCs w:val="34"/>
                           <w:cs/>
                         </w:rPr>
-                        <w:t>(ลงชื่อ)...................................................................</w:t>
+                        <w:t>(ลงชื่อ)</w:t>
+                      </w:r>
+                      <w:r>
+                        <w:rPr>
+                          <w:rFonts w:ascii="TH SarabunIT๙" w:hAnsi="TH SarabunIT๙" w:cs="TH SarabunIT๙"/>
+                          <w:sz w:val="34"/>
+                          <w:szCs w:val="34"/>
+                        </w:rPr>
+                        <w:t>…………………………………………………………</w:t>
                       </w:r>
                     </w:p>
                     <w:p>
@@ -2488,7 +2410,7 @@
                       <w:proofErr w:type="spellStart"/>
                       <w:r>
                         <w:rPr>
-                          <w:rFonts w:ascii="TH SarabunIT๙" w:hAnsi="TH SarabunIT๙" w:cs="TH SarabunIT๙"/>
+                          <w:rFonts w:ascii="TH SarabunIT๙" w:hAnsi="TH SarabunIT๙" w:cs="TH SarabunIT๙" w:hint="cs"/>
                           <w:sz w:val="34"/>
                           <w:szCs w:val="34"/>
                           <w:cs/>
@@ -2498,7 +2420,7 @@
                       <w:proofErr w:type="spellEnd"/>
                       <w:r>
                         <w:rPr>
-                          <w:rFonts w:ascii="TH SarabunIT๙" w:hAnsi="TH SarabunIT๙" w:cs="TH SarabunIT๙"/>
+                          <w:rFonts w:ascii="TH SarabunIT๙" w:hAnsi="TH SarabunIT๙" w:cs="TH SarabunIT๙" w:hint="cs"/>
                           <w:sz w:val="34"/>
                           <w:szCs w:val="34"/>
                           <w:cs/>
@@ -2508,7 +2430,7 @@
                       <w:proofErr w:type="spellStart"/>
                       <w:r>
                         <w:rPr>
-                          <w:rFonts w:ascii="TH SarabunIT๙" w:hAnsi="TH SarabunIT๙" w:cs="TH SarabunIT๙"/>
+                          <w:rFonts w:ascii="TH SarabunIT๙" w:hAnsi="TH SarabunIT๙" w:cs="TH SarabunIT๙" w:hint="cs"/>
                           <w:sz w:val="34"/>
                           <w:szCs w:val="34"/>
                           <w:cs/>
@@ -2518,7 +2440,7 @@
                       <w:proofErr w:type="spellEnd"/>
                       <w:r>
                         <w:rPr>
-                          <w:rFonts w:ascii="TH SarabunIT๙" w:hAnsi="TH SarabunIT๙" w:cs="TH SarabunIT๙"/>
+                          <w:rFonts w:ascii="TH SarabunIT๙" w:hAnsi="TH SarabunIT๙" w:cs="TH SarabunIT๙" w:hint="cs"/>
                           <w:sz w:val="34"/>
                           <w:szCs w:val="34"/>
                           <w:cs/>
@@ -2529,13 +2451,34 @@
                     <w:p>
                       <w:pPr>
                         <w:jc w:val="center"/>
+                      </w:pPr>
+                      <w:r>
+                        <w:rPr>
+                          <w:rFonts w:ascii="TH SarabunIT๙" w:hAnsi="TH SarabunIT๙" w:cs="TH SarabunIT๙" w:hint="cs"/>
+                          <w:sz w:val="34"/>
+                          <w:szCs w:val="34"/>
+                          <w:cs/>
+                        </w:rPr>
+                        <w:t>ผู้อำนวยการสำนักงานประจำ</w:t>
+                      </w:r>
+                      <w:r>
                         <w:rPr>
                           <w:rFonts w:ascii="TH SarabunIT๙" w:hAnsi="TH SarabunIT๙" w:cs="TH SarabunIT๙"/>
                           <w:sz w:val="34"/>
                           <w:szCs w:val="34"/>
                           <w:cs/>
                         </w:rPr>
-                      </w:pPr>
+                        <w:t>ศาล</w:t>
+                      </w:r>
+                      <w:r>
+                        <w:rPr>
+                          <w:rFonts w:ascii="TH SarabunIT๙" w:hAnsi="TH SarabunIT๙" w:cs="TH SarabunIT๙" w:hint="cs"/>
+                          <w:sz w:val="34"/>
+                          <w:szCs w:val="34"/>
+                          <w:cs/>
+                        </w:rPr>
+                        <w:t>เยาวชนและครอบครัวจังหวัด</w:t>
+                      </w:r>
                       <w:r>
                         <w:rPr>
                           <w:rFonts w:ascii="TH SarabunIT๙" w:hAnsi="TH SarabunIT๙" w:cs="TH SarabunIT๙"/>
@@ -2543,82 +2486,10 @@
                           <w:szCs w:val="34"/>
                           <w:cs/>
                         </w:rPr>
-                        <w:t>ผู้</w:t>
-                      </w:r>
-                      <w:r>
-                        <w:rPr>
-                          <w:rFonts w:ascii="TH SarabunIT๙" w:hAnsi="TH SarabunIT๙" w:cs="TH SarabunIT๙"/>
-                          <w:sz w:val="34"/>
-                          <w:szCs w:val="34"/>
-                          <w:cs/>
-                        </w:rPr>
-                        <w:t>อำนวยการสำนักงานประจำศาล</w:t>
-                      </w:r>
-                      <w:r>
-                        <w:rPr>
-                          <w:rFonts w:ascii="TH SarabunIT๙" w:hAnsi="TH SarabunIT๙" w:cs="TH SarabunIT๙"/>
-                          <w:sz w:val="34"/>
-                          <w:szCs w:val="34"/>
-                          <w:cs/>
-                        </w:rPr>
-                        <w:t>เยาวชนและครอบครัวจังหวัด</w:t>
-                      </w:r>
-                      <w:r>
-                        <w:rPr>
-                          <w:rFonts w:ascii="TH SarabunIT๙" w:hAnsi="TH SarabunIT๙" w:cs="TH SarabunIT๙"/>
-                          <w:sz w:val="34"/>
-                          <w:szCs w:val="34"/>
-                          <w:cs/>
-                        </w:rPr>
                         <w:t>สุราษฎร์ธานี</w:t>
                       </w:r>
-                    </w:p>
-                    <w:p>
-                      <w:pPr>
-                        <w:jc w:val="center"/>
-                        <w:rPr>
-                          <w:rFonts w:ascii="TH SarabunIT๙" w:hAnsi="TH SarabunIT๙" w:cs="TH SarabunIT๙"/>
-                        </w:rPr>
-                      </w:pPr>
-                      <w:r>
-                        <w:rPr>
-                          <w:rFonts w:ascii="TH SarabunIT๙" w:hAnsi="TH SarabunIT๙" w:cs="TH SarabunIT๙"/>
-                          <w:cs/>
-                        </w:rPr>
-                        <w:t xml:space="preserve">วันที่ </w:t>
-                      </w:r>
-                      <w:r>
-                        <w:rPr>
-                          <w:rFonts w:ascii="TH SarabunIT๙" w:hAnsi="TH SarabunIT๙" w:cs="TH SarabunIT๙" w:hint="cs"/>
-                          <w:u w:val="dotted"/>
-                          <w:cs/>
-                        </w:rPr>
-                        <w:t xml:space="preserve">     </w:t>
-                      </w:r>
-                      <w:r>
-                        <w:rPr>
-                          <w:rFonts w:ascii="TH SarabunIT๙" w:hAnsi="TH SarabunIT๙" w:cs="TH SarabunIT๙"/>
-                          <w:sz w:val="34"/>
-                          <w:szCs w:val="34"/>
-                          <w:u w:val="dotted"/>
-                        </w:rPr>
-                        <w:t>18 มิถุนายน 2566</w:t>
-                      </w:r>
-                      <w:r>
-                        <w:rPr>
-                          <w:rFonts w:ascii="TH SarabunIT๙" w:hAnsi="TH SarabunIT๙" w:cs="TH SarabunIT๙"/>
-                          <w:sz w:val="34"/>
-                          <w:szCs w:val="34"/>
-                          <w:u w:val="dotted"/>
-                        </w:rPr>
-                        <w:t xml:space="preserve">       </w:t>
-                      </w:r>
-                      <w:r>
-                        <w:rPr>
-                          <w:rFonts w:ascii="TH SarabunIT๙" w:hAnsi="TH SarabunIT๙" w:cs="TH SarabunIT๙"/>
-                          <w:u w:val="dotted"/>
-                        </w:rPr>
-                        <w:t>.</w:t>
+                      <w:r>
+                        <w:t xml:space="preserve"> </w:t>
                       </w:r>
                     </w:p>
                   </w:txbxContent>
@@ -3180,29 +3051,6 @@
       <w:szCs w:val="36"/>
     </w:rPr>
   </w:style>
-  <w:style w:type="paragraph" w:styleId="3">
-    <w:name w:val="heading 3"/>
-    <w:basedOn w:val="a"/>
-    <w:next w:val="a"/>
-    <w:link w:val="30"/>
-    <w:uiPriority w:val="9"/>
-    <w:semiHidden/>
-    <w:unhideWhenUsed/>
-    <w:qFormat/>
-    <w:rsid w:val="008D50B0"/>
-    <w:pPr>
-      <w:keepNext/>
-      <w:keepLines/>
-      <w:spacing w:before="40"/>
-      <w:outlineLvl w:val="2"/>
-    </w:pPr>
-    <w:rPr>
-      <w:rFonts w:asciiTheme="majorHAnsi" w:eastAsiaTheme="majorEastAsia" w:hAnsiTheme="majorHAnsi" w:cstheme="majorBidi"/>
-      <w:color w:val="243F60" w:themeColor="accent1" w:themeShade="7F"/>
-      <w:sz w:val="24"/>
-      <w:szCs w:val="30"/>
-    </w:rPr>
-  </w:style>
   <w:style w:type="character" w:default="1" w:styleId="a0">
     <w:name w:val="Default Paragraph Font"/>
     <w:uiPriority w:val="1"/>
@@ -3266,20 +3114,6 @@
       <w:rFonts w:ascii="Tahoma" w:eastAsia="Cordia New" w:hAnsi="Tahoma" w:cs="Angsana New"/>
       <w:sz w:val="16"/>
       <w:szCs w:val="20"/>
-    </w:rPr>
-  </w:style>
-  <w:style w:type="character" w:customStyle="1" w:styleId="30">
-    <w:name w:val="หัวเรื่อง 3 อักขระ"/>
-    <w:basedOn w:val="a0"/>
-    <w:link w:val="3"/>
-    <w:uiPriority w:val="9"/>
-    <w:semiHidden/>
-    <w:rsid w:val="008D50B0"/>
-    <w:rPr>
-      <w:rFonts w:asciiTheme="majorHAnsi" w:eastAsiaTheme="majorEastAsia" w:hAnsiTheme="majorHAnsi" w:cstheme="majorBidi"/>
-      <w:color w:val="243F60" w:themeColor="accent1" w:themeShade="7F"/>
-      <w:sz w:val="24"/>
-      <w:szCs w:val="30"/>
     </w:rPr>
   </w:style>
 </w:styles>
